--- a/40_AWS/05_改修資料/KSM_AWS_MOD_015_改修指示書_MySQLバックアップ設定_ja_vi.docx
+++ b/40_AWS/05_改修資料/KSM_AWS_MOD_015_改修指示書_MySQLバックアップ設定_ja_vi.docx
@@ -80,7 +80,7 @@
           <w:sz w:val="24"/>
           <w:szCs w:val="24"/>
         </w:rPr>
-        <w:t xml:space="preserve">■ ① 文書情報</w:t>
+        <w:t xml:space="preserve">■ 文書情報</w:t>
       </w:r>
       <w:r>
         <w:br/>
@@ -1310,7 +1310,7 @@
           <w:sz w:val="24"/>
           <w:szCs w:val="24"/>
         </w:rPr>
-        <w:t xml:space="preserve">■ ② 改修概要</w:t>
+        <w:t xml:space="preserve">■ 改修概要</w:t>
       </w:r>
       <w:r>
         <w:br/>
@@ -1597,7 +1597,7 @@
           <w:sz w:val="24"/>
           <w:szCs w:val="24"/>
         </w:rPr>
-        <w:t xml:space="preserve">■ ④ 改修内容</w:t>
+        <w:t xml:space="preserve">■ 改修内容</w:t>
       </w:r>
       <w:r>
         <w:br/>
@@ -2748,204 +2748,6 @@
     </w:p>
     <w:p>
       <w:pPr>
-        <w:spacing w:before="100" w:after="100"/>
-      </w:pPr>
-      <w:r>
-        <w:rPr>
-          <w:rFonts w:ascii="BIZ UDPGothic" w:cs="BIZ UDPGothic" w:eastAsia="BIZ UDPGothic" w:hAnsi="BIZ UDPGothic"/>
-          <w:b/>
-          <w:bCs/>
-          <w:color w:val="C8102E"/>
-          <w:sz w:val="20"/>
-          <w:szCs w:val="20"/>
-        </w:rPr>
-        <w:t xml:space="preserve">■ 2. 承認 / Phê duyệt</w:t>
-      </w:r>
-    </w:p>
-    <w:p>
-      <w:pPr>
-        <w:spacing w:before="100" w:after="100"/>
-      </w:pPr>
-      <w:r>
-        <w:rPr>
-          <w:rFonts w:ascii="BIZ UDPGothic" w:cs="BIZ UDPGothic" w:eastAsia="BIZ UDPGothic" w:hAnsi="BIZ UDPGothic"/>
-          <w:color w:val="404040"/>
-          <w:sz w:val="18"/>
-          <w:szCs w:val="18"/>
-        </w:rPr>
-        <w:t xml:space="preserve">\-\-\-\-\-\-\-\-\-\-\-\-\-\-\--</w:t>
-      </w:r>
-    </w:p>
-    <w:p>
-      <w:pPr>
-        <w:spacing w:before="100" w:after="100"/>
-      </w:pPr>
-      <w:r>
-        <w:rPr>
-          <w:rFonts w:ascii="BIZ UDPGothic" w:cs="BIZ UDPGothic" w:eastAsia="BIZ UDPGothic" w:hAnsi="BIZ UDPGothic"/>
-          <w:color w:val="404040"/>
-          <w:sz w:val="18"/>
-          <w:szCs w:val="18"/>
-        </w:rPr>
-        <w:t xml:space="preserve">\-\-\-\-\-\-\-\-\-\-\-\-\-\-\-\-\-\-\-\-\-\-\-\-\-\-\-\-\-\-\-\-\-\-\-\-\-\-\-\-\-\-\-\-\-\-\-\-\-\-\-\-\--</w:t>
-      </w:r>
-    </w:p>
-    <w:p>
-      <w:pPr>
-        <w:spacing w:before="100" w:after="100"/>
-      </w:pPr>
-      <w:r>
-        <w:rPr>
-          <w:rFonts w:ascii="BIZ UDPGothic" w:cs="BIZ UDPGothic" w:eastAsia="BIZ UDPGothic" w:hAnsi="BIZ UDPGothic"/>
-          <w:color w:val="404040"/>
-          <w:sz w:val="18"/>
-          <w:szCs w:val="18"/>
-        </w:rPr>
-        <w:t xml:space="preserve">申請者 / Người</w:t>
-      </w:r>
-    </w:p>
-    <w:p>
-      <w:pPr>
-        <w:spacing w:before="100" w:after="100"/>
-      </w:pPr>
-      <w:r>
-        <w:rPr>
-          <w:rFonts w:ascii="BIZ UDPGothic" w:cs="BIZ UDPGothic" w:eastAsia="BIZ UDPGothic" w:hAnsi="BIZ UDPGothic"/>
-          <w:color w:val="404040"/>
-          <w:sz w:val="18"/>
-          <w:szCs w:val="18"/>
-        </w:rPr>
-        <w:t xml:space="preserve">đề xuất</w:t>
-      </w:r>
-    </w:p>
-    <w:p>
-      <w:pPr>
-        <w:spacing w:before="100" w:after="100"/>
-      </w:pPr>
-      <w:r>
-        <w:rPr>
-          <w:rFonts w:ascii="BIZ UDPGothic" w:cs="BIZ UDPGothic" w:eastAsia="BIZ UDPGothic" w:hAnsi="BIZ UDPGothic"/>
-          <w:color w:val="404040"/>
-          <w:sz w:val="18"/>
-          <w:szCs w:val="18"/>
-        </w:rPr>
-        <w:t xml:space="preserve">承認者 / Người</w:t>
-      </w:r>
-    </w:p>
-    <w:p>
-      <w:pPr>
-        <w:spacing w:before="100" w:after="100"/>
-      </w:pPr>
-      <w:r>
-        <w:rPr>
-          <w:rFonts w:ascii="BIZ UDPGothic" w:cs="BIZ UDPGothic" w:eastAsia="BIZ UDPGothic" w:hAnsi="BIZ UDPGothic"/>
-          <w:color w:val="404040"/>
-          <w:sz w:val="18"/>
-          <w:szCs w:val="18"/>
-        </w:rPr>
-        <w:t xml:space="preserve">phê duyệt</w:t>
-      </w:r>
-    </w:p>
-    <w:p>
-      <w:pPr>
-        <w:spacing w:before="100" w:after="100"/>
-      </w:pPr>
-      <w:r>
-        <w:rPr>
-          <w:rFonts w:ascii="BIZ UDPGothic" w:cs="BIZ UDPGothic" w:eastAsia="BIZ UDPGothic" w:hAnsi="BIZ UDPGothic"/>
-          <w:color w:val="404040"/>
-          <w:sz w:val="18"/>
-          <w:szCs w:val="18"/>
-        </w:rPr>
-        <w:t xml:space="preserve">実施者 / Người</w:t>
-      </w:r>
-    </w:p>
-    <w:p>
-      <w:pPr>
-        <w:spacing w:before="100" w:after="100"/>
-      </w:pPr>
-      <w:r>
-        <w:rPr>
-          <w:rFonts w:ascii="BIZ UDPGothic" w:cs="BIZ UDPGothic" w:eastAsia="BIZ UDPGothic" w:hAnsi="BIZ UDPGothic"/>
-          <w:color w:val="404040"/>
-          <w:sz w:val="18"/>
-          <w:szCs w:val="18"/>
-        </w:rPr>
-        <w:t xml:space="preserve">thực hiện</w:t>
-      </w:r>
-    </w:p>
-    <w:p>
-      <w:pPr>
-        <w:spacing w:before="100" w:after="100"/>
-      </w:pPr>
-      <w:r>
-        <w:rPr>
-          <w:rFonts w:ascii="BIZ UDPGothic" w:cs="BIZ UDPGothic" w:eastAsia="BIZ UDPGothic" w:hAnsi="BIZ UDPGothic"/>
-          <w:color w:val="404040"/>
-          <w:sz w:val="18"/>
-          <w:szCs w:val="18"/>
-        </w:rPr>
-        <w:t xml:space="preserve">完了確認 / Xác</w:t>
-      </w:r>
-    </w:p>
-    <w:p>
-      <w:pPr>
-        <w:spacing w:before="100" w:after="100"/>
-      </w:pPr>
-      <w:r>
-        <w:rPr>
-          <w:rFonts w:ascii="BIZ UDPGothic" w:cs="BIZ UDPGothic" w:eastAsia="BIZ UDPGothic" w:hAnsi="BIZ UDPGothic"/>
-          <w:color w:val="404040"/>
-          <w:sz w:val="18"/>
-          <w:szCs w:val="18"/>
-        </w:rPr>
-        <w:t xml:space="preserve">nhận hoàn</w:t>
-      </w:r>
-    </w:p>
-    <w:p>
-      <w:pPr>
-        <w:spacing w:before="100" w:after="100"/>
-      </w:pPr>
-      <w:r>
-        <w:rPr>
-          <w:rFonts w:ascii="BIZ UDPGothic" w:cs="BIZ UDPGothic" w:eastAsia="BIZ UDPGothic" w:hAnsi="BIZ UDPGothic"/>
-          <w:color w:val="404040"/>
-          <w:sz w:val="18"/>
-          <w:szCs w:val="18"/>
-        </w:rPr>
-        <w:t xml:space="preserve">thành</w:t>
-      </w:r>
-    </w:p>
-    <w:p>
-      <w:pPr>
-        <w:spacing w:before="100" w:after="100"/>
-      </w:pPr>
-      <w:r>
-        <w:rPr>
-          <w:rFonts w:ascii="BIZ UDPGothic" w:cs="BIZ UDPGothic" w:eastAsia="BIZ UDPGothic" w:hAnsi="BIZ UDPGothic"/>
-          <w:color w:val="404040"/>
-          <w:sz w:val="18"/>
-          <w:szCs w:val="18"/>
-        </w:rPr>
-        <w:t xml:space="preserve">\-\-\-\-\-\-\-\-\-\-\-\-\-\-\--</w:t>
-      </w:r>
-    </w:p>
-    <w:p>
-      <w:pPr>
-        <w:spacing w:before="100" w:after="100"/>
-      </w:pPr>
-      <w:r>
-        <w:rPr>
-          <w:rFonts w:ascii="BIZ UDPGothic" w:cs="BIZ UDPGothic" w:eastAsia="BIZ UDPGothic" w:hAnsi="BIZ UDPGothic"/>
-          <w:color w:val="404040"/>
-          <w:sz w:val="18"/>
-          <w:szCs w:val="18"/>
-        </w:rPr>
-        <w:t xml:space="preserve">\-\-\-\-\-\-\-\-\-\-\-\-\-\-\-\-\-\-\-\-\-\-\-\-\-\-\-\-\-\-\-\-\-\-\-\-\-\-\-\-\-\-\-\-\-\-\-\-\-\-\-\-\--</w:t>
-      </w:r>
-    </w:p>
-    <w:p>
-      <w:pPr>
         <w:pBdr>
           <w:left w:val="thick" w:color="C8102E" w:sz="20" w:space="6"/>
         </w:pBdr>
@@ -2960,7 +2762,7 @@
           <w:sz w:val="24"/>
           <w:szCs w:val="24"/>
         </w:rPr>
-        <w:t xml:space="preserve">■ ⑧ テスト手順・結果</w:t>
+        <w:t xml:space="preserve">■ テスト手順・結果</w:t>
       </w:r>
       <w:r>
         <w:br/>
@@ -3937,7 +3739,7 @@
           <w:sz w:val="24"/>
           <w:szCs w:val="24"/>
         </w:rPr>
-        <w:t xml:space="preserve">■ ⑨ 改廃履歴</w:t>
+        <w:t xml:space="preserve">■ 改廃履歴</w:t>
       </w:r>
       <w:r>
         <w:br/>

--- a/40_AWS/05_改修資料/KSM_AWS_MOD_015_改修指示書_MySQLバックアップ設定_ja_vi.docx
+++ b/40_AWS/05_改修資料/KSM_AWS_MOD_015_改修指示書_MySQLバックアップ設定_ja_vi.docx
@@ -1310,7 +1310,7 @@
           <w:sz w:val="24"/>
           <w:szCs w:val="24"/>
         </w:rPr>
-        <w:t xml:space="preserve">■ 改修概要</w:t>
+        <w:t xml:space="preserve">■ 1. 概要 /</w:t>
       </w:r>
       <w:r>
         <w:br/>
@@ -1324,263 +1324,360 @@
           <w:sz w:val="17"/>
           <w:szCs w:val="17"/>
         </w:rPr>
-        <w:t xml:space="preserve">　Tổng Quan Sửa Đổi</w:t>
-      </w:r>
-    </w:p>
-    <w:p>
-      <w:pPr>
-        <w:spacing w:before="100" w:after="100"/>
-      </w:pPr>
-      <w:r>
-        <w:rPr>
-          <w:rFonts w:ascii="BIZ UDPGothic" w:cs="BIZ UDPGothic" w:eastAsia="BIZ UDPGothic" w:hAnsi="BIZ UDPGothic"/>
-          <w:color w:val="404040"/>
-          <w:sz w:val="18"/>
-          <w:szCs w:val="18"/>
-        </w:rPr>
-        <w:t xml:space="preserve">o.         Tiêu đề                                    / Công sức スク */</w:t>
-      </w:r>
-    </w:p>
-    <w:p>
-      <w:pPr>
-        <w:spacing w:before="100" w:after="100"/>
-      </w:pPr>
-      <w:r>
-        <w:rPr>
-          <w:rFonts w:ascii="BIZ UDPGothic" w:cs="BIZ UDPGothic" w:eastAsia="BIZ UDPGothic" w:hAnsi="BIZ UDPGothic"/>
-          <w:color w:val="404040"/>
-          <w:sz w:val="18"/>
-          <w:szCs w:val="18"/>
-        </w:rPr>
-        <w:t xml:space="preserve">Rủi ro*</w:t>
-      </w:r>
-    </w:p>
-    <w:p>
-      <w:pPr>
-        <w:spacing w:before="100" w:after="100"/>
-      </w:pPr>
-      <w:r>
-        <w:rPr>
-          <w:rFonts w:ascii="BIZ UDPGothic" w:cs="BIZ UDPGothic" w:eastAsia="BIZ UDPGothic" w:hAnsi="BIZ UDPGothic"/>
-          <w:color w:val="404040"/>
-          <w:sz w:val="18"/>
-          <w:szCs w:val="18"/>
-        </w:rPr>
-        <w:t xml:space="preserve">1              MySQLバッ          自動バックアップ            0.5日 / 0.5    低 / Thấp</w:t>
-      </w:r>
-    </w:p>
-    <w:p>
-      <w:pPr>
-        <w:spacing w:before="100" w:after="100"/>
-      </w:pPr>
-      <w:r>
-        <w:rPr>
-          <w:rFonts w:ascii="BIZ UDPGothic" w:cs="BIZ UDPGothic" w:eastAsia="BIZ UDPGothic" w:hAnsi="BIZ UDPGothic"/>
-          <w:color w:val="404040"/>
-          <w:sz w:val="18"/>
-          <w:szCs w:val="18"/>
-        </w:rPr>
-        <w:t xml:space="preserve">クアップ設定変更 / 保持期間を1日→7日に延長し   ngày</w:t>
-      </w:r>
-    </w:p>
-    <w:p>
-      <w:pPr>
-        <w:spacing w:before="100" w:after="100"/>
-      </w:pPr>
-      <w:r>
-        <w:rPr>
-          <w:rFonts w:ascii="BIZ UDPGothic" w:cs="BIZ UDPGothic" w:eastAsia="BIZ UDPGothic" w:hAnsi="BIZ UDPGothic"/>
-          <w:color w:val="404040"/>
-          <w:sz w:val="18"/>
-          <w:szCs w:val="18"/>
-        </w:rPr>
-        <w:t xml:space="preserve">Thay đổi cài đặt   、毎時バックアップを追加 /</w:t>
-      </w:r>
-    </w:p>
-    <w:p>
-      <w:pPr>
-        <w:spacing w:before="100" w:after="100"/>
-      </w:pPr>
-      <w:r>
-        <w:rPr>
-          <w:rFonts w:ascii="BIZ UDPGothic" w:cs="BIZ UDPGothic" w:eastAsia="BIZ UDPGothic" w:hAnsi="BIZ UDPGothic"/>
-          <w:color w:val="404040"/>
-          <w:sz w:val="18"/>
-          <w:szCs w:val="18"/>
-        </w:rPr>
-        <w:t xml:space="preserve">backup MySQL       Tăng thời gian lưu trữ</w:t>
-      </w:r>
-    </w:p>
-    <w:p>
-      <w:pPr>
-        <w:spacing w:before="100" w:after="100"/>
-      </w:pPr>
-      <w:r>
-        <w:rPr>
-          <w:rFonts w:ascii="BIZ UDPGothic" w:cs="BIZ UDPGothic" w:eastAsia="BIZ UDPGothic" w:hAnsi="BIZ UDPGothic"/>
-          <w:color w:val="404040"/>
-          <w:sz w:val="18"/>
-          <w:szCs w:val="18"/>
-        </w:rPr>
-        <w:t xml:space="preserve">backup tự động từ 1 ngày</w:t>
-      </w:r>
-    </w:p>
-    <w:p>
-      <w:pPr>
-        <w:spacing w:before="100" w:after="100"/>
-      </w:pPr>
-      <w:r>
-        <w:rPr>
-          <w:rFonts w:ascii="BIZ UDPGothic" w:cs="BIZ UDPGothic" w:eastAsia="BIZ UDPGothic" w:hAnsi="BIZ UDPGothic"/>
-          <w:color w:val="404040"/>
-          <w:sz w:val="18"/>
-          <w:szCs w:val="18"/>
-        </w:rPr>
-        <w:t xml:space="preserve">lên 7 ngày và thêm backup</w:t>
-      </w:r>
-    </w:p>
-    <w:p>
-      <w:pPr>
-        <w:spacing w:before="100" w:after="100"/>
-      </w:pPr>
-      <w:r>
-        <w:rPr>
-          <w:rFonts w:ascii="BIZ UDPGothic" w:cs="BIZ UDPGothic" w:eastAsia="BIZ UDPGothic" w:hAnsi="BIZ UDPGothic"/>
-          <w:color w:val="404040"/>
-          <w:sz w:val="18"/>
-          <w:szCs w:val="18"/>
-        </w:rPr>
-        <w:t xml:space="preserve">hàng giờ</w:t>
-      </w:r>
-    </w:p>
-    <w:p>
-      <w:pPr>
-        <w:spacing w:before="100" w:after="100"/>
-      </w:pPr>
-      <w:r>
-        <w:rPr>
-          <w:rFonts w:ascii="BIZ UDPGothic" w:cs="BIZ UDPGothic" w:eastAsia="BIZ UDPGothic" w:hAnsi="BIZ UDPGothic"/>
-          <w:b/>
-          <w:bCs/>
-          <w:color w:val="C8102E"/>
-          <w:sz w:val="20"/>
-          <w:szCs w:val="20"/>
-        </w:rPr>
-        <w:t xml:space="preserve">■ 修正背景・目的 /</w:t>
-      </w:r>
-    </w:p>
-    <w:p>
-      <w:pPr>
-        <w:spacing w:before="100" w:after="100"/>
-      </w:pPr>
-      <w:r>
-        <w:rPr>
-          <w:rFonts w:ascii="BIZ UDPGothic" w:cs="BIZ UDPGothic" w:eastAsia="BIZ UDPGothic" w:hAnsi="BIZ UDPGothic"/>
-          <w:color w:val="404040"/>
-          <w:sz w:val="18"/>
-          <w:szCs w:val="18"/>
-        </w:rPr>
-        <w:t xml:space="preserve">現在のバックアップ設定では保持期間が1日のみであり、障害発生時に前日分のスナップショットしか復元できないリスクがある。</w:t>
-      </w:r>
-    </w:p>
-    <w:p>
-      <w:pPr>
-        <w:spacing w:before="100" w:after="100"/>
-      </w:pPr>
-      <w:r>
-        <w:rPr>
-          <w:rFonts w:ascii="BIZ UDPGothic" w:cs="BIZ UDPGothic" w:eastAsia="BIZ UDPGothic" w:hAnsi="BIZ UDPGothic"/>
-          <w:color w:val="404040"/>
-          <w:sz w:val="18"/>
-          <w:szCs w:val="18"/>
-        </w:rPr>
-        <w:t xml:space="preserve">Cài đặt backup hiện tại chỉ lưu trữ 1 ngày, khi xảy ra sự cố chỉ có thể</w:t>
-      </w:r>
-    </w:p>
-    <w:p>
-      <w:pPr>
-        <w:spacing w:before="100" w:after="100"/>
-      </w:pPr>
-      <w:r>
-        <w:rPr>
-          <w:rFonts w:ascii="BIZ UDPGothic" w:cs="BIZ UDPGothic" w:eastAsia="BIZ UDPGothic" w:hAnsi="BIZ UDPGothic"/>
-          <w:color w:val="404040"/>
-          <w:sz w:val="18"/>
-          <w:szCs w:val="18"/>
-        </w:rPr>
-        <w:t xml:space="preserve">khôi phục snapshot của ngày hôm trước.</w:t>
-      </w:r>
-    </w:p>
-    <w:p>
-      <w:pPr>
-        <w:spacing w:before="100" w:after="100"/>
-      </w:pPr>
-      <w:r>
-        <w:rPr>
-          <w:rFonts w:ascii="BIZ UDPGothic" w:cs="BIZ UDPGothic" w:eastAsia="BIZ UDPGothic" w:hAnsi="BIZ UDPGothic"/>
-          <w:color w:val="404040"/>
-          <w:sz w:val="18"/>
-          <w:szCs w:val="18"/>
-        </w:rPr>
-        <w:t xml:space="preserve">【2026-03-11 STG調査で確認 / Xác nhận qua điều tra STG ngày 2026-03-11】</w:t>
-      </w:r>
-    </w:p>
-    <w:p>
-      <w:pPr>
-        <w:spacing w:before="100" w:after="100"/>
-      </w:pPr>
-      <w:r>
-        <w:rPr>
-          <w:rFonts w:ascii="BIZ UDPGothic" w:cs="BIZ UDPGothic" w:eastAsia="BIZ UDPGothic" w:hAnsi="BIZ UDPGothic"/>
-          <w:color w:val="404040"/>
-          <w:sz w:val="18"/>
-          <w:szCs w:val="18"/>
-        </w:rPr>
-        <w:t xml:space="preserve">STG環境（ksm-posstg-db-cluster /</w:t>
-      </w:r>
-    </w:p>
-    <w:p>
-      <w:pPr>
-        <w:spacing w:before="100" w:after="100"/>
-      </w:pPr>
-      <w:r>
-        <w:rPr>
-          <w:rFonts w:ascii="BIZ UDPGothic" w:cs="BIZ UDPGothic" w:eastAsia="BIZ UDPGothic" w:hAnsi="BIZ UDPGothic"/>
-          <w:color w:val="404040"/>
-          <w:sz w:val="18"/>
-          <w:szCs w:val="18"/>
-        </w:rPr>
-        <w:t xml:space="preserve">ksm-posstg-db-cluster-replica）も同様にバックアップ保持期間が1日のみ。PRD/STG両環境で対応が必要。</w:t>
-      </w:r>
-    </w:p>
-    <w:p>
-      <w:pPr>
-        <w:spacing w:before="100" w:after="100"/>
-      </w:pPr>
-      <w:r>
-        <w:rPr>
-          <w:rFonts w:ascii="BIZ UDPGothic" w:cs="BIZ UDPGothic" w:eastAsia="BIZ UDPGothic" w:hAnsi="BIZ UDPGothic"/>
-          <w:color w:val="404040"/>
-          <w:sz w:val="18"/>
-          <w:szCs w:val="18"/>
-        </w:rPr>
-        <w:t xml:space="preserve">Môi trường STG cũng chỉ lưu trữ backup 1 ngày. Cần xử lý cả hai môi</w:t>
-      </w:r>
-    </w:p>
-    <w:p>
-      <w:pPr>
-        <w:spacing w:before="100" w:after="100"/>
-      </w:pPr>
-      <w:r>
-        <w:rPr>
-          <w:rFonts w:ascii="BIZ UDPGothic" w:cs="BIZ UDPGothic" w:eastAsia="BIZ UDPGothic" w:hAnsi="BIZ UDPGothic"/>
-          <w:color w:val="404040"/>
-          <w:sz w:val="18"/>
-          <w:szCs w:val="18"/>
-        </w:rPr>
-        <w:t xml:space="preserve">trường PRD/STG.</w:t>
-      </w:r>
-    </w:p>
+        <w:t xml:space="preserve">　Tổng</w:t>
+      </w:r>
+    </w:p>
+    <w:tbl>
+      <w:tblPr>
+        <w:tblW w:type="dxa" w:w="9506"/>
+        <w:tblBorders>
+          <w:top w:val="single" w:color="CCCCCC" w:sz="4"/>
+          <w:left w:val="single" w:color="CCCCCC" w:sz="4"/>
+          <w:bottom w:val="single" w:color="CCCCCC" w:sz="4"/>
+          <w:right w:val="single" w:color="CCCCCC" w:sz="4"/>
+          <w:insideH w:val="single" w:color="auto" w:sz="4"/>
+          <w:insideV w:val="single" w:color="auto" w:sz="4"/>
+        </w:tblBorders>
+      </w:tblPr>
+      <w:tblGrid>
+        <w:gridCol w:w="1901"/>
+        <w:gridCol w:w="1901"/>
+        <w:gridCol w:w="1901"/>
+        <w:gridCol w:w="1901"/>
+        <w:gridCol w:w="1902"/>
+      </w:tblGrid>
+      <w:tr>
+        <w:trPr>
+          <w:cantSplit/>
+          <w:tblHeader/>
+        </w:trPr>
+        <w:tc>
+          <w:tcPr>
+            <w:tcW w:type="dxa" w:w="1901"/>
+            <w:tcBorders>
+              <w:top w:val="single" w:color="CCCCCC" w:sz="4"/>
+              <w:left w:val="single" w:color="CCCCCC" w:sz="4"/>
+              <w:bottom w:val="single" w:color="CCCCCC" w:sz="4"/>
+              <w:right w:val="single" w:color="CCCCCC" w:sz="4"/>
+            </w:tcBorders>
+            <w:shd w:fill="E8E8E8" w:val="clear"/>
+            <w:tcMar>
+              <w:top w:type="dxa" w:w="80"/>
+              <w:left w:type="dxa" w:w="120"/>
+              <w:bottom w:type="dxa" w:w="80"/>
+              <w:right w:type="dxa" w:w="120"/>
+            </w:tcMar>
+          </w:tcPr>
+          <w:p>
+            <w:pPr>
+              <w:spacing w:before="0" w:after="0"/>
+            </w:pPr>
+            <w:r>
+              <w:rPr>
+                <w:rFonts w:ascii="BIZ UDPGothic" w:cs="BIZ UDPGothic" w:eastAsia="BIZ UDPGothic" w:hAnsi="BIZ UDPGothic"/>
+                <w:color w:val="404040"/>
+                <w:sz w:val="18"/>
+                <w:szCs w:val="18"/>
+              </w:rPr>
+              <w:t xml:space="preserve">o.</w:t>
+            </w:r>
+          </w:p>
+        </w:tc>
+        <w:tc>
+          <w:tcPr>
+            <w:tcW w:type="dxa" w:w="1901"/>
+            <w:tcBorders>
+              <w:top w:val="single" w:color="CCCCCC" w:sz="4"/>
+              <w:left w:val="single" w:color="CCCCCC" w:sz="4"/>
+              <w:bottom w:val="single" w:color="CCCCCC" w:sz="4"/>
+              <w:right w:val="single" w:color="CCCCCC" w:sz="4"/>
+            </w:tcBorders>
+            <w:shd w:fill="E8E8E8" w:val="clear"/>
+            <w:tcMar>
+              <w:top w:type="dxa" w:w="80"/>
+              <w:left w:type="dxa" w:w="120"/>
+              <w:bottom w:type="dxa" w:w="80"/>
+              <w:right w:type="dxa" w:w="120"/>
+            </w:tcMar>
+          </w:tcPr>
+          <w:p>
+            <w:pPr>
+              <w:spacing w:before="0" w:after="0"/>
+            </w:pPr>
+            <w:r>
+              <w:rPr>
+                <w:rFonts w:ascii="BIZ UDPGothic" w:cs="BIZ UDPGothic" w:eastAsia="BIZ UDPGothic" w:hAnsi="BIZ UDPGothic"/>
+                <w:color w:val="404040"/>
+                <w:sz w:val="18"/>
+                <w:szCs w:val="18"/>
+              </w:rPr>
+              <w:t xml:space="preserve">Tiêu đề</w:t>
+            </w:r>
+          </w:p>
+        </w:tc>
+        <w:tc>
+          <w:tcPr>
+            <w:tcW w:type="dxa" w:w="1901"/>
+            <w:tcBorders>
+              <w:top w:val="single" w:color="CCCCCC" w:sz="4"/>
+              <w:left w:val="single" w:color="CCCCCC" w:sz="4"/>
+              <w:bottom w:val="single" w:color="CCCCCC" w:sz="4"/>
+              <w:right w:val="single" w:color="CCCCCC" w:sz="4"/>
+            </w:tcBorders>
+            <w:shd w:fill="E8E8E8" w:val="clear"/>
+            <w:tcMar>
+              <w:top w:type="dxa" w:w="80"/>
+              <w:left w:type="dxa" w:w="120"/>
+              <w:bottom w:type="dxa" w:w="80"/>
+              <w:right w:type="dxa" w:w="120"/>
+            </w:tcMar>
+          </w:tcPr>
+          <w:p>
+            <w:pPr>
+              <w:spacing w:before="0" w:after="0"/>
+            </w:pPr>
+            <w:r>
+              <w:rPr>
+                <w:rFonts w:ascii="BIZ UDPGothic" w:cs="BIZ UDPGothic" w:eastAsia="BIZ UDPGothic" w:hAnsi="BIZ UDPGothic"/>
+                <w:color w:val="404040"/>
+                <w:sz w:val="18"/>
+                <w:szCs w:val="18"/>
+              </w:rPr>
+              <w:t xml:space="preserve"/>
+            </w:r>
+          </w:p>
+        </w:tc>
+        <w:tc>
+          <w:tcPr>
+            <w:tcW w:type="dxa" w:w="1901"/>
+            <w:tcBorders>
+              <w:top w:val="single" w:color="CCCCCC" w:sz="4"/>
+              <w:left w:val="single" w:color="CCCCCC" w:sz="4"/>
+              <w:bottom w:val="single" w:color="CCCCCC" w:sz="4"/>
+              <w:right w:val="single" w:color="CCCCCC" w:sz="4"/>
+            </w:tcBorders>
+            <w:shd w:fill="E8E8E8" w:val="clear"/>
+            <w:tcMar>
+              <w:top w:type="dxa" w:w="80"/>
+              <w:left w:type="dxa" w:w="120"/>
+              <w:bottom w:type="dxa" w:w="80"/>
+              <w:right w:type="dxa" w:w="120"/>
+            </w:tcMar>
+          </w:tcPr>
+          <w:p>
+            <w:pPr>
+              <w:spacing w:before="0" w:after="0"/>
+            </w:pPr>
+            <w:r>
+              <w:rPr>
+                <w:rFonts w:ascii="BIZ UDPGothic" w:cs="BIZ UDPGothic" w:eastAsia="BIZ UDPGothic" w:hAnsi="BIZ UDPGothic"/>
+                <w:color w:val="404040"/>
+                <w:sz w:val="18"/>
+                <w:szCs w:val="18"/>
+              </w:rPr>
+              <w:t xml:space="preserve">/ Công sức</w:t>
+            </w:r>
+          </w:p>
+        </w:tc>
+        <w:tc>
+          <w:tcPr>
+            <w:tcW w:type="dxa" w:w="1902"/>
+            <w:tcBorders>
+              <w:top w:val="single" w:color="CCCCCC" w:sz="4"/>
+              <w:left w:val="single" w:color="CCCCCC" w:sz="4"/>
+              <w:bottom w:val="single" w:color="CCCCCC" w:sz="4"/>
+              <w:right w:val="single" w:color="CCCCCC" w:sz="4"/>
+            </w:tcBorders>
+            <w:shd w:fill="E8E8E8" w:val="clear"/>
+            <w:tcMar>
+              <w:top w:type="dxa" w:w="80"/>
+              <w:left w:type="dxa" w:w="120"/>
+              <w:bottom w:type="dxa" w:w="80"/>
+              <w:right w:type="dxa" w:w="120"/>
+            </w:tcMar>
+          </w:tcPr>
+          <w:p>
+            <w:pPr>
+              <w:spacing w:before="0" w:after="0"/>
+            </w:pPr>
+            <w:r>
+              <w:rPr>
+                <w:rFonts w:ascii="BIZ UDPGothic" w:cs="BIZ UDPGothic" w:eastAsia="BIZ UDPGothic" w:hAnsi="BIZ UDPGothic"/>
+                <w:color w:val="404040"/>
+                <w:sz w:val="18"/>
+                <w:szCs w:val="18"/>
+              </w:rPr>
+              <w:t xml:space="preserve">スク / Rủi ro</w:t>
+            </w:r>
+          </w:p>
+        </w:tc>
+      </w:tr>
+      <w:tr>
+        <w:trPr>
+          <w:cantSplit/>
+        </w:trPr>
+        <w:tc>
+          <w:tcPr>
+            <w:tcW w:type="dxa" w:w="1901"/>
+            <w:tcBorders>
+              <w:top w:val="single" w:color="CCCCCC" w:sz="4"/>
+              <w:left w:val="single" w:color="CCCCCC" w:sz="4"/>
+              <w:bottom w:val="single" w:color="CCCCCC" w:sz="4"/>
+              <w:right w:val="single" w:color="CCCCCC" w:sz="4"/>
+            </w:tcBorders>
+            <w:shd w:fill="FFFFFF" w:val="clear"/>
+            <w:tcMar>
+              <w:top w:type="dxa" w:w="80"/>
+              <w:left w:type="dxa" w:w="120"/>
+              <w:bottom w:type="dxa" w:w="80"/>
+              <w:right w:type="dxa" w:w="120"/>
+            </w:tcMar>
+          </w:tcPr>
+          <w:p>
+            <w:pPr>
+              <w:spacing w:before="0" w:after="0"/>
+            </w:pPr>
+            <w:r>
+              <w:rPr>
+                <w:rFonts w:ascii="BIZ UDPGothic" w:cs="BIZ UDPGothic" w:eastAsia="BIZ UDPGothic" w:hAnsi="BIZ UDPGothic"/>
+                <w:color w:val="404040"/>
+                <w:sz w:val="18"/>
+                <w:szCs w:val="18"/>
+              </w:rPr>
+              <w:t xml:space="preserve">1</w:t>
+            </w:r>
+          </w:p>
+        </w:tc>
+        <w:tc>
+          <w:tcPr>
+            <w:tcW w:type="dxa" w:w="1901"/>
+            <w:tcBorders>
+              <w:top w:val="single" w:color="CCCCCC" w:sz="4"/>
+              <w:left w:val="single" w:color="CCCCCC" w:sz="4"/>
+              <w:bottom w:val="single" w:color="CCCCCC" w:sz="4"/>
+              <w:right w:val="single" w:color="CCCCCC" w:sz="4"/>
+            </w:tcBorders>
+            <w:shd w:fill="FFFFFF" w:val="clear"/>
+            <w:tcMar>
+              <w:top w:type="dxa" w:w="80"/>
+              <w:left w:type="dxa" w:w="120"/>
+              <w:bottom w:type="dxa" w:w="80"/>
+              <w:right w:type="dxa" w:w="120"/>
+            </w:tcMar>
+          </w:tcPr>
+          <w:p>
+            <w:pPr>
+              <w:spacing w:before="0" w:after="0"/>
+            </w:pPr>
+            <w:r>
+              <w:rPr>
+                <w:rFonts w:ascii="BIZ UDPGothic" w:cs="BIZ UDPGothic" w:eastAsia="BIZ UDPGothic" w:hAnsi="BIZ UDPGothic"/>
+                <w:color w:val="404040"/>
+                <w:sz w:val="18"/>
+                <w:szCs w:val="18"/>
+              </w:rPr>
+              <w:t xml:space="preserve">MySQLバッ クアップ設定変更 / Thay đổi cài đặt backup MySQL</w:t>
+            </w:r>
+          </w:p>
+        </w:tc>
+        <w:tc>
+          <w:tcPr>
+            <w:tcW w:type="dxa" w:w="1901"/>
+            <w:tcBorders>
+              <w:top w:val="single" w:color="CCCCCC" w:sz="4"/>
+              <w:left w:val="single" w:color="CCCCCC" w:sz="4"/>
+              <w:bottom w:val="single" w:color="CCCCCC" w:sz="4"/>
+              <w:right w:val="single" w:color="CCCCCC" w:sz="4"/>
+            </w:tcBorders>
+            <w:shd w:fill="FFFFFF" w:val="clear"/>
+            <w:tcMar>
+              <w:top w:type="dxa" w:w="80"/>
+              <w:left w:type="dxa" w:w="120"/>
+              <w:bottom w:type="dxa" w:w="80"/>
+              <w:right w:type="dxa" w:w="120"/>
+            </w:tcMar>
+          </w:tcPr>
+          <w:p>
+            <w:pPr>
+              <w:spacing w:before="0" w:after="0"/>
+            </w:pPr>
+            <w:r>
+              <w:rPr>
+                <w:rFonts w:ascii="BIZ UDPGothic" w:cs="BIZ UDPGothic" w:eastAsia="BIZ UDPGothic" w:hAnsi="BIZ UDPGothic"/>
+                <w:color w:val="404040"/>
+                <w:sz w:val="18"/>
+                <w:szCs w:val="18"/>
+              </w:rPr>
+              <w:t xml:space="preserve">自動バックアップ 保持期間を1日→7日に延長し 、毎時バックアップを追加 / Tăng thời gian lưu trữ backup tự động từ 1 ngày lên 7 ngày và thêm backup hàng giờ</w:t>
+            </w:r>
+          </w:p>
+        </w:tc>
+        <w:tc>
+          <w:tcPr>
+            <w:tcW w:type="dxa" w:w="1901"/>
+            <w:tcBorders>
+              <w:top w:val="single" w:color="CCCCCC" w:sz="4"/>
+              <w:left w:val="single" w:color="CCCCCC" w:sz="4"/>
+              <w:bottom w:val="single" w:color="CCCCCC" w:sz="4"/>
+              <w:right w:val="single" w:color="CCCCCC" w:sz="4"/>
+            </w:tcBorders>
+            <w:shd w:fill="FFFFFF" w:val="clear"/>
+            <w:tcMar>
+              <w:top w:type="dxa" w:w="80"/>
+              <w:left w:type="dxa" w:w="120"/>
+              <w:bottom w:type="dxa" w:w="80"/>
+              <w:right w:type="dxa" w:w="120"/>
+            </w:tcMar>
+          </w:tcPr>
+          <w:p>
+            <w:pPr>
+              <w:spacing w:before="0" w:after="0"/>
+            </w:pPr>
+            <w:r>
+              <w:rPr>
+                <w:rFonts w:ascii="BIZ UDPGothic" w:cs="BIZ UDPGothic" w:eastAsia="BIZ UDPGothic" w:hAnsi="BIZ UDPGothic"/>
+                <w:color w:val="404040"/>
+                <w:sz w:val="18"/>
+                <w:szCs w:val="18"/>
+              </w:rPr>
+              <w:t xml:space="preserve">0.5日 / 0.5 ngày</w:t>
+            </w:r>
+          </w:p>
+        </w:tc>
+        <w:tc>
+          <w:tcPr>
+            <w:tcW w:type="dxa" w:w="1902"/>
+            <w:tcBorders>
+              <w:top w:val="single" w:color="CCCCCC" w:sz="4"/>
+              <w:left w:val="single" w:color="CCCCCC" w:sz="4"/>
+              <w:bottom w:val="single" w:color="CCCCCC" w:sz="4"/>
+              <w:right w:val="single" w:color="CCCCCC" w:sz="4"/>
+            </w:tcBorders>
+            <w:shd w:fill="FFFFFF" w:val="clear"/>
+            <w:tcMar>
+              <w:top w:type="dxa" w:w="80"/>
+              <w:left w:type="dxa" w:w="120"/>
+              <w:bottom w:type="dxa" w:w="80"/>
+              <w:right w:type="dxa" w:w="120"/>
+            </w:tcMar>
+          </w:tcPr>
+          <w:p>
+            <w:pPr>
+              <w:spacing w:before="0" w:after="0"/>
+            </w:pPr>
+            <w:r>
+              <w:rPr>
+                <w:rFonts w:ascii="BIZ UDPGothic" w:cs="BIZ UDPGothic" w:eastAsia="BIZ UDPGothic" w:hAnsi="BIZ UDPGothic"/>
+                <w:color w:val="404040"/>
+                <w:sz w:val="18"/>
+                <w:szCs w:val="18"/>
+              </w:rPr>
+              <w:t xml:space="preserve">低 / Thấp</w:t>
+            </w:r>
+          </w:p>
+        </w:tc>
+      </w:tr>
+    </w:tbl>
     <w:p>
       <w:pPr>
         <w:pBdr>
@@ -1597,7 +1694,7 @@
           <w:sz w:val="24"/>
           <w:szCs w:val="24"/>
         </w:rPr>
-        <w:t xml:space="preserve">■ 改修内容</w:t>
+        <w:t xml:space="preserve">■ No.1 MySQLバックアップ設定変更 /</w:t>
       </w:r>
       <w:r>
         <w:br/>
@@ -1611,1139 +1708,7 @@
           <w:sz w:val="17"/>
           <w:szCs w:val="17"/>
         </w:rPr>
-        <w:t xml:space="preserve">　Nội Dung Sửa Đổi</w:t>
-      </w:r>
-    </w:p>
-    <w:p>
-      <w:pPr>
-        <w:spacing w:before="100" w:after="100"/>
-      </w:pPr>
-      <w:r>
-        <w:rPr>
-          <w:rFonts w:ascii="BIZ UDPGothic" w:cs="BIZ UDPGothic" w:eastAsia="BIZ UDPGothic" w:hAnsi="BIZ UDPGothic"/>
-          <w:b/>
-          <w:bCs/>
-          <w:color w:val="C8102E"/>
-          <w:sz w:val="20"/>
-          <w:szCs w:val="20"/>
-        </w:rPr>
-        <w:t xml:space="preserve">■ No.1 MySQLバックアップ設定変更 /</w:t>
-      </w:r>
-    </w:p>
-    <w:p>
-      <w:pPr>
-        <w:spacing w:before="100" w:after="100"/>
-      </w:pPr>
-      <w:r>
-        <w:rPr>
-          <w:rFonts w:ascii="BIZ UDPGothic" w:cs="BIZ UDPGothic" w:eastAsia="BIZ UDPGothic" w:hAnsi="BIZ UDPGothic"/>
-          <w:b/>
-          <w:bCs/>
-          <w:color w:val="C8102E"/>
-          <w:sz w:val="20"/>
-          <w:szCs w:val="20"/>
-        </w:rPr>
-        <w:t xml:space="preserve">■ 現状設定 / Cài đặt hiện tại</w:t>
-      </w:r>
-    </w:p>
-    <w:p>
-      <w:pPr>
-        <w:spacing w:before="100" w:after="100"/>
-      </w:pPr>
-      <w:r>
-        <w:rPr>
-          <w:rFonts w:ascii="BIZ UDPGothic" w:cs="BIZ UDPGothic" w:eastAsia="BIZ UDPGothic" w:hAnsi="BIZ UDPGothic"/>
-          <w:color w:val="404040"/>
-          <w:sz w:val="18"/>
-          <w:szCs w:val="18"/>
-        </w:rPr>
-        <w:t xml:space="preserve">動バックアッ プ保持期間 lưu       1日 */ 1 ngày*</w:t>
-      </w:r>
-    </w:p>
-    <w:p>
-      <w:pPr>
-        <w:spacing w:before="100" w:after="100"/>
-      </w:pPr>
-      <w:r>
-        <w:rPr>
-          <w:rFonts w:ascii="BIZ UDPGothic" w:cs="BIZ UDPGothic" w:eastAsia="BIZ UDPGothic" w:hAnsi="BIZ UDPGothic"/>
-          <w:color w:val="404040"/>
-          <w:sz w:val="18"/>
-          <w:szCs w:val="18"/>
-        </w:rPr>
-        <w:t xml:space="preserve">backup tự động</w:t>
-      </w:r>
-    </w:p>
-    <w:p>
-      <w:pPr>
-        <w:spacing w:before="100" w:after="100"/>
-      </w:pPr>
-      <w:r>
-        <w:rPr>
-          <w:rFonts w:ascii="BIZ UDPGothic" w:cs="BIZ UDPGothic" w:eastAsia="BIZ UDPGothic" w:hAnsi="BIZ UDPGothic"/>
-          <w:color w:val="404040"/>
-          <w:sz w:val="18"/>
-          <w:szCs w:val="18"/>
-        </w:rPr>
-        <w:t xml:space="preserve">プ取得頻度 backup                   Aurora自動バックアップ（1日1回、15:00-15:30</w:t>
-      </w:r>
-    </w:p>
-    <w:p>
-      <w:pPr>
-        <w:spacing w:before="100" w:after="100"/>
-      </w:pPr>
-      <w:r>
-        <w:rPr>
-          <w:rFonts w:ascii="BIZ UDPGothic" w:cs="BIZ UDPGothic" w:eastAsia="BIZ UDPGothic" w:hAnsi="BIZ UDPGothic"/>
-          <w:color w:val="404040"/>
-          <w:sz w:val="18"/>
-          <w:szCs w:val="18"/>
-        </w:rPr>
-        <w:t xml:space="preserve">UTC） / Backup tự động Aurora (1 lần/ngày,</w:t>
-      </w:r>
-    </w:p>
-    <w:p>
-      <w:pPr>
-        <w:spacing w:before="100" w:after="100"/>
-      </w:pPr>
-      <w:r>
-        <w:rPr>
-          <w:rFonts w:ascii="BIZ UDPGothic" w:cs="BIZ UDPGothic" w:eastAsia="BIZ UDPGothic" w:hAnsi="BIZ UDPGothic"/>
-          <w:color w:val="404040"/>
-          <w:sz w:val="18"/>
-          <w:szCs w:val="18"/>
-        </w:rPr>
-        <w:t xml:space="preserve">15:00-15:30 UTC)</w:t>
-      </w:r>
-    </w:p>
-    <w:p>
-      <w:pPr>
-        <w:spacing w:before="100" w:after="100"/>
-      </w:pPr>
-      <w:r>
-        <w:rPr>
-          <w:rFonts w:ascii="BIZ UDPGothic" w:cs="BIZ UDPGothic" w:eastAsia="BIZ UDPGothic" w:hAnsi="BIZ UDPGothic"/>
-          <w:color w:val="404040"/>
-          <w:sz w:val="18"/>
-          <w:szCs w:val="18"/>
-        </w:rPr>
-        <w:t xml:space="preserve">ックアップ theo giờ                 なし / Không có</w:t>
-      </w:r>
-    </w:p>
-    <w:p>
-      <w:pPr>
-        <w:spacing w:before="100" w:after="100"/>
-      </w:pPr>
-      <w:r>
-        <w:rPr>
-          <w:rFonts w:ascii="BIZ UDPGothic" w:cs="BIZ UDPGothic" w:eastAsia="BIZ UDPGothic" w:hAnsi="BIZ UDPGothic"/>
-          <w:color w:val="404040"/>
-          <w:sz w:val="18"/>
-          <w:szCs w:val="18"/>
-        </w:rPr>
-        <w:t xml:space="preserve">Backup                              未設定 / Chưa cài đặt</w:t>
-      </w:r>
-    </w:p>
-    <w:p>
-      <w:pPr>
-        <w:spacing w:before="100" w:after="100"/>
-      </w:pPr>
-      <w:r>
-        <w:rPr>
-          <w:rFonts w:ascii="BIZ UDPGothic" w:cs="BIZ UDPGothic" w:eastAsia="BIZ UDPGothic" w:hAnsi="BIZ UDPGothic"/>
-          <w:color w:val="404040"/>
-          <w:sz w:val="18"/>
-          <w:szCs w:val="18"/>
-        </w:rPr>
-        <w:t xml:space="preserve">期スナップシ ョット保持 snapshot    なし / Không có</w:t>
-      </w:r>
-    </w:p>
-    <w:p>
-      <w:pPr>
-        <w:spacing w:before="100" w:after="100"/>
-      </w:pPr>
-      <w:r>
-        <w:rPr>
-          <w:rFonts w:ascii="BIZ UDPGothic" w:cs="BIZ UDPGothic" w:eastAsia="BIZ UDPGothic" w:hAnsi="BIZ UDPGothic"/>
-          <w:color w:val="404040"/>
-          <w:sz w:val="18"/>
-          <w:szCs w:val="18"/>
-        </w:rPr>
-        <w:t xml:space="preserve">dài hạn</w:t>
-      </w:r>
-    </w:p>
-    <w:p>
-      <w:pPr>
-        <w:spacing w:before="100" w:after="100"/>
-      </w:pPr>
-      <w:r>
-        <w:rPr>
-          <w:rFonts w:ascii="BIZ UDPGothic" w:cs="BIZ UDPGothic" w:eastAsia="BIZ UDPGothic" w:hAnsi="BIZ UDPGothic"/>
-          <w:b/>
-          <w:bCs/>
-          <w:color w:val="C8102E"/>
-          <w:sz w:val="20"/>
-          <w:szCs w:val="20"/>
-        </w:rPr>
-        <w:t xml:space="preserve">■ 修正後の設定 / Cài đặt sau chỉnh sửa</w:t>
-      </w:r>
-    </w:p>
-    <w:p>
-      <w:pPr>
-        <w:spacing w:before="100" w:after="100"/>
-      </w:pPr>
-      <w:r>
-        <w:rPr>
-          <w:rFonts w:ascii="BIZ UDPGothic" w:cs="BIZ UDPGothic" w:eastAsia="BIZ UDPGothic" w:hAnsi="BIZ UDPGothic"/>
-          <w:color w:val="404040"/>
-          <w:sz w:val="18"/>
-          <w:szCs w:val="18"/>
-        </w:rPr>
-        <w:t xml:space="preserve">3-1. 毎時バックアップ（AWS Backup） / Backup theo giờ</w:t>
-      </w:r>
-    </w:p>
-    <w:p>
-      <w:pPr>
-        <w:spacing w:before="100" w:after="100"/>
-      </w:pPr>
-      <w:r>
-        <w:rPr>
-          <w:rFonts w:ascii="BIZ UDPGothic" w:cs="BIZ UDPGothic" w:eastAsia="BIZ UDPGothic" w:hAnsi="BIZ UDPGothic"/>
-          <w:color w:val="404040"/>
-          <w:sz w:val="18"/>
-          <w:szCs w:val="18"/>
-        </w:rPr>
-        <w:t xml:space="preserve">アップ頻度 backup               1時間ごと */ Mỗi 1 giờ*</w:t>
-      </w:r>
-    </w:p>
-    <w:p>
-      <w:pPr>
-        <w:spacing w:before="100" w:after="100"/>
-      </w:pPr>
-      <w:r>
-        <w:rPr>
-          <w:rFonts w:ascii="BIZ UDPGothic" w:cs="BIZ UDPGothic" w:eastAsia="BIZ UDPGothic" w:hAnsi="BIZ UDPGothic"/>
-          <w:color w:val="404040"/>
-          <w:sz w:val="18"/>
-          <w:szCs w:val="18"/>
-        </w:rPr>
-        <w:t xml:space="preserve">lưu trữ                             25時間 / 25 giờ</w:t>
-      </w:r>
-    </w:p>
-    <w:p>
-      <w:pPr>
-        <w:spacing w:before="100" w:after="100"/>
-      </w:pPr>
-      <w:r>
-        <w:rPr>
-          <w:rFonts w:ascii="BIZ UDPGothic" w:cs="BIZ UDPGothic" w:eastAsia="BIZ UDPGothic" w:hAnsi="BIZ UDPGothic"/>
-          <w:color w:val="404040"/>
-          <w:sz w:val="18"/>
-          <w:szCs w:val="18"/>
-        </w:rPr>
-        <w:t xml:space="preserve">tượng                               ksm-posprd-db-cluster</w:t>
-      </w:r>
-    </w:p>
-    <w:p>
-      <w:pPr>
-        <w:spacing w:before="100" w:after="100"/>
-      </w:pPr>
-      <w:r>
-        <w:rPr>
-          <w:rFonts w:ascii="BIZ UDPGothic" w:cs="BIZ UDPGothic" w:eastAsia="BIZ UDPGothic" w:hAnsi="BIZ UDPGothic"/>
-          <w:color w:val="404040"/>
-          <w:sz w:val="18"/>
-          <w:szCs w:val="18"/>
-        </w:rPr>
-        <w:t xml:space="preserve">ウィンドウ backup                   毎時0分 / Phút 0 mỗi giờ</w:t>
-      </w:r>
-    </w:p>
-    <w:p>
-      <w:pPr>
-        <w:spacing w:before="100" w:after="100"/>
-      </w:pPr>
-      <w:r>
-        <w:rPr>
-          <w:rFonts w:ascii="BIZ UDPGothic" w:cs="BIZ UDPGothic" w:eastAsia="BIZ UDPGothic" w:hAnsi="BIZ UDPGothic"/>
-          <w:color w:val="404040"/>
-          <w:sz w:val="18"/>
-          <w:szCs w:val="18"/>
-        </w:rPr>
-        <w:t xml:space="preserve">3-2. 日次バックアップ（午前0時） / Backup hàng ngày (0h)</w:t>
-      </w:r>
-    </w:p>
-    <w:p>
-      <w:pPr>
-        <w:spacing w:before="100" w:after="100"/>
-      </w:pPr>
-      <w:r>
-        <w:rPr>
-          <w:rFonts w:ascii="BIZ UDPGothic" w:cs="BIZ UDPGothic" w:eastAsia="BIZ UDPGothic" w:hAnsi="BIZ UDPGothic"/>
-          <w:color w:val="404040"/>
-          <w:sz w:val="18"/>
-          <w:szCs w:val="18"/>
-        </w:rPr>
-        <w:t xml:space="preserve">lưu trữ                         毎日 JST 00:00（UTC</w:t>
-      </w:r>
-    </w:p>
-    <w:p>
-      <w:pPr>
-        <w:spacing w:before="100" w:after="100"/>
-      </w:pPr>
-      <w:r>
-        <w:rPr>
-          <w:rFonts w:ascii="BIZ UDPGothic" w:cs="BIZ UDPGothic" w:eastAsia="BIZ UDPGothic" w:hAnsi="BIZ UDPGothic"/>
-          <w:color w:val="404040"/>
-          <w:sz w:val="18"/>
-          <w:szCs w:val="18"/>
-        </w:rPr>
-        <w:t xml:space="preserve">15:00）のバックアップ */ Backup</w:t>
-      </w:r>
-    </w:p>
-    <w:p>
-      <w:pPr>
-        <w:spacing w:before="100" w:after="100"/>
-      </w:pPr>
-      <w:r>
-        <w:rPr>
-          <w:rFonts w:ascii="BIZ UDPGothic" w:cs="BIZ UDPGothic" w:eastAsia="BIZ UDPGothic" w:hAnsi="BIZ UDPGothic"/>
-          <w:color w:val="404040"/>
-          <w:sz w:val="18"/>
-          <w:szCs w:val="18"/>
-        </w:rPr>
-        <w:t xml:space="preserve">lúc JST 00:00 (UTC 15:00) mỗi ngày*</w:t>
-      </w:r>
-    </w:p>
-    <w:p>
-      <w:pPr>
-        <w:spacing w:before="100" w:after="100"/>
-      </w:pPr>
-      <w:r>
-        <w:rPr>
-          <w:rFonts w:ascii="BIZ UDPGothic" w:cs="BIZ UDPGothic" w:eastAsia="BIZ UDPGothic" w:hAnsi="BIZ UDPGothic"/>
-          <w:color w:val="404040"/>
-          <w:sz w:val="18"/>
-          <w:szCs w:val="18"/>
-        </w:rPr>
-        <w:t xml:space="preserve">lưu trữ                             7日間 / 7 ngày</w:t>
-      </w:r>
-    </w:p>
-    <w:p>
-      <w:pPr>
-        <w:spacing w:before="100" w:after="100"/>
-      </w:pPr>
-      <w:r>
-        <w:rPr>
-          <w:rFonts w:ascii="BIZ UDPGothic" w:cs="BIZ UDPGothic" w:eastAsia="BIZ UDPGothic" w:hAnsi="BIZ UDPGothic"/>
-          <w:color w:val="404040"/>
-          <w:sz w:val="18"/>
-          <w:szCs w:val="18"/>
-        </w:rPr>
-        <w:t xml:space="preserve">tượng                               ksm-posprd-db-cluster</w:t>
-      </w:r>
-    </w:p>
-    <w:p>
-      <w:pPr>
-        <w:spacing w:before="100" w:after="100"/>
-      </w:pPr>
-      <w:r>
-        <w:rPr>
-          <w:rFonts w:ascii="BIZ UDPGothic" w:cs="BIZ UDPGothic" w:eastAsia="BIZ UDPGothic" w:hAnsi="BIZ UDPGothic"/>
-          <w:b/>
-          <w:bCs/>
-          <w:color w:val="C8102E"/>
-          <w:sz w:val="20"/>
-          <w:szCs w:val="20"/>
-        </w:rPr>
-        <w:t xml:space="preserve">■ 実装方法 /</w:t>
-      </w:r>
-    </w:p>
-    <w:p>
-      <w:pPr>
-        <w:spacing w:before="100" w:after="100"/>
-      </w:pPr>
-      <w:r>
-        <w:rPr>
-          <w:rFonts w:ascii="BIZ UDPGothic" w:cs="BIZ UDPGothic" w:eastAsia="BIZ UDPGothic" w:hAnsi="BIZ UDPGothic"/>
-          <w:color w:val="404040"/>
-          <w:sz w:val="18"/>
-          <w:szCs w:val="18"/>
-        </w:rPr>
-        <w:t xml:space="preserve">【方法A: AWS Backup を使用する（推奨） / Sử dụng AWS Backup (Khuyến</w:t>
-      </w:r>
-    </w:p>
-    <w:p>
-      <w:pPr>
-        <w:spacing w:before="100" w:after="100"/>
-      </w:pPr>
-      <w:r>
-        <w:rPr>
-          <w:rFonts w:ascii="BIZ UDPGothic" w:cs="BIZ UDPGothic" w:eastAsia="BIZ UDPGothic" w:hAnsi="BIZ UDPGothic"/>
-          <w:color w:val="404040"/>
-          <w:sz w:val="18"/>
-          <w:szCs w:val="18"/>
-        </w:rPr>
-        <w:t xml:space="preserve">nghị)】</w:t>
-      </w:r>
-    </w:p>
-    <w:p>
-      <w:pPr>
-        <w:spacing w:before="100" w:after="100"/>
-      </w:pPr>
-      <w:r>
-        <w:rPr>
-          <w:rFonts w:ascii="BIZ UDPGothic" w:cs="BIZ UDPGothic" w:eastAsia="BIZ UDPGothic" w:hAnsi="BIZ UDPGothic"/>
-          <w:color w:val="404040"/>
-          <w:sz w:val="18"/>
-          <w:szCs w:val="18"/>
-        </w:rPr>
-        <w:t xml:space="preserve">バックアッププラン①: 毎時バックアップ（25時間保持） / Kế hoạch backup ①:</w:t>
-      </w:r>
-    </w:p>
-    <w:p>
-      <w:pPr>
-        <w:spacing w:before="100" w:after="100"/>
-      </w:pPr>
-      <w:r>
-        <w:rPr>
-          <w:rFonts w:ascii="BIZ UDPGothic" w:cs="BIZ UDPGothic" w:eastAsia="BIZ UDPGothic" w:hAnsi="BIZ UDPGothic"/>
-          <w:color w:val="404040"/>
-          <w:sz w:val="18"/>
-          <w:szCs w:val="18"/>
-        </w:rPr>
-        <w:t xml:space="preserve">Backup theo giờ (lưu 25 giờ)</w:t>
-      </w:r>
-    </w:p>
-    <w:p>
-      <w:pPr>
-        <w:spacing w:before="100" w:after="100"/>
-      </w:pPr>
-      <w:r>
-        <w:rPr>
-          <w:rFonts w:ascii="BIZ UDPGothic" w:cs="BIZ UDPGothic" w:eastAsia="BIZ UDPGothic" w:hAnsi="BIZ UDPGothic"/>
-          <w:color w:val="404040"/>
-          <w:sz w:val="18"/>
-          <w:szCs w:val="18"/>
-        </w:rPr>
-        <w:t xml:space="preserve">\&gt; {</w:t>
-      </w:r>
-    </w:p>
-    <w:p>
-      <w:pPr>
-        <w:spacing w:before="100" w:after="100"/>
-      </w:pPr>
-      <w:r>
-        <w:rPr>
-          <w:rFonts w:ascii="BIZ UDPGothic" w:cs="BIZ UDPGothic" w:eastAsia="BIZ UDPGothic" w:hAnsi="BIZ UDPGothic"/>
-          <w:color w:val="404040"/>
-          <w:sz w:val="18"/>
-          <w:szCs w:val="18"/>
-        </w:rPr>
-        <w:t xml:space="preserve">\&gt;</w:t>
-      </w:r>
-    </w:p>
-    <w:p>
-      <w:pPr>
-        <w:spacing w:before="100" w:after="100"/>
-      </w:pPr>
-      <w:r>
-        <w:rPr>
-          <w:rFonts w:ascii="BIZ UDPGothic" w:cs="BIZ UDPGothic" w:eastAsia="BIZ UDPGothic" w:hAnsi="BIZ UDPGothic"/>
-          <w:color w:val="404040"/>
-          <w:sz w:val="18"/>
-          <w:szCs w:val="18"/>
-        </w:rPr>
-        <w:t xml:space="preserve">\&gt; \"BackupPlanName\": \"ksm-posprd-rds-hourly\",</w:t>
-      </w:r>
-    </w:p>
-    <w:p>
-      <w:pPr>
-        <w:spacing w:before="100" w:after="100"/>
-      </w:pPr>
-      <w:r>
-        <w:rPr>
-          <w:rFonts w:ascii="BIZ UDPGothic" w:cs="BIZ UDPGothic" w:eastAsia="BIZ UDPGothic" w:hAnsi="BIZ UDPGothic"/>
-          <w:color w:val="404040"/>
-          <w:sz w:val="18"/>
-          <w:szCs w:val="18"/>
-        </w:rPr>
-        <w:t xml:space="preserve">\&gt;</w:t>
-      </w:r>
-    </w:p>
-    <w:p>
-      <w:pPr>
-        <w:spacing w:before="100" w:after="100"/>
-      </w:pPr>
-      <w:r>
-        <w:rPr>
-          <w:rFonts w:ascii="BIZ UDPGothic" w:cs="BIZ UDPGothic" w:eastAsia="BIZ UDPGothic" w:hAnsi="BIZ UDPGothic"/>
-          <w:color w:val="404040"/>
-          <w:sz w:val="18"/>
-          <w:szCs w:val="18"/>
-        </w:rPr>
-        <w:t xml:space="preserve">\&gt; \"Rules\": \[{</w:t>
-      </w:r>
-    </w:p>
-    <w:p>
-      <w:pPr>
-        <w:spacing w:before="100" w:after="100"/>
-      </w:pPr>
-      <w:r>
-        <w:rPr>
-          <w:rFonts w:ascii="BIZ UDPGothic" w:cs="BIZ UDPGothic" w:eastAsia="BIZ UDPGothic" w:hAnsi="BIZ UDPGothic"/>
-          <w:color w:val="404040"/>
-          <w:sz w:val="18"/>
-          <w:szCs w:val="18"/>
-        </w:rPr>
-        <w:t xml:space="preserve">\&gt;</w:t>
-      </w:r>
-    </w:p>
-    <w:p>
-      <w:pPr>
-        <w:spacing w:before="100" w:after="100"/>
-      </w:pPr>
-      <w:r>
-        <w:rPr>
-          <w:rFonts w:ascii="BIZ UDPGothic" w:cs="BIZ UDPGothic" w:eastAsia="BIZ UDPGothic" w:hAnsi="BIZ UDPGothic"/>
-          <w:color w:val="404040"/>
-          <w:sz w:val="18"/>
-          <w:szCs w:val="18"/>
-        </w:rPr>
-        <w:t xml:space="preserve">\&gt; \"RuleName\": \"hourly-25h\",</w:t>
-      </w:r>
-    </w:p>
-    <w:p>
-      <w:pPr>
-        <w:spacing w:before="100" w:after="100"/>
-      </w:pPr>
-      <w:r>
-        <w:rPr>
-          <w:rFonts w:ascii="BIZ UDPGothic" w:cs="BIZ UDPGothic" w:eastAsia="BIZ UDPGothic" w:hAnsi="BIZ UDPGothic"/>
-          <w:color w:val="404040"/>
-          <w:sz w:val="18"/>
-          <w:szCs w:val="18"/>
-        </w:rPr>
-        <w:t xml:space="preserve">\&gt;</w:t>
-      </w:r>
-    </w:p>
-    <w:p>
-      <w:pPr>
-        <w:spacing w:before="100" w:after="100"/>
-      </w:pPr>
-      <w:r>
-        <w:rPr>
-          <w:rFonts w:ascii="BIZ UDPGothic" w:cs="BIZ UDPGothic" w:eastAsia="BIZ UDPGothic" w:hAnsi="BIZ UDPGothic"/>
-          <w:color w:val="404040"/>
-          <w:sz w:val="18"/>
-          <w:szCs w:val="18"/>
-        </w:rPr>
-        <w:t xml:space="preserve">\&gt; \"ScheduleExpression\": \"cron(0 \* \* \* ? \*)\",</w:t>
-      </w:r>
-    </w:p>
-    <w:p>
-      <w:pPr>
-        <w:spacing w:before="100" w:after="100"/>
-      </w:pPr>
-      <w:r>
-        <w:rPr>
-          <w:rFonts w:ascii="BIZ UDPGothic" w:cs="BIZ UDPGothic" w:eastAsia="BIZ UDPGothic" w:hAnsi="BIZ UDPGothic"/>
-          <w:color w:val="404040"/>
-          <w:sz w:val="18"/>
-          <w:szCs w:val="18"/>
-        </w:rPr>
-        <w:t xml:space="preserve">\&gt;</w:t>
-      </w:r>
-    </w:p>
-    <w:p>
-      <w:pPr>
-        <w:spacing w:before="100" w:after="100"/>
-      </w:pPr>
-      <w:r>
-        <w:rPr>
-          <w:rFonts w:ascii="BIZ UDPGothic" w:cs="BIZ UDPGothic" w:eastAsia="BIZ UDPGothic" w:hAnsi="BIZ UDPGothic"/>
-          <w:color w:val="404040"/>
-          <w:sz w:val="18"/>
-          <w:szCs w:val="18"/>
-        </w:rPr>
-        <w:t xml:space="preserve">\&gt; \"Lifecycle\": { \"DeleteAfterDays\": 2 }</w:t>
-      </w:r>
-    </w:p>
-    <w:p>
-      <w:pPr>
-        <w:spacing w:before="100" w:after="100"/>
-      </w:pPr>
-      <w:r>
-        <w:rPr>
-          <w:rFonts w:ascii="BIZ UDPGothic" w:cs="BIZ UDPGothic" w:eastAsia="BIZ UDPGothic" w:hAnsi="BIZ UDPGothic"/>
-          <w:color w:val="404040"/>
-          <w:sz w:val="18"/>
-          <w:szCs w:val="18"/>
-        </w:rPr>
-        <w:t xml:space="preserve">\&gt;</w:t>
-      </w:r>
-    </w:p>
-    <w:p>
-      <w:pPr>
-        <w:spacing w:before="100" w:after="100"/>
-      </w:pPr>
-      <w:r>
-        <w:rPr>
-          <w:rFonts w:ascii="BIZ UDPGothic" w:cs="BIZ UDPGothic" w:eastAsia="BIZ UDPGothic" w:hAnsi="BIZ UDPGothic"/>
-          <w:color w:val="404040"/>
-          <w:sz w:val="18"/>
-          <w:szCs w:val="18"/>
-        </w:rPr>
-        <w:t xml:space="preserve">\&gt; }\]</w:t>
-      </w:r>
-    </w:p>
-    <w:p>
-      <w:pPr>
-        <w:spacing w:before="100" w:after="100"/>
-      </w:pPr>
-      <w:r>
-        <w:rPr>
-          <w:rFonts w:ascii="BIZ UDPGothic" w:cs="BIZ UDPGothic" w:eastAsia="BIZ UDPGothic" w:hAnsi="BIZ UDPGothic"/>
-          <w:color w:val="404040"/>
-          <w:sz w:val="18"/>
-          <w:szCs w:val="18"/>
-        </w:rPr>
-        <w:t xml:space="preserve">\&gt;</w:t>
-      </w:r>
-    </w:p>
-    <w:p>
-      <w:pPr>
-        <w:spacing w:before="100" w:after="100"/>
-      </w:pPr>
-      <w:r>
-        <w:rPr>
-          <w:rFonts w:ascii="BIZ UDPGothic" w:cs="BIZ UDPGothic" w:eastAsia="BIZ UDPGothic" w:hAnsi="BIZ UDPGothic"/>
-          <w:color w:val="404040"/>
-          <w:sz w:val="18"/>
-          <w:szCs w:val="18"/>
-        </w:rPr>
-        <w:t xml:space="preserve">\&gt; }</w:t>
-      </w:r>
-    </w:p>
-    <w:p>
-      <w:pPr>
-        <w:spacing w:before="100" w:after="100"/>
-      </w:pPr>
-      <w:r>
-        <w:rPr>
-          <w:rFonts w:ascii="BIZ UDPGothic" w:cs="BIZ UDPGothic" w:eastAsia="BIZ UDPGothic" w:hAnsi="BIZ UDPGothic"/>
-          <w:color w:val="404040"/>
-          <w:sz w:val="18"/>
-          <w:szCs w:val="18"/>
-        </w:rPr>
-        <w:t xml:space="preserve">バックアッププラン②: 日次バックアップ（7日保持） / Kế hoạch backup ②:</w:t>
-      </w:r>
-    </w:p>
-    <w:p>
-      <w:pPr>
-        <w:spacing w:before="100" w:after="100"/>
-      </w:pPr>
-      <w:r>
-        <w:rPr>
-          <w:rFonts w:ascii="BIZ UDPGothic" w:cs="BIZ UDPGothic" w:eastAsia="BIZ UDPGothic" w:hAnsi="BIZ UDPGothic"/>
-          <w:color w:val="404040"/>
-          <w:sz w:val="18"/>
-          <w:szCs w:val="18"/>
-        </w:rPr>
-        <w:t xml:space="preserve">Backup hàng ngày (lưu 7 ngày)</w:t>
-      </w:r>
-    </w:p>
-    <w:p>
-      <w:pPr>
-        <w:spacing w:before="100" w:after="100"/>
-      </w:pPr>
-      <w:r>
-        <w:rPr>
-          <w:rFonts w:ascii="BIZ UDPGothic" w:cs="BIZ UDPGothic" w:eastAsia="BIZ UDPGothic" w:hAnsi="BIZ UDPGothic"/>
-          <w:color w:val="404040"/>
-          <w:sz w:val="18"/>
-          <w:szCs w:val="18"/>
-        </w:rPr>
-        <w:t xml:space="preserve">\&gt; {</w:t>
-      </w:r>
-    </w:p>
-    <w:p>
-      <w:pPr>
-        <w:spacing w:before="100" w:after="100"/>
-      </w:pPr>
-      <w:r>
-        <w:rPr>
-          <w:rFonts w:ascii="BIZ UDPGothic" w:cs="BIZ UDPGothic" w:eastAsia="BIZ UDPGothic" w:hAnsi="BIZ UDPGothic"/>
-          <w:color w:val="404040"/>
-          <w:sz w:val="18"/>
-          <w:szCs w:val="18"/>
-        </w:rPr>
-        <w:t xml:space="preserve">\&gt;</w:t>
-      </w:r>
-    </w:p>
-    <w:p>
-      <w:pPr>
-        <w:spacing w:before="100" w:after="100"/>
-      </w:pPr>
-      <w:r>
-        <w:rPr>
-          <w:rFonts w:ascii="BIZ UDPGothic" w:cs="BIZ UDPGothic" w:eastAsia="BIZ UDPGothic" w:hAnsi="BIZ UDPGothic"/>
-          <w:color w:val="404040"/>
-          <w:sz w:val="18"/>
-          <w:szCs w:val="18"/>
-        </w:rPr>
-        <w:t xml:space="preserve">\&gt; \"BackupPlanName\": \"ksm-posprd-rds-daily\",</w:t>
-      </w:r>
-    </w:p>
-    <w:p>
-      <w:pPr>
-        <w:spacing w:before="100" w:after="100"/>
-      </w:pPr>
-      <w:r>
-        <w:rPr>
-          <w:rFonts w:ascii="BIZ UDPGothic" w:cs="BIZ UDPGothic" w:eastAsia="BIZ UDPGothic" w:hAnsi="BIZ UDPGothic"/>
-          <w:color w:val="404040"/>
-          <w:sz w:val="18"/>
-          <w:szCs w:val="18"/>
-        </w:rPr>
-        <w:t xml:space="preserve">\&gt;</w:t>
-      </w:r>
-    </w:p>
-    <w:p>
-      <w:pPr>
-        <w:spacing w:before="100" w:after="100"/>
-      </w:pPr>
-      <w:r>
-        <w:rPr>
-          <w:rFonts w:ascii="BIZ UDPGothic" w:cs="BIZ UDPGothic" w:eastAsia="BIZ UDPGothic" w:hAnsi="BIZ UDPGothic"/>
-          <w:color w:val="404040"/>
-          <w:sz w:val="18"/>
-          <w:szCs w:val="18"/>
-        </w:rPr>
-        <w:t xml:space="preserve">\&gt; \"Rules\": \[{</w:t>
-      </w:r>
-    </w:p>
-    <w:p>
-      <w:pPr>
-        <w:spacing w:before="100" w:after="100"/>
-      </w:pPr>
-      <w:r>
-        <w:rPr>
-          <w:rFonts w:ascii="BIZ UDPGothic" w:cs="BIZ UDPGothic" w:eastAsia="BIZ UDPGothic" w:hAnsi="BIZ UDPGothic"/>
-          <w:color w:val="404040"/>
-          <w:sz w:val="18"/>
-          <w:szCs w:val="18"/>
-        </w:rPr>
-        <w:t xml:space="preserve">\&gt;</w:t>
-      </w:r>
-    </w:p>
-    <w:p>
-      <w:pPr>
-        <w:spacing w:before="100" w:after="100"/>
-      </w:pPr>
-      <w:r>
-        <w:rPr>
-          <w:rFonts w:ascii="BIZ UDPGothic" w:cs="BIZ UDPGothic" w:eastAsia="BIZ UDPGothic" w:hAnsi="BIZ UDPGothic"/>
-          <w:color w:val="404040"/>
-          <w:sz w:val="18"/>
-          <w:szCs w:val="18"/>
-        </w:rPr>
-        <w:t xml:space="preserve">\&gt; \"RuleName\": \"daily-7d\",</w:t>
-      </w:r>
-    </w:p>
-    <w:p>
-      <w:pPr>
-        <w:spacing w:before="100" w:after="100"/>
-      </w:pPr>
-      <w:r>
-        <w:rPr>
-          <w:rFonts w:ascii="BIZ UDPGothic" w:cs="BIZ UDPGothic" w:eastAsia="BIZ UDPGothic" w:hAnsi="BIZ UDPGothic"/>
-          <w:color w:val="404040"/>
-          <w:sz w:val="18"/>
-          <w:szCs w:val="18"/>
-        </w:rPr>
-        <w:t xml:space="preserve">\&gt;</w:t>
-      </w:r>
-    </w:p>
-    <w:p>
-      <w:pPr>
-        <w:spacing w:before="100" w:after="100"/>
-      </w:pPr>
-      <w:r>
-        <w:rPr>
-          <w:rFonts w:ascii="BIZ UDPGothic" w:cs="BIZ UDPGothic" w:eastAsia="BIZ UDPGothic" w:hAnsi="BIZ UDPGothic"/>
-          <w:color w:val="404040"/>
-          <w:sz w:val="18"/>
-          <w:szCs w:val="18"/>
-        </w:rPr>
-        <w:t xml:space="preserve">\&gt; \"ScheduleExpression\": \"cron(0 15 \* \* ? \*)\",</w:t>
-      </w:r>
-    </w:p>
-    <w:p>
-      <w:pPr>
-        <w:spacing w:before="100" w:after="100"/>
-      </w:pPr>
-      <w:r>
-        <w:rPr>
-          <w:rFonts w:ascii="BIZ UDPGothic" w:cs="BIZ UDPGothic" w:eastAsia="BIZ UDPGothic" w:hAnsi="BIZ UDPGothic"/>
-          <w:color w:val="404040"/>
-          <w:sz w:val="18"/>
-          <w:szCs w:val="18"/>
-        </w:rPr>
-        <w:t xml:space="preserve">\&gt;</w:t>
-      </w:r>
-    </w:p>
-    <w:p>
-      <w:pPr>
-        <w:spacing w:before="100" w:after="100"/>
-      </w:pPr>
-      <w:r>
-        <w:rPr>
-          <w:rFonts w:ascii="BIZ UDPGothic" w:cs="BIZ UDPGothic" w:eastAsia="BIZ UDPGothic" w:hAnsi="BIZ UDPGothic"/>
-          <w:color w:val="404040"/>
-          <w:sz w:val="18"/>
-          <w:szCs w:val="18"/>
-        </w:rPr>
-        <w:t xml:space="preserve">\&gt; \"Lifecycle\": { \"DeleteAfterDays\": 7 }</w:t>
-      </w:r>
-    </w:p>
-    <w:p>
-      <w:pPr>
-        <w:spacing w:before="100" w:after="100"/>
-      </w:pPr>
-      <w:r>
-        <w:rPr>
-          <w:rFonts w:ascii="BIZ UDPGothic" w:cs="BIZ UDPGothic" w:eastAsia="BIZ UDPGothic" w:hAnsi="BIZ UDPGothic"/>
-          <w:color w:val="404040"/>
-          <w:sz w:val="18"/>
-          <w:szCs w:val="18"/>
-        </w:rPr>
-        <w:t xml:space="preserve">\&gt;</w:t>
-      </w:r>
-    </w:p>
-    <w:p>
-      <w:pPr>
-        <w:spacing w:before="100" w:after="100"/>
-      </w:pPr>
-      <w:r>
-        <w:rPr>
-          <w:rFonts w:ascii="BIZ UDPGothic" w:cs="BIZ UDPGothic" w:eastAsia="BIZ UDPGothic" w:hAnsi="BIZ UDPGothic"/>
-          <w:color w:val="404040"/>
-          <w:sz w:val="18"/>
-          <w:szCs w:val="18"/>
-        </w:rPr>
-        <w:t xml:space="preserve">\&gt; }\]</w:t>
-      </w:r>
-    </w:p>
-    <w:p>
-      <w:pPr>
-        <w:spacing w:before="100" w:after="100"/>
-      </w:pPr>
-      <w:r>
-        <w:rPr>
-          <w:rFonts w:ascii="BIZ UDPGothic" w:cs="BIZ UDPGothic" w:eastAsia="BIZ UDPGothic" w:hAnsi="BIZ UDPGothic"/>
-          <w:color w:val="404040"/>
-          <w:sz w:val="18"/>
-          <w:szCs w:val="18"/>
-        </w:rPr>
-        <w:t xml:space="preserve">\&gt;</w:t>
-      </w:r>
-    </w:p>
-    <w:p>
-      <w:pPr>
-        <w:spacing w:before="100" w:after="100"/>
-      </w:pPr>
-      <w:r>
-        <w:rPr>
-          <w:rFonts w:ascii="BIZ UDPGothic" w:cs="BIZ UDPGothic" w:eastAsia="BIZ UDPGothic" w:hAnsi="BIZ UDPGothic"/>
-          <w:color w:val="404040"/>
-          <w:sz w:val="18"/>
-          <w:szCs w:val="18"/>
-        </w:rPr>
-        <w:t xml:space="preserve">\&gt; }</w:t>
-      </w:r>
-    </w:p>
-    <w:p>
-      <w:pPr>
-        <w:spacing w:before="100" w:after="100"/>
-      </w:pPr>
-      <w:r>
-        <w:rPr>
-          <w:rFonts w:ascii="BIZ UDPGothic" w:cs="BIZ UDPGothic" w:eastAsia="BIZ UDPGothic" w:hAnsi="BIZ UDPGothic"/>
-          <w:color w:val="404040"/>
-          <w:sz w:val="18"/>
-          <w:szCs w:val="18"/>
-        </w:rPr>
-        <w:t xml:space="preserve">バックアップボールト作成コマンド / Lệnh tạo backup vault:</w:t>
-      </w:r>
-    </w:p>
-    <w:p>
-      <w:pPr>
-        <w:spacing w:before="100" w:after="100"/>
-      </w:pPr>
-      <w:r>
-        <w:rPr>
-          <w:rFonts w:ascii="BIZ UDPGothic" w:cs="BIZ UDPGothic" w:eastAsia="BIZ UDPGothic" w:hAnsi="BIZ UDPGothic"/>
-          <w:color w:val="404040"/>
-          <w:sz w:val="18"/>
-          <w:szCs w:val="18"/>
-        </w:rPr>
-        <w:t xml:space="preserve">\&gt; aws backup create-backup-vault</w:t>
-      </w:r>
-    </w:p>
-    <w:p>
-      <w:pPr>
-        <w:spacing w:before="100" w:after="100"/>
-      </w:pPr>
-      <w:r>
-        <w:rPr>
-          <w:rFonts w:ascii="BIZ UDPGothic" w:cs="BIZ UDPGothic" w:eastAsia="BIZ UDPGothic" w:hAnsi="BIZ UDPGothic"/>
-          <w:color w:val="404040"/>
-          <w:sz w:val="18"/>
-          <w:szCs w:val="18"/>
-        </w:rPr>
-        <w:t xml:space="preserve">\&gt;</w:t>
-      </w:r>
-    </w:p>
-    <w:p>
-      <w:pPr>
-        <w:spacing w:before="100" w:after="100"/>
-      </w:pPr>
-      <w:r>
-        <w:rPr>
-          <w:rFonts w:ascii="BIZ UDPGothic" w:cs="BIZ UDPGothic" w:eastAsia="BIZ UDPGothic" w:hAnsi="BIZ UDPGothic"/>
-          <w:color w:val="404040"/>
-          <w:sz w:val="18"/>
-          <w:szCs w:val="18"/>
-        </w:rPr>
-        <w:t xml:space="preserve">\&gt; \--region ap-northeast-1</w:t>
-      </w:r>
-    </w:p>
-    <w:p>
-      <w:pPr>
-        <w:spacing w:before="100" w:after="100"/>
-      </w:pPr>
-      <w:r>
-        <w:rPr>
-          <w:rFonts w:ascii="BIZ UDPGothic" w:cs="BIZ UDPGothic" w:eastAsia="BIZ UDPGothic" w:hAnsi="BIZ UDPGothic"/>
-          <w:color w:val="404040"/>
-          <w:sz w:val="18"/>
-          <w:szCs w:val="18"/>
-        </w:rPr>
-        <w:t xml:space="preserve">\&gt;</w:t>
-      </w:r>
-    </w:p>
-    <w:p>
-      <w:pPr>
-        <w:spacing w:before="100" w:after="100"/>
-      </w:pPr>
-      <w:r>
-        <w:rPr>
-          <w:rFonts w:ascii="BIZ UDPGothic" w:cs="BIZ UDPGothic" w:eastAsia="BIZ UDPGothic" w:hAnsi="BIZ UDPGothic"/>
-          <w:color w:val="404040"/>
-          <w:sz w:val="18"/>
-          <w:szCs w:val="18"/>
-        </w:rPr>
-        <w:t xml:space="preserve">\&gt; \--backup-vault-name ksm-posprd-backup-vault</w:t>
-      </w:r>
-    </w:p>
-    <w:p>
-      <w:pPr>
-        <w:spacing w:before="100" w:after="100"/>
-      </w:pPr>
-      <w:r>
-        <w:rPr>
-          <w:rFonts w:ascii="BIZ UDPGothic" w:cs="BIZ UDPGothic" w:eastAsia="BIZ UDPGothic" w:hAnsi="BIZ UDPGothic"/>
-          <w:color w:val="404040"/>
-          <w:sz w:val="18"/>
-          <w:szCs w:val="18"/>
-        </w:rPr>
-        <w:t xml:space="preserve">\&gt;</w:t>
-      </w:r>
-    </w:p>
-    <w:p>
-      <w:pPr>
-        <w:spacing w:before="100" w:after="100"/>
-      </w:pPr>
-      <w:r>
-        <w:rPr>
-          <w:rFonts w:ascii="BIZ UDPGothic" w:cs="BIZ UDPGothic" w:eastAsia="BIZ UDPGothic" w:hAnsi="BIZ UDPGothic"/>
-          <w:color w:val="404040"/>
-          <w:sz w:val="18"/>
-          <w:szCs w:val="18"/>
-        </w:rPr>
-        <w:t xml:space="preserve">\&gt; \--encryption-key-arn</w:t>
-      </w:r>
-    </w:p>
-    <w:p>
-      <w:pPr>
-        <w:spacing w:before="100" w:after="100"/>
-      </w:pPr>
-      <w:r>
-        <w:rPr>
-          <w:rFonts w:ascii="BIZ UDPGothic" w:cs="BIZ UDPGothic" w:eastAsia="BIZ UDPGothic" w:hAnsi="BIZ UDPGothic"/>
-          <w:color w:val="404040"/>
-          <w:sz w:val="18"/>
-          <w:szCs w:val="18"/>
-        </w:rPr>
-        <w:t xml:space="preserve">\&gt;</w:t>
-      </w:r>
-    </w:p>
-    <w:p>
-      <w:pPr>
-        <w:spacing w:before="100" w:after="100"/>
-      </w:pPr>
-      <w:r>
-        <w:rPr>
-          <w:rFonts w:ascii="BIZ UDPGothic" w:cs="BIZ UDPGothic" w:eastAsia="BIZ UDPGothic" w:hAnsi="BIZ UDPGothic"/>
-          <w:color w:val="404040"/>
-          <w:sz w:val="18"/>
-          <w:szCs w:val="18"/>
-        </w:rPr>
-        <w:t xml:space="preserve">arn:aws:kms:ap-northeast-1:332802448674:key/f63b92c0-a810-4665-a45e-ffb926b21496</w:t>
-      </w:r>
-    </w:p>
-    <w:p>
-      <w:pPr>
-        <w:spacing w:before="100" w:after="100"/>
-      </w:pPr>
-      <w:r>
-        <w:rPr>
-          <w:rFonts w:ascii="BIZ UDPGothic" w:cs="BIZ UDPGothic" w:eastAsia="BIZ UDPGothic" w:hAnsi="BIZ UDPGothic"/>
-          <w:color w:val="404040"/>
-          <w:sz w:val="18"/>
-          <w:szCs w:val="18"/>
-        </w:rPr>
-        <w:t xml:space="preserve">\&gt;</w:t>
-      </w:r>
-    </w:p>
-    <w:p>
-      <w:pPr>
-        <w:spacing w:before="100" w:after="100"/>
-      </w:pPr>
-      <w:r>
-        <w:rPr>
-          <w:rFonts w:ascii="BIZ UDPGothic" w:cs="BIZ UDPGothic" w:eastAsia="BIZ UDPGothic" w:hAnsi="BIZ UDPGothic"/>
-          <w:color w:val="404040"/>
-          <w:sz w:val="18"/>
-          <w:szCs w:val="18"/>
-        </w:rPr>
-        <w:t xml:space="preserve">\&gt;</w:t>
-      </w:r>
-    </w:p>
-    <w:p>
-      <w:pPr>
-        <w:spacing w:before="100" w:after="100"/>
-      </w:pPr>
-      <w:r>
-        <w:rPr>
-          <w:rFonts w:ascii="BIZ UDPGothic" w:cs="BIZ UDPGothic" w:eastAsia="BIZ UDPGothic" w:hAnsi="BIZ UDPGothic"/>
-          <w:color w:val="404040"/>
-          <w:sz w:val="18"/>
-          <w:szCs w:val="18"/>
-        </w:rPr>
-        <w:t xml:space="preserve">\&gt; \--tags SystemName=pos,EnvType=prd</w:t>
-      </w:r>
-    </w:p>
-    <w:p>
-      <w:pPr>
-        <w:spacing w:before="100" w:after="100"/>
-      </w:pPr>
-      <w:r>
-        <w:rPr>
-          <w:rFonts w:ascii="BIZ UDPGothic" w:cs="BIZ UDPGothic" w:eastAsia="BIZ UDPGothic" w:hAnsi="BIZ UDPGothic"/>
-          <w:b/>
-          <w:bCs/>
-          <w:color w:val="C8102E"/>
-          <w:sz w:val="20"/>
-          <w:szCs w:val="20"/>
-        </w:rPr>
-        <w:t xml:space="preserve">■ 影響範囲 / Phạm vi ảnh hưởng</w:t>
-      </w:r>
-    </w:p>
-    <w:p>
-      <w:pPr>
-        <w:spacing w:before="100" w:after="100"/>
-      </w:pPr>
-      <w:r>
-        <w:rPr>
-          <w:rFonts w:ascii="BIZ UDPGothic" w:cs="BIZ UDPGothic" w:eastAsia="BIZ UDPGothic" w:hAnsi="BIZ UDPGothic"/>
-          <w:b/>
-          <w:bCs/>
-          <w:color w:val="404040"/>
-          <w:sz w:val="18"/>
-          <w:szCs w:val="18"/>
-        </w:rPr>
-        <w:t xml:space="preserve">ケーション dụng                 なし（バックアップはオフラインで実行）</w:t>
-      </w:r>
-    </w:p>
-    <w:p>
-      <w:pPr>
-        <w:spacing w:before="100" w:after="100"/>
-      </w:pPr>
-      <w:r>
-        <w:rPr>
-          <w:rFonts w:ascii="BIZ UDPGothic" w:cs="BIZ UDPGothic" w:eastAsia="BIZ UDPGothic" w:hAnsi="BIZ UDPGothic"/>
-          <w:color w:val="404040"/>
-          <w:sz w:val="18"/>
-          <w:szCs w:val="18"/>
-        </w:rPr>
-        <w:t xml:space="preserve">DB                                  なし / Không có</w:t>
-      </w:r>
-    </w:p>
-    <w:p>
-      <w:pPr>
-        <w:spacing w:before="100" w:after="100"/>
-      </w:pPr>
-      <w:r>
-        <w:rPr>
-          <w:rFonts w:ascii="BIZ UDPGothic" w:cs="BIZ UDPGothic" w:eastAsia="BIZ UDPGothic" w:hAnsi="BIZ UDPGothic"/>
-          <w:color w:val="404040"/>
-          <w:sz w:val="18"/>
-          <w:szCs w:val="18"/>
-        </w:rPr>
-        <w:t xml:space="preserve">phí                                 毎時バックアップ約 +\$20〜\$30/月 /</w:t>
-      </w:r>
-    </w:p>
-    <w:p>
-      <w:pPr>
-        <w:spacing w:before="100" w:after="100"/>
-      </w:pPr>
-      <w:r>
-        <w:rPr>
-          <w:rFonts w:ascii="BIZ UDPGothic" w:cs="BIZ UDPGothic" w:eastAsia="BIZ UDPGothic" w:hAnsi="BIZ UDPGothic"/>
-          <w:color w:val="404040"/>
-          <w:sz w:val="18"/>
-          <w:szCs w:val="18"/>
-        </w:rPr>
-        <w:t xml:space="preserve">Backup theo giờ khoảng</w:t>
-      </w:r>
-    </w:p>
-    <w:p>
-      <w:pPr>
-        <w:spacing w:before="100" w:after="100"/>
-      </w:pPr>
-      <w:r>
-        <w:rPr>
-          <w:rFonts w:ascii="BIZ UDPGothic" w:cs="BIZ UDPGothic" w:eastAsia="BIZ UDPGothic" w:hAnsi="BIZ UDPGothic"/>
-          <w:color w:val="404040"/>
-          <w:sz w:val="18"/>
-          <w:szCs w:val="18"/>
-        </w:rPr>
-        <w:t xml:space="preserve">+\$20\~\$30/tháng</w:t>
-      </w:r>
-    </w:p>
-    <w:p>
-      <w:pPr>
-        <w:spacing w:before="100" w:after="100"/>
-      </w:pPr>
-      <w:r>
-        <w:rPr>
-          <w:rFonts w:ascii="BIZ UDPGothic" w:cs="BIZ UDPGothic" w:eastAsia="BIZ UDPGothic" w:hAnsi="BIZ UDPGothic"/>
-          <w:color w:val="404040"/>
-          <w:sz w:val="18"/>
-          <w:szCs w:val="18"/>
-        </w:rPr>
-        <w:t xml:space="preserve">ナンス停止 trì                      不要 / Không cần</w:t>
+        <w:t xml:space="preserve">　Thay</w:t>
       </w:r>
     </w:p>
     <w:p>
@@ -2762,7 +1727,7 @@
           <w:sz w:val="24"/>
           <w:szCs w:val="24"/>
         </w:rPr>
-        <w:t xml:space="preserve">■ テスト手順・結果</w:t>
+        <w:t xml:space="preserve">■ 修正背景・目的 / / Bối</w:t>
       </w:r>
       <w:r>
         <w:br/>
@@ -2776,443 +1741,3319 @@
           <w:sz w:val="17"/>
           <w:szCs w:val="17"/>
         </w:rPr>
-        <w:t xml:space="preserve">　Quy Trình &amp; Kết Quả Kiểm Thử</w:t>
-      </w:r>
-    </w:p>
-    <w:p>
-      <w:pPr>
-        <w:spacing w:before="100" w:after="100"/>
+        <w:t xml:space="preserve">　</w:t>
+      </w:r>
+    </w:p>
+    <w:p>
+      <w:pPr>
+        <w:spacing w:before="100" w:after="100"/>
+      </w:pPr>
+      <w:r>
+        <w:rPr>
+          <w:rFonts w:ascii="BIZ UDPGothic" w:cs="BIZ UDPGothic" w:eastAsia="BIZ UDPGothic" w:hAnsi="BIZ UDPGothic"/>
+          <w:color w:val="404040"/>
+          <w:sz w:val="18"/>
+          <w:szCs w:val="18"/>
+        </w:rPr>
+        <w:t xml:space="preserve">現在のバックアップ設定では保持期間が1日のみであり、障害発生時に前日分のスナップショットしか復元できないリスクがある。</w:t>
+      </w:r>
+    </w:p>
+    <w:p>
+      <w:pPr>
+        <w:spacing w:before="100" w:after="100"/>
+      </w:pPr>
+      <w:r>
+        <w:rPr>
+          <w:rFonts w:ascii="BIZ UDPGothic" w:cs="BIZ UDPGothic" w:eastAsia="BIZ UDPGothic" w:hAnsi="BIZ UDPGothic"/>
+          <w:color w:val="404040"/>
+          <w:sz w:val="18"/>
+          <w:szCs w:val="18"/>
+        </w:rPr>
+        <w:t xml:space="preserve">Cài đặt backup hiện tại chỉ lưu trữ 1 ngày, khi xảy ra sự cố chỉ có thể</w:t>
+      </w:r>
+    </w:p>
+    <w:p>
+      <w:pPr>
+        <w:spacing w:before="100" w:after="100"/>
+      </w:pPr>
+      <w:r>
+        <w:rPr>
+          <w:rFonts w:ascii="BIZ UDPGothic" w:cs="BIZ UDPGothic" w:eastAsia="BIZ UDPGothic" w:hAnsi="BIZ UDPGothic"/>
+          <w:color w:val="404040"/>
+          <w:sz w:val="18"/>
+          <w:szCs w:val="18"/>
+        </w:rPr>
+        <w:t xml:space="preserve">khôi phục snapshot của ngày hôm trước.</w:t>
+      </w:r>
+    </w:p>
+    <w:p>
+      <w:pPr>
+        <w:spacing w:before="100" w:after="100"/>
+      </w:pPr>
+      <w:r>
+        <w:rPr>
+          <w:rFonts w:ascii="BIZ UDPGothic" w:cs="BIZ UDPGothic" w:eastAsia="BIZ UDPGothic" w:hAnsi="BIZ UDPGothic"/>
+          <w:color w:val="404040"/>
+          <w:sz w:val="18"/>
+          <w:szCs w:val="18"/>
+        </w:rPr>
+        <w:t xml:space="preserve">【2026-03-11 STG調査で確認</w:t>
+      </w:r>
+      <w:r>
+        <w:br/>
+      </w:r>
+      <w:r>
+        <w:rPr>
+          <w:rFonts w:ascii="BIZ UDPGothic" w:cs="BIZ UDPGothic" w:eastAsia="BIZ UDPGothic" w:hAnsi="BIZ UDPGothic"/>
+          <w:i/>
+          <w:iCs/>
+          <w:color w:val="777777"/>
+          <w:sz w:val="16"/>
+          <w:szCs w:val="16"/>
+        </w:rPr>
+        <w:t xml:space="preserve">/ Xác nhận qua điều tra STG ngày 2026-03-11】</w:t>
+      </w:r>
+    </w:p>
+    <w:p>
+      <w:pPr>
+        <w:spacing w:before="100" w:after="100"/>
+      </w:pPr>
+      <w:r>
+        <w:rPr>
+          <w:rFonts w:ascii="BIZ UDPGothic" w:cs="BIZ UDPGothic" w:eastAsia="BIZ UDPGothic" w:hAnsi="BIZ UDPGothic"/>
+          <w:color w:val="404040"/>
+          <w:sz w:val="18"/>
+          <w:szCs w:val="18"/>
+        </w:rPr>
+        <w:t xml:space="preserve">STG環境（ksm-posstg-db-cluster /</w:t>
+      </w:r>
+    </w:p>
+    <w:p>
+      <w:pPr>
+        <w:spacing w:before="100" w:after="100"/>
+      </w:pPr>
+      <w:r>
+        <w:rPr>
+          <w:rFonts w:ascii="BIZ UDPGothic" w:cs="BIZ UDPGothic" w:eastAsia="BIZ UDPGothic" w:hAnsi="BIZ UDPGothic"/>
+          <w:color w:val="404040"/>
+          <w:sz w:val="18"/>
+          <w:szCs w:val="18"/>
+        </w:rPr>
+        <w:t xml:space="preserve">ksm-posstg-db-cluster-replica）も同様にバックアップ保持期間が1日のみ。PRD/STG両環境で対応が必要。</w:t>
+      </w:r>
+    </w:p>
+    <w:p>
+      <w:pPr>
+        <w:spacing w:before="100" w:after="100"/>
+      </w:pPr>
+      <w:r>
+        <w:rPr>
+          <w:rFonts w:ascii="BIZ UDPGothic" w:cs="BIZ UDPGothic" w:eastAsia="BIZ UDPGothic" w:hAnsi="BIZ UDPGothic"/>
+          <w:color w:val="404040"/>
+          <w:sz w:val="18"/>
+          <w:szCs w:val="18"/>
+        </w:rPr>
+        <w:t xml:space="preserve">Môi trường STG cũng chỉ lưu trữ backup 1 ngày. Cần xử lý cả hai môi</w:t>
+      </w:r>
+    </w:p>
+    <w:p>
+      <w:pPr>
+        <w:spacing w:before="100" w:after="100"/>
+      </w:pPr>
+      <w:r>
+        <w:rPr>
+          <w:rFonts w:ascii="BIZ UDPGothic" w:cs="BIZ UDPGothic" w:eastAsia="BIZ UDPGothic" w:hAnsi="BIZ UDPGothic"/>
+          <w:color w:val="404040"/>
+          <w:sz w:val="18"/>
+          <w:szCs w:val="18"/>
+        </w:rPr>
+        <w:t xml:space="preserve">trường PRD/STG.</w:t>
+      </w:r>
+    </w:p>
+    <w:p>
+      <w:pPr>
+        <w:pBdr>
+          <w:left w:val="thick" w:color="C8102E" w:sz="20" w:space="6"/>
+        </w:pBdr>
+        <w:spacing w:before="280" w:after="100"/>
       </w:pPr>
       <w:r>
         <w:rPr>
           <w:rFonts w:ascii="BIZ UDPGothic" w:cs="BIZ UDPGothic" w:eastAsia="BIZ UDPGothic" w:hAnsi="BIZ UDPGothic"/>
           <w:b/>
           <w:bCs/>
-          <w:color w:val="404040"/>
-          <w:sz w:val="18"/>
-          <w:szCs w:val="18"/>
-        </w:rPr>
-        <w:t xml:space="preserve">N o .         kiểm thử                          quả mong đợi   / Kết quả</w:t>
-      </w:r>
-    </w:p>
-    <w:p>
-      <w:pPr>
-        <w:spacing w:before="100" w:after="100"/>
-      </w:pPr>
-      <w:r>
-        <w:rPr>
-          <w:rFonts w:ascii="BIZ UDPGothic" w:cs="BIZ UDPGothic" w:eastAsia="BIZ UDPGothic" w:hAnsi="BIZ UDPGothic"/>
-          <w:color w:val="404040"/>
-          <w:sz w:val="18"/>
-          <w:szCs w:val="18"/>
-        </w:rPr>
-        <w:t xml:space="preserve">1                 現在のバックアップ状況を確認する /    バックアッ</w:t>
-      </w:r>
-    </w:p>
-    <w:p>
-      <w:pPr>
-        <w:spacing w:before="100" w:after="100"/>
-      </w:pPr>
-      <w:r>
-        <w:rPr>
-          <w:rFonts w:ascii="BIZ UDPGothic" w:cs="BIZ UDPGothic" w:eastAsia="BIZ UDPGothic" w:hAnsi="BIZ UDPGothic"/>
-          <w:color w:val="404040"/>
-          <w:sz w:val="18"/>
-          <w:szCs w:val="18"/>
-        </w:rPr>
-        <w:t xml:space="preserve">Xác nhận trạng thái backup hiện tại   プ保持期間が1日</w:t>
-      </w:r>
-    </w:p>
-    <w:p>
-      <w:pPr>
-        <w:spacing w:before="100" w:after="100"/>
-      </w:pPr>
-      <w:r>
-        <w:rPr>
-          <w:rFonts w:ascii="BIZ UDPGothic" w:cs="BIZ UDPGothic" w:eastAsia="BIZ UDPGothic" w:hAnsi="BIZ UDPGothic"/>
-          <w:color w:val="404040"/>
-          <w:sz w:val="18"/>
-          <w:szCs w:val="18"/>
-        </w:rPr>
-        <w:t xml:space="preserve">コマンド: ./40\_                      であることを確認 /</w:t>
-      </w:r>
-    </w:p>
-    <w:p>
-      <w:pPr>
-        <w:spacing w:before="100" w:after="100"/>
-      </w:pPr>
-      <w:r>
-        <w:rPr>
-          <w:rFonts w:ascii="BIZ UDPGothic" w:cs="BIZ UDPGothic" w:eastAsia="BIZ UDPGothic" w:hAnsi="BIZ UDPGothic"/>
-          <w:color w:val="404040"/>
-          <w:sz w:val="18"/>
-          <w:szCs w:val="18"/>
-        </w:rPr>
-        <w:t xml:space="preserve">AWS/03_リカバリー/01_recover_rds.sh   Xác nhận thời gian</w:t>
-      </w:r>
-    </w:p>
-    <w:p>
-      <w:pPr>
-        <w:spacing w:before="100" w:after="100"/>
-      </w:pPr>
-      <w:r>
-        <w:rPr>
-          <w:rFonts w:ascii="BIZ UDPGothic" w:cs="BIZ UDPGothic" w:eastAsia="BIZ UDPGothic" w:hAnsi="BIZ UDPGothic"/>
-          <w:color w:val="404040"/>
-          <w:sz w:val="18"/>
-          <w:szCs w:val="18"/>
-        </w:rPr>
-        <w:t xml:space="preserve">check-backup                          lưu trữ backup là</w:t>
-      </w:r>
-    </w:p>
-    <w:p>
-      <w:pPr>
-        <w:spacing w:before="100" w:after="100"/>
-      </w:pPr>
-      <w:r>
-        <w:rPr>
-          <w:rFonts w:ascii="BIZ UDPGothic" w:cs="BIZ UDPGothic" w:eastAsia="BIZ UDPGothic" w:hAnsi="BIZ UDPGothic"/>
-          <w:color w:val="404040"/>
-          <w:sz w:val="18"/>
-          <w:szCs w:val="18"/>
-        </w:rPr>
-        <w:t xml:space="preserve">1 ngày</w:t>
-      </w:r>
-    </w:p>
-    <w:p>
-      <w:pPr>
-        <w:spacing w:before="100" w:after="100"/>
-      </w:pPr>
-      <w:r>
-        <w:rPr>
-          <w:rFonts w:ascii="BIZ UDPGothic" w:cs="BIZ UDPGothic" w:eastAsia="BIZ UDPGothic" w:hAnsi="BIZ UDPGothic"/>
-          <w:color w:val="404040"/>
-          <w:sz w:val="18"/>
-          <w:szCs w:val="18"/>
-        </w:rPr>
-        <w:t xml:space="preserve">2                 AWS Backupバックアップボールト作成 /  ボー</w:t>
-      </w:r>
-    </w:p>
-    <w:p>
-      <w:pPr>
-        <w:spacing w:before="100" w:after="100"/>
-      </w:pPr>
-      <w:r>
-        <w:rPr>
-          <w:rFonts w:ascii="BIZ UDPGothic" w:cs="BIZ UDPGothic" w:eastAsia="BIZ UDPGothic" w:hAnsi="BIZ UDPGothic"/>
-          <w:color w:val="404040"/>
-          <w:sz w:val="18"/>
-          <w:szCs w:val="18"/>
-        </w:rPr>
-        <w:t xml:space="preserve">Tạo backup vault trên AWS Backup      ルトが正常に作成</w:t>
-      </w:r>
-    </w:p>
-    <w:p>
-      <w:pPr>
-        <w:spacing w:before="100" w:after="100"/>
-      </w:pPr>
-      <w:r>
-        <w:rPr>
-          <w:rFonts w:ascii="BIZ UDPGothic" w:cs="BIZ UDPGothic" w:eastAsia="BIZ UDPGothic" w:hAnsi="BIZ UDPGothic"/>
-          <w:color w:val="404040"/>
-          <w:sz w:val="18"/>
-          <w:szCs w:val="18"/>
-        </w:rPr>
-        <w:t xml:space="preserve">されたことを確認 /</w:t>
-      </w:r>
-    </w:p>
-    <w:p>
-      <w:pPr>
-        <w:spacing w:before="100" w:after="100"/>
-      </w:pPr>
-      <w:r>
-        <w:rPr>
-          <w:rFonts w:ascii="BIZ UDPGothic" w:cs="BIZ UDPGothic" w:eastAsia="BIZ UDPGothic" w:hAnsi="BIZ UDPGothic"/>
-          <w:color w:val="404040"/>
-          <w:sz w:val="18"/>
-          <w:szCs w:val="18"/>
-        </w:rPr>
-        <w:t xml:space="preserve">Xác nhận vault</w:t>
-      </w:r>
-    </w:p>
-    <w:p>
-      <w:pPr>
-        <w:spacing w:before="100" w:after="100"/>
-      </w:pPr>
-      <w:r>
-        <w:rPr>
-          <w:rFonts w:ascii="BIZ UDPGothic" w:cs="BIZ UDPGothic" w:eastAsia="BIZ UDPGothic" w:hAnsi="BIZ UDPGothic"/>
-          <w:color w:val="404040"/>
-          <w:sz w:val="18"/>
-          <w:szCs w:val="18"/>
-        </w:rPr>
-        <w:t xml:space="preserve">được tạo thành</w:t>
-      </w:r>
-    </w:p>
-    <w:p>
-      <w:pPr>
-        <w:spacing w:before="100" w:after="100"/>
-      </w:pPr>
-      <w:r>
-        <w:rPr>
-          <w:rFonts w:ascii="BIZ UDPGothic" w:cs="BIZ UDPGothic" w:eastAsia="BIZ UDPGothic" w:hAnsi="BIZ UDPGothic"/>
-          <w:color w:val="404040"/>
-          <w:sz w:val="18"/>
-          <w:szCs w:val="18"/>
-        </w:rPr>
-        <w:t xml:space="preserve">công</w:t>
-      </w:r>
-    </w:p>
-    <w:p>
-      <w:pPr>
-        <w:spacing w:before="100" w:after="100"/>
-      </w:pPr>
-      <w:r>
-        <w:rPr>
-          <w:rFonts w:ascii="BIZ UDPGothic" w:cs="BIZ UDPGothic" w:eastAsia="BIZ UDPGothic" w:hAnsi="BIZ UDPGothic"/>
-          <w:color w:val="404040"/>
-          <w:sz w:val="18"/>
-          <w:szCs w:val="18"/>
-        </w:rPr>
-        <w:t xml:space="preserve">3                 バッ                                  翌時間以降に</w:t>
-      </w:r>
-    </w:p>
-    <w:p>
-      <w:pPr>
-        <w:spacing w:before="100" w:after="100"/>
-      </w:pPr>
-      <w:r>
-        <w:rPr>
-          <w:rFonts w:ascii="BIZ UDPGothic" w:cs="BIZ UDPGothic" w:eastAsia="BIZ UDPGothic" w:hAnsi="BIZ UDPGothic"/>
-          <w:color w:val="404040"/>
-          <w:sz w:val="18"/>
-          <w:szCs w:val="18"/>
-        </w:rPr>
-        <w:t xml:space="preserve">クアッププラン①（毎時）を作成・適用 / スナップショット</w:t>
-      </w:r>
-    </w:p>
-    <w:p>
-      <w:pPr>
-        <w:spacing w:before="100" w:after="100"/>
-      </w:pPr>
-      <w:r>
-        <w:rPr>
-          <w:rFonts w:ascii="BIZ UDPGothic" w:cs="BIZ UDPGothic" w:eastAsia="BIZ UDPGothic" w:hAnsi="BIZ UDPGothic"/>
-          <w:color w:val="404040"/>
-          <w:sz w:val="18"/>
-          <w:szCs w:val="18"/>
-        </w:rPr>
-        <w:t xml:space="preserve">Tạo và áp dụng kế hoạch backup ①      が取得されること /</w:t>
-      </w:r>
-    </w:p>
-    <w:p>
-      <w:pPr>
-        <w:spacing w:before="100" w:after="100"/>
-      </w:pPr>
-      <w:r>
-        <w:rPr>
-          <w:rFonts w:ascii="BIZ UDPGothic" w:cs="BIZ UDPGothic" w:eastAsia="BIZ UDPGothic" w:hAnsi="BIZ UDPGothic"/>
-          <w:color w:val="404040"/>
-          <w:sz w:val="18"/>
-          <w:szCs w:val="18"/>
-        </w:rPr>
-        <w:t xml:space="preserve">(theo giờ)                            Snapshot được tạo</w:t>
-      </w:r>
-    </w:p>
-    <w:p>
-      <w:pPr>
-        <w:spacing w:before="100" w:after="100"/>
-      </w:pPr>
-      <w:r>
-        <w:rPr>
-          <w:rFonts w:ascii="BIZ UDPGothic" w:cs="BIZ UDPGothic" w:eastAsia="BIZ UDPGothic" w:hAnsi="BIZ UDPGothic"/>
-          <w:color w:val="404040"/>
-          <w:sz w:val="18"/>
-          <w:szCs w:val="18"/>
-        </w:rPr>
-        <w:t xml:space="preserve">từ giờ tiếp theo</w:t>
-      </w:r>
-    </w:p>
-    <w:p>
-      <w:pPr>
-        <w:spacing w:before="100" w:after="100"/>
-      </w:pPr>
-      <w:r>
-        <w:rPr>
-          <w:rFonts w:ascii="BIZ UDPGothic" w:cs="BIZ UDPGothic" w:eastAsia="BIZ UDPGothic" w:hAnsi="BIZ UDPGothic"/>
-          <w:color w:val="404040"/>
-          <w:sz w:val="18"/>
-          <w:szCs w:val="18"/>
-        </w:rPr>
-        <w:t xml:space="preserve">4                 バッ                                  翌日 JST 00:00</w:t>
-      </w:r>
-    </w:p>
-    <w:p>
-      <w:pPr>
-        <w:spacing w:before="100" w:after="100"/>
-      </w:pPr>
-      <w:r>
-        <w:rPr>
-          <w:rFonts w:ascii="BIZ UDPGothic" w:cs="BIZ UDPGothic" w:eastAsia="BIZ UDPGothic" w:hAnsi="BIZ UDPGothic"/>
-          <w:color w:val="404040"/>
-          <w:sz w:val="18"/>
-          <w:szCs w:val="18"/>
-        </w:rPr>
-        <w:t xml:space="preserve">クアッププラン②（日次）を作成・適用 / 以降に</w:t>
-      </w:r>
-    </w:p>
-    <w:p>
-      <w:pPr>
-        <w:spacing w:before="100" w:after="100"/>
-      </w:pPr>
-      <w:r>
-        <w:rPr>
-          <w:rFonts w:ascii="BIZ UDPGothic" w:cs="BIZ UDPGothic" w:eastAsia="BIZ UDPGothic" w:hAnsi="BIZ UDPGothic"/>
-          <w:color w:val="404040"/>
-          <w:sz w:val="18"/>
-          <w:szCs w:val="18"/>
-        </w:rPr>
-        <w:t xml:space="preserve">Tạo và áp dụng kế hoạch backup ②      スナップショット</w:t>
-      </w:r>
-    </w:p>
-    <w:p>
-      <w:pPr>
-        <w:spacing w:before="100" w:after="100"/>
-      </w:pPr>
-      <w:r>
-        <w:rPr>
-          <w:rFonts w:ascii="BIZ UDPGothic" w:cs="BIZ UDPGothic" w:eastAsia="BIZ UDPGothic" w:hAnsi="BIZ UDPGothic"/>
-          <w:color w:val="404040"/>
-          <w:sz w:val="18"/>
-          <w:szCs w:val="18"/>
-        </w:rPr>
-        <w:t xml:space="preserve">(hàng ngày)                           が取得されること /</w:t>
-      </w:r>
-    </w:p>
-    <w:p>
-      <w:pPr>
-        <w:spacing w:before="100" w:after="100"/>
-      </w:pPr>
-      <w:r>
-        <w:rPr>
-          <w:rFonts w:ascii="BIZ UDPGothic" w:cs="BIZ UDPGothic" w:eastAsia="BIZ UDPGothic" w:hAnsi="BIZ UDPGothic"/>
-          <w:color w:val="404040"/>
-          <w:sz w:val="18"/>
-          <w:szCs w:val="18"/>
-        </w:rPr>
-        <w:t xml:space="preserve">Snapshot được tạo</w:t>
-      </w:r>
-    </w:p>
-    <w:p>
-      <w:pPr>
-        <w:spacing w:before="100" w:after="100"/>
-      </w:pPr>
-      <w:r>
-        <w:rPr>
-          <w:rFonts w:ascii="BIZ UDPGothic" w:cs="BIZ UDPGothic" w:eastAsia="BIZ UDPGothic" w:hAnsi="BIZ UDPGothic"/>
-          <w:color w:val="404040"/>
-          <w:sz w:val="18"/>
-          <w:szCs w:val="18"/>
-        </w:rPr>
-        <w:t xml:space="preserve">sau JST 00:00 ngày</w:t>
-      </w:r>
-    </w:p>
-    <w:p>
-      <w:pPr>
-        <w:spacing w:before="100" w:after="100"/>
-      </w:pPr>
-      <w:r>
-        <w:rPr>
-          <w:rFonts w:ascii="BIZ UDPGothic" w:cs="BIZ UDPGothic" w:eastAsia="BIZ UDPGothic" w:hAnsi="BIZ UDPGothic"/>
-          <w:color w:val="404040"/>
-          <w:sz w:val="18"/>
-          <w:szCs w:val="18"/>
-        </w:rPr>
-        <w:t xml:space="preserve">hôm sau</w:t>
-      </w:r>
-    </w:p>
-    <w:p>
-      <w:pPr>
-        <w:spacing w:before="100" w:after="100"/>
-      </w:pPr>
-      <w:r>
-        <w:rPr>
-          <w:rFonts w:ascii="BIZ UDPGothic" w:cs="BIZ UDPGothic" w:eastAsia="BIZ UDPGothic" w:hAnsi="BIZ UDPGothic"/>
-          <w:color w:val="404040"/>
-          <w:sz w:val="18"/>
-          <w:szCs w:val="18"/>
-        </w:rPr>
-        <w:t xml:space="preserve">5                 変更後の保持期間設定を確認 / Xác nhận 毎時25時間・日次</w:t>
-      </w:r>
-    </w:p>
-    <w:p>
-      <w:pPr>
-        <w:spacing w:before="100" w:after="100"/>
-      </w:pPr>
-      <w:r>
-        <w:rPr>
-          <w:rFonts w:ascii="BIZ UDPGothic" w:cs="BIZ UDPGothic" w:eastAsia="BIZ UDPGothic" w:hAnsi="BIZ UDPGothic"/>
-          <w:color w:val="404040"/>
-          <w:sz w:val="18"/>
-          <w:szCs w:val="18"/>
-        </w:rPr>
-        <w:t xml:space="preserve">cài đặt thời gian lưu trữ sau thay    7日間の保持が設</w:t>
-      </w:r>
-    </w:p>
-    <w:p>
-      <w:pPr>
-        <w:spacing w:before="100" w:after="100"/>
-      </w:pPr>
-      <w:r>
-        <w:rPr>
-          <w:rFonts w:ascii="BIZ UDPGothic" w:cs="BIZ UDPGothic" w:eastAsia="BIZ UDPGothic" w:hAnsi="BIZ UDPGothic"/>
-          <w:color w:val="404040"/>
-          <w:sz w:val="18"/>
-          <w:szCs w:val="18"/>
-        </w:rPr>
-        <w:t xml:space="preserve">đổi                                   定されていること /</w:t>
-      </w:r>
-    </w:p>
-    <w:p>
-      <w:pPr>
-        <w:spacing w:before="100" w:after="100"/>
-      </w:pPr>
-      <w:r>
-        <w:rPr>
-          <w:rFonts w:ascii="BIZ UDPGothic" w:cs="BIZ UDPGothic" w:eastAsia="BIZ UDPGothic" w:hAnsi="BIZ UDPGothic"/>
-          <w:color w:val="404040"/>
-          <w:sz w:val="18"/>
-          <w:szCs w:val="18"/>
-        </w:rPr>
-        <w:t xml:space="preserve">Xác nhận lưu trữ</w:t>
-      </w:r>
-    </w:p>
-    <w:p>
-      <w:pPr>
-        <w:spacing w:before="100" w:after="100"/>
-      </w:pPr>
-      <w:r>
-        <w:rPr>
-          <w:rFonts w:ascii="BIZ UDPGothic" w:cs="BIZ UDPGothic" w:eastAsia="BIZ UDPGothic" w:hAnsi="BIZ UDPGothic"/>
-          <w:color w:val="404040"/>
-          <w:sz w:val="18"/>
-          <w:szCs w:val="18"/>
-        </w:rPr>
-        <w:t xml:space="preserve">25 giờ/giờ và 7</w:t>
-      </w:r>
-    </w:p>
-    <w:p>
-      <w:pPr>
-        <w:spacing w:before="100" w:after="100"/>
-      </w:pPr>
-      <w:r>
-        <w:rPr>
-          <w:rFonts w:ascii="BIZ UDPGothic" w:cs="BIZ UDPGothic" w:eastAsia="BIZ UDPGothic" w:hAnsi="BIZ UDPGothic"/>
-          <w:color w:val="404040"/>
-          <w:sz w:val="18"/>
-          <w:szCs w:val="18"/>
-        </w:rPr>
-        <w:t xml:space="preserve">ngày/ngày</w:t>
+          <w:color w:val="C8102E"/>
+          <w:sz w:val="24"/>
+          <w:szCs w:val="24"/>
+        </w:rPr>
+        <w:t xml:space="preserve">■ 現状設定 / Cài đặt hiện tại</w:t>
+      </w:r>
+      <w:r>
+        <w:br/>
+      </w:r>
+      <w:r>
+        <w:rPr>
+          <w:rFonts w:ascii="BIZ UDPGothic" w:cs="BIZ UDPGothic" w:eastAsia="BIZ UDPGothic" w:hAnsi="BIZ UDPGothic"/>
+          <w:i/>
+          <w:iCs/>
+          <w:color w:val="AA3344"/>
+          <w:sz w:val="17"/>
+          <w:szCs w:val="17"/>
+        </w:rPr>
+        <w:t xml:space="preserve">　</w:t>
+      </w:r>
+    </w:p>
+    <w:tbl>
+      <w:tblPr>
+        <w:tblW w:type="dxa" w:w="9506"/>
+        <w:tblBorders>
+          <w:top w:val="single" w:color="CCCCCC" w:sz="4"/>
+          <w:left w:val="single" w:color="CCCCCC" w:sz="4"/>
+          <w:bottom w:val="single" w:color="CCCCCC" w:sz="4"/>
+          <w:right w:val="single" w:color="CCCCCC" w:sz="4"/>
+          <w:insideH w:val="single" w:color="auto" w:sz="4"/>
+          <w:insideV w:val="single" w:color="auto" w:sz="4"/>
+        </w:tblBorders>
+      </w:tblPr>
+      <w:tblGrid>
+        <w:gridCol w:w="4753"/>
+        <w:gridCol w:w="4753"/>
+      </w:tblGrid>
+      <w:tr>
+        <w:trPr>
+          <w:cantSplit/>
+          <w:tblHeader/>
+        </w:trPr>
+        <w:tc>
+          <w:tcPr>
+            <w:tcW w:type="dxa" w:w="4753"/>
+            <w:tcBorders>
+              <w:top w:val="single" w:color="CCCCCC" w:sz="4"/>
+              <w:left w:val="single" w:color="CCCCCC" w:sz="4"/>
+              <w:bottom w:val="single" w:color="CCCCCC" w:sz="4"/>
+              <w:right w:val="single" w:color="CCCCCC" w:sz="4"/>
+            </w:tcBorders>
+            <w:shd w:fill="E8E8E8" w:val="clear"/>
+            <w:tcMar>
+              <w:top w:type="dxa" w:w="80"/>
+              <w:left w:type="dxa" w:w="120"/>
+              <w:bottom w:type="dxa" w:w="80"/>
+              <w:right w:type="dxa" w:w="120"/>
+            </w:tcMar>
+          </w:tcPr>
+          <w:p>
+            <w:pPr>
+              <w:spacing w:before="0" w:after="0"/>
+            </w:pPr>
+            <w:r>
+              <w:rPr>
+                <w:rFonts w:ascii="BIZ UDPGothic" w:cs="BIZ UDPGothic" w:eastAsia="BIZ UDPGothic" w:hAnsi="BIZ UDPGothic"/>
+                <w:color w:val="404040"/>
+                <w:sz w:val="18"/>
+                <w:szCs w:val="18"/>
+              </w:rPr>
+              <w:t xml:space="preserve">動バックアッ プ保持期間 lưu backup tự động</w:t>
+            </w:r>
+          </w:p>
+        </w:tc>
+        <w:tc>
+          <w:tcPr>
+            <w:tcW w:type="dxa" w:w="4753"/>
+            <w:tcBorders>
+              <w:top w:val="single" w:color="CCCCCC" w:sz="4"/>
+              <w:left w:val="single" w:color="CCCCCC" w:sz="4"/>
+              <w:bottom w:val="single" w:color="CCCCCC" w:sz="4"/>
+              <w:right w:val="single" w:color="CCCCCC" w:sz="4"/>
+            </w:tcBorders>
+            <w:shd w:fill="E8E8E8" w:val="clear"/>
+            <w:tcMar>
+              <w:top w:type="dxa" w:w="80"/>
+              <w:left w:type="dxa" w:w="120"/>
+              <w:bottom w:type="dxa" w:w="80"/>
+              <w:right w:type="dxa" w:w="120"/>
+            </w:tcMar>
+          </w:tcPr>
+          <w:p>
+            <w:pPr>
+              <w:spacing w:before="0" w:after="0"/>
+            </w:pPr>
+            <w:r>
+              <w:rPr>
+                <w:rFonts w:ascii="BIZ UDPGothic" w:cs="BIZ UDPGothic" w:eastAsia="BIZ UDPGothic" w:hAnsi="BIZ UDPGothic"/>
+                <w:color w:val="404040"/>
+                <w:sz w:val="18"/>
+                <w:szCs w:val="18"/>
+              </w:rPr>
+              <w:t xml:space="preserve">1日 / 1 ngày</w:t>
+            </w:r>
+          </w:p>
+        </w:tc>
+      </w:tr>
+      <w:tr>
+        <w:trPr>
+          <w:cantSplit/>
+        </w:trPr>
+        <w:tc>
+          <w:tcPr>
+            <w:tcW w:type="dxa" w:w="4753"/>
+            <w:tcBorders>
+              <w:top w:val="single" w:color="CCCCCC" w:sz="4"/>
+              <w:left w:val="single" w:color="CCCCCC" w:sz="4"/>
+              <w:bottom w:val="single" w:color="CCCCCC" w:sz="4"/>
+              <w:right w:val="single" w:color="CCCCCC" w:sz="4"/>
+            </w:tcBorders>
+            <w:shd w:fill="FFFFFF" w:val="clear"/>
+            <w:tcMar>
+              <w:top w:type="dxa" w:w="80"/>
+              <w:left w:type="dxa" w:w="120"/>
+              <w:bottom w:type="dxa" w:w="80"/>
+              <w:right w:type="dxa" w:w="120"/>
+            </w:tcMar>
+          </w:tcPr>
+          <w:p>
+            <w:pPr>
+              <w:spacing w:before="0" w:after="0"/>
+            </w:pPr>
+            <w:r>
+              <w:rPr>
+                <w:rFonts w:ascii="BIZ UDPGothic" w:cs="BIZ UDPGothic" w:eastAsia="BIZ UDPGothic" w:hAnsi="BIZ UDPGothic"/>
+                <w:color w:val="404040"/>
+                <w:sz w:val="18"/>
+                <w:szCs w:val="18"/>
+              </w:rPr>
+              <w:t xml:space="preserve">プ取得頻度 backup</w:t>
+            </w:r>
+          </w:p>
+        </w:tc>
+        <w:tc>
+          <w:tcPr>
+            <w:tcW w:type="dxa" w:w="4753"/>
+            <w:tcBorders>
+              <w:top w:val="single" w:color="CCCCCC" w:sz="4"/>
+              <w:left w:val="single" w:color="CCCCCC" w:sz="4"/>
+              <w:bottom w:val="single" w:color="CCCCCC" w:sz="4"/>
+              <w:right w:val="single" w:color="CCCCCC" w:sz="4"/>
+            </w:tcBorders>
+            <w:shd w:fill="FFFFFF" w:val="clear"/>
+            <w:tcMar>
+              <w:top w:type="dxa" w:w="80"/>
+              <w:left w:type="dxa" w:w="120"/>
+              <w:bottom w:type="dxa" w:w="80"/>
+              <w:right w:type="dxa" w:w="120"/>
+            </w:tcMar>
+          </w:tcPr>
+          <w:p>
+            <w:pPr>
+              <w:spacing w:before="0" w:after="0"/>
+            </w:pPr>
+            <w:r>
+              <w:rPr>
+                <w:rFonts w:ascii="BIZ UDPGothic" w:cs="BIZ UDPGothic" w:eastAsia="BIZ UDPGothic" w:hAnsi="BIZ UDPGothic"/>
+                <w:color w:val="404040"/>
+                <w:sz w:val="18"/>
+                <w:szCs w:val="18"/>
+              </w:rPr>
+              <w:t xml:space="preserve">Aurora自動バックアップ（1日1回、15:00-15:30 UTC） / Backup tự động Aurora (1 lần/ngày, 15:00-15:30 UTC)</w:t>
+            </w:r>
+          </w:p>
+        </w:tc>
+      </w:tr>
+      <w:tr>
+        <w:trPr>
+          <w:cantSplit/>
+        </w:trPr>
+        <w:tc>
+          <w:tcPr>
+            <w:tcW w:type="dxa" w:w="4753"/>
+            <w:tcBorders>
+              <w:top w:val="single" w:color="CCCCCC" w:sz="4"/>
+              <w:left w:val="single" w:color="CCCCCC" w:sz="4"/>
+              <w:bottom w:val="single" w:color="CCCCCC" w:sz="4"/>
+              <w:right w:val="single" w:color="CCCCCC" w:sz="4"/>
+            </w:tcBorders>
+            <w:shd w:fill="FFFFFF" w:val="clear"/>
+            <w:tcMar>
+              <w:top w:type="dxa" w:w="80"/>
+              <w:left w:type="dxa" w:w="120"/>
+              <w:bottom w:type="dxa" w:w="80"/>
+              <w:right w:type="dxa" w:w="120"/>
+            </w:tcMar>
+          </w:tcPr>
+          <w:p>
+            <w:pPr>
+              <w:spacing w:before="0" w:after="0"/>
+            </w:pPr>
+            <w:r>
+              <w:rPr>
+                <w:rFonts w:ascii="BIZ UDPGothic" w:cs="BIZ UDPGothic" w:eastAsia="BIZ UDPGothic" w:hAnsi="BIZ UDPGothic"/>
+                <w:color w:val="404040"/>
+                <w:sz w:val="18"/>
+                <w:szCs w:val="18"/>
+              </w:rPr>
+              <w:t xml:space="preserve">ックアップ theo giờ</w:t>
+            </w:r>
+          </w:p>
+        </w:tc>
+        <w:tc>
+          <w:tcPr>
+            <w:tcW w:type="dxa" w:w="4753"/>
+            <w:tcBorders>
+              <w:top w:val="single" w:color="CCCCCC" w:sz="4"/>
+              <w:left w:val="single" w:color="CCCCCC" w:sz="4"/>
+              <w:bottom w:val="single" w:color="CCCCCC" w:sz="4"/>
+              <w:right w:val="single" w:color="CCCCCC" w:sz="4"/>
+            </w:tcBorders>
+            <w:shd w:fill="FFFFFF" w:val="clear"/>
+            <w:tcMar>
+              <w:top w:type="dxa" w:w="80"/>
+              <w:left w:type="dxa" w:w="120"/>
+              <w:bottom w:type="dxa" w:w="80"/>
+              <w:right w:type="dxa" w:w="120"/>
+            </w:tcMar>
+          </w:tcPr>
+          <w:p>
+            <w:pPr>
+              <w:spacing w:before="0" w:after="0"/>
+            </w:pPr>
+            <w:r>
+              <w:rPr>
+                <w:rFonts w:ascii="BIZ UDPGothic" w:cs="BIZ UDPGothic" w:eastAsia="BIZ UDPGothic" w:hAnsi="BIZ UDPGothic"/>
+                <w:color w:val="404040"/>
+                <w:sz w:val="18"/>
+                <w:szCs w:val="18"/>
+              </w:rPr>
+              <w:t xml:space="preserve">なし / Không có</w:t>
+            </w:r>
+          </w:p>
+        </w:tc>
+      </w:tr>
+      <w:tr>
+        <w:trPr>
+          <w:cantSplit/>
+        </w:trPr>
+        <w:tc>
+          <w:tcPr>
+            <w:tcW w:type="dxa" w:w="4753"/>
+            <w:tcBorders>
+              <w:top w:val="single" w:color="CCCCCC" w:sz="4"/>
+              <w:left w:val="single" w:color="CCCCCC" w:sz="4"/>
+              <w:bottom w:val="single" w:color="CCCCCC" w:sz="4"/>
+              <w:right w:val="single" w:color="CCCCCC" w:sz="4"/>
+            </w:tcBorders>
+            <w:shd w:fill="FFFFFF" w:val="clear"/>
+            <w:tcMar>
+              <w:top w:type="dxa" w:w="80"/>
+              <w:left w:type="dxa" w:w="120"/>
+              <w:bottom w:type="dxa" w:w="80"/>
+              <w:right w:type="dxa" w:w="120"/>
+            </w:tcMar>
+          </w:tcPr>
+          <w:p>
+            <w:pPr>
+              <w:spacing w:before="0" w:after="0"/>
+            </w:pPr>
+            <w:r>
+              <w:rPr>
+                <w:rFonts w:ascii="BIZ UDPGothic" w:cs="BIZ UDPGothic" w:eastAsia="BIZ UDPGothic" w:hAnsi="BIZ UDPGothic"/>
+                <w:color w:val="404040"/>
+                <w:sz w:val="18"/>
+                <w:szCs w:val="18"/>
+              </w:rPr>
+              <w:t xml:space="preserve">Backup</w:t>
+            </w:r>
+          </w:p>
+        </w:tc>
+        <w:tc>
+          <w:tcPr>
+            <w:tcW w:type="dxa" w:w="4753"/>
+            <w:tcBorders>
+              <w:top w:val="single" w:color="CCCCCC" w:sz="4"/>
+              <w:left w:val="single" w:color="CCCCCC" w:sz="4"/>
+              <w:bottom w:val="single" w:color="CCCCCC" w:sz="4"/>
+              <w:right w:val="single" w:color="CCCCCC" w:sz="4"/>
+            </w:tcBorders>
+            <w:shd w:fill="FFFFFF" w:val="clear"/>
+            <w:tcMar>
+              <w:top w:type="dxa" w:w="80"/>
+              <w:left w:type="dxa" w:w="120"/>
+              <w:bottom w:type="dxa" w:w="80"/>
+              <w:right w:type="dxa" w:w="120"/>
+            </w:tcMar>
+          </w:tcPr>
+          <w:p>
+            <w:pPr>
+              <w:spacing w:before="0" w:after="0"/>
+            </w:pPr>
+            <w:r>
+              <w:rPr>
+                <w:rFonts w:ascii="BIZ UDPGothic" w:cs="BIZ UDPGothic" w:eastAsia="BIZ UDPGothic" w:hAnsi="BIZ UDPGothic"/>
+                <w:color w:val="404040"/>
+                <w:sz w:val="18"/>
+                <w:szCs w:val="18"/>
+              </w:rPr>
+              <w:t xml:space="preserve">未設定 / Chưa cài đặt</w:t>
+            </w:r>
+          </w:p>
+        </w:tc>
+      </w:tr>
+      <w:tr>
+        <w:trPr>
+          <w:cantSplit/>
+        </w:trPr>
+        <w:tc>
+          <w:tcPr>
+            <w:tcW w:type="dxa" w:w="4753"/>
+            <w:tcBorders>
+              <w:top w:val="single" w:color="CCCCCC" w:sz="4"/>
+              <w:left w:val="single" w:color="CCCCCC" w:sz="4"/>
+              <w:bottom w:val="single" w:color="CCCCCC" w:sz="4"/>
+              <w:right w:val="single" w:color="CCCCCC" w:sz="4"/>
+            </w:tcBorders>
+            <w:shd w:fill="FFFFFF" w:val="clear"/>
+            <w:tcMar>
+              <w:top w:type="dxa" w:w="80"/>
+              <w:left w:type="dxa" w:w="120"/>
+              <w:bottom w:type="dxa" w:w="80"/>
+              <w:right w:type="dxa" w:w="120"/>
+            </w:tcMar>
+          </w:tcPr>
+          <w:p>
+            <w:pPr>
+              <w:spacing w:before="0" w:after="0"/>
+            </w:pPr>
+            <w:r>
+              <w:rPr>
+                <w:rFonts w:ascii="BIZ UDPGothic" w:cs="BIZ UDPGothic" w:eastAsia="BIZ UDPGothic" w:hAnsi="BIZ UDPGothic"/>
+                <w:color w:val="404040"/>
+                <w:sz w:val="18"/>
+                <w:szCs w:val="18"/>
+              </w:rPr>
+              <w:t xml:space="preserve">期スナップシ ョット保持 snapshot dài hạn</w:t>
+            </w:r>
+          </w:p>
+        </w:tc>
+        <w:tc>
+          <w:tcPr>
+            <w:tcW w:type="dxa" w:w="4753"/>
+            <w:tcBorders>
+              <w:top w:val="single" w:color="CCCCCC" w:sz="4"/>
+              <w:left w:val="single" w:color="CCCCCC" w:sz="4"/>
+              <w:bottom w:val="single" w:color="CCCCCC" w:sz="4"/>
+              <w:right w:val="single" w:color="CCCCCC" w:sz="4"/>
+            </w:tcBorders>
+            <w:shd w:fill="FFFFFF" w:val="clear"/>
+            <w:tcMar>
+              <w:top w:type="dxa" w:w="80"/>
+              <w:left w:type="dxa" w:w="120"/>
+              <w:bottom w:type="dxa" w:w="80"/>
+              <w:right w:type="dxa" w:w="120"/>
+            </w:tcMar>
+          </w:tcPr>
+          <w:p>
+            <w:pPr>
+              <w:spacing w:before="0" w:after="0"/>
+            </w:pPr>
+            <w:r>
+              <w:rPr>
+                <w:rFonts w:ascii="BIZ UDPGothic" w:cs="BIZ UDPGothic" w:eastAsia="BIZ UDPGothic" w:hAnsi="BIZ UDPGothic"/>
+                <w:color w:val="404040"/>
+                <w:sz w:val="18"/>
+                <w:szCs w:val="18"/>
+              </w:rPr>
+              <w:t xml:space="preserve">なし / Không có</w:t>
+            </w:r>
+          </w:p>
+        </w:tc>
+      </w:tr>
+    </w:tbl>
+    <w:p>
+      <w:pPr>
+        <w:pBdr>
+          <w:left w:val="thick" w:color="C8102E" w:sz="20" w:space="6"/>
+        </w:pBdr>
+        <w:spacing w:before="280" w:after="100"/>
+      </w:pPr>
+      <w:r>
+        <w:rPr>
+          <w:rFonts w:ascii="BIZ UDPGothic" w:cs="BIZ UDPGothic" w:eastAsia="BIZ UDPGothic" w:hAnsi="BIZ UDPGothic"/>
+          <w:b/>
+          <w:bCs/>
+          <w:color w:val="C8102E"/>
+          <w:sz w:val="24"/>
+          <w:szCs w:val="24"/>
+        </w:rPr>
+        <w:t xml:space="preserve">■ 修正後の設定 / Cài đặt sau chỉnh sửa</w:t>
+      </w:r>
+      <w:r>
+        <w:br/>
+      </w:r>
+      <w:r>
+        <w:rPr>
+          <w:rFonts w:ascii="BIZ UDPGothic" w:cs="BIZ UDPGothic" w:eastAsia="BIZ UDPGothic" w:hAnsi="BIZ UDPGothic"/>
+          <w:i/>
+          <w:iCs/>
+          <w:color w:val="AA3344"/>
+          <w:sz w:val="17"/>
+          <w:szCs w:val="17"/>
+        </w:rPr>
+        <w:t xml:space="preserve">　</w:t>
+      </w:r>
+    </w:p>
+    <w:p>
+      <w:pPr>
+        <w:spacing w:before="100" w:after="100"/>
+      </w:pPr>
+      <w:r>
+        <w:rPr>
+          <w:rFonts w:ascii="BIZ UDPGothic" w:cs="BIZ UDPGothic" w:eastAsia="BIZ UDPGothic" w:hAnsi="BIZ UDPGothic"/>
+          <w:color w:val="404040"/>
+          <w:sz w:val="18"/>
+          <w:szCs w:val="18"/>
+        </w:rPr>
+        <w:t xml:space="preserve">3-1. 毎時バックアップ（AWS Backup）</w:t>
+      </w:r>
+      <w:r>
+        <w:br/>
+      </w:r>
+      <w:r>
+        <w:rPr>
+          <w:rFonts w:ascii="BIZ UDPGothic" w:cs="BIZ UDPGothic" w:eastAsia="BIZ UDPGothic" w:hAnsi="BIZ UDPGothic"/>
+          <w:i/>
+          <w:iCs/>
+          <w:color w:val="777777"/>
+          <w:sz w:val="16"/>
+          <w:szCs w:val="16"/>
+        </w:rPr>
+        <w:t xml:space="preserve">/ Backup theo giờ</w:t>
+      </w:r>
+    </w:p>
+    <w:tbl>
+      <w:tblPr>
+        <w:tblW w:type="dxa" w:w="9506"/>
+        <w:tblBorders>
+          <w:top w:val="single" w:color="CCCCCC" w:sz="4"/>
+          <w:left w:val="single" w:color="CCCCCC" w:sz="4"/>
+          <w:bottom w:val="single" w:color="CCCCCC" w:sz="4"/>
+          <w:right w:val="single" w:color="CCCCCC" w:sz="4"/>
+          <w:insideH w:val="single" w:color="auto" w:sz="4"/>
+          <w:insideV w:val="single" w:color="auto" w:sz="4"/>
+        </w:tblBorders>
+      </w:tblPr>
+      <w:tblGrid>
+        <w:gridCol w:w="4753"/>
+        <w:gridCol w:w="4753"/>
+      </w:tblGrid>
+      <w:tr>
+        <w:trPr>
+          <w:cantSplit/>
+          <w:tblHeader/>
+        </w:trPr>
+        <w:tc>
+          <w:tcPr>
+            <w:tcW w:type="dxa" w:w="4753"/>
+            <w:tcBorders>
+              <w:top w:val="single" w:color="CCCCCC" w:sz="4"/>
+              <w:left w:val="single" w:color="CCCCCC" w:sz="4"/>
+              <w:bottom w:val="single" w:color="CCCCCC" w:sz="4"/>
+              <w:right w:val="single" w:color="CCCCCC" w:sz="4"/>
+            </w:tcBorders>
+            <w:shd w:fill="E8E8E8" w:val="clear"/>
+            <w:tcMar>
+              <w:top w:type="dxa" w:w="80"/>
+              <w:left w:type="dxa" w:w="120"/>
+              <w:bottom w:type="dxa" w:w="80"/>
+              <w:right w:type="dxa" w:w="120"/>
+            </w:tcMar>
+          </w:tcPr>
+          <w:p>
+            <w:pPr>
+              <w:spacing w:before="0" w:after="0"/>
+            </w:pPr>
+            <w:r>
+              <w:rPr>
+                <w:rFonts w:ascii="BIZ UDPGothic" w:cs="BIZ UDPGothic" w:eastAsia="BIZ UDPGothic" w:hAnsi="BIZ UDPGothic"/>
+                <w:color w:val="404040"/>
+                <w:sz w:val="18"/>
+                <w:szCs w:val="18"/>
+              </w:rPr>
+              <w:t xml:space="preserve">アップ頻度 backup</w:t>
+            </w:r>
+          </w:p>
+        </w:tc>
+        <w:tc>
+          <w:tcPr>
+            <w:tcW w:type="dxa" w:w="4753"/>
+            <w:tcBorders>
+              <w:top w:val="single" w:color="CCCCCC" w:sz="4"/>
+              <w:left w:val="single" w:color="CCCCCC" w:sz="4"/>
+              <w:bottom w:val="single" w:color="CCCCCC" w:sz="4"/>
+              <w:right w:val="single" w:color="CCCCCC" w:sz="4"/>
+            </w:tcBorders>
+            <w:shd w:fill="E8E8E8" w:val="clear"/>
+            <w:tcMar>
+              <w:top w:type="dxa" w:w="80"/>
+              <w:left w:type="dxa" w:w="120"/>
+              <w:bottom w:type="dxa" w:w="80"/>
+              <w:right w:type="dxa" w:w="120"/>
+            </w:tcMar>
+          </w:tcPr>
+          <w:p>
+            <w:pPr>
+              <w:spacing w:before="0" w:after="0"/>
+            </w:pPr>
+            <w:r>
+              <w:rPr>
+                <w:rFonts w:ascii="BIZ UDPGothic" w:cs="BIZ UDPGothic" w:eastAsia="BIZ UDPGothic" w:hAnsi="BIZ UDPGothic"/>
+                <w:color w:val="404040"/>
+                <w:sz w:val="18"/>
+                <w:szCs w:val="18"/>
+              </w:rPr>
+              <w:t xml:space="preserve">1時間ごと / Mỗi 1 giờ</w:t>
+            </w:r>
+          </w:p>
+        </w:tc>
+      </w:tr>
+      <w:tr>
+        <w:trPr>
+          <w:cantSplit/>
+        </w:trPr>
+        <w:tc>
+          <w:tcPr>
+            <w:tcW w:type="dxa" w:w="4753"/>
+            <w:tcBorders>
+              <w:top w:val="single" w:color="CCCCCC" w:sz="4"/>
+              <w:left w:val="single" w:color="CCCCCC" w:sz="4"/>
+              <w:bottom w:val="single" w:color="CCCCCC" w:sz="4"/>
+              <w:right w:val="single" w:color="CCCCCC" w:sz="4"/>
+            </w:tcBorders>
+            <w:shd w:fill="FFFFFF" w:val="clear"/>
+            <w:tcMar>
+              <w:top w:type="dxa" w:w="80"/>
+              <w:left w:type="dxa" w:w="120"/>
+              <w:bottom w:type="dxa" w:w="80"/>
+              <w:right w:type="dxa" w:w="120"/>
+            </w:tcMar>
+          </w:tcPr>
+          <w:p>
+            <w:pPr>
+              <w:spacing w:before="0" w:after="0"/>
+            </w:pPr>
+            <w:r>
+              <w:rPr>
+                <w:rFonts w:ascii="BIZ UDPGothic" w:cs="BIZ UDPGothic" w:eastAsia="BIZ UDPGothic" w:hAnsi="BIZ UDPGothic"/>
+                <w:color w:val="404040"/>
+                <w:sz w:val="18"/>
+                <w:szCs w:val="18"/>
+              </w:rPr>
+              <w:t xml:space="preserve">lưu trữ</w:t>
+            </w:r>
+          </w:p>
+        </w:tc>
+        <w:tc>
+          <w:tcPr>
+            <w:tcW w:type="dxa" w:w="4753"/>
+            <w:tcBorders>
+              <w:top w:val="single" w:color="CCCCCC" w:sz="4"/>
+              <w:left w:val="single" w:color="CCCCCC" w:sz="4"/>
+              <w:bottom w:val="single" w:color="CCCCCC" w:sz="4"/>
+              <w:right w:val="single" w:color="CCCCCC" w:sz="4"/>
+            </w:tcBorders>
+            <w:shd w:fill="FFFFFF" w:val="clear"/>
+            <w:tcMar>
+              <w:top w:type="dxa" w:w="80"/>
+              <w:left w:type="dxa" w:w="120"/>
+              <w:bottom w:type="dxa" w:w="80"/>
+              <w:right w:type="dxa" w:w="120"/>
+            </w:tcMar>
+          </w:tcPr>
+          <w:p>
+            <w:pPr>
+              <w:spacing w:before="0" w:after="0"/>
+            </w:pPr>
+            <w:r>
+              <w:rPr>
+                <w:rFonts w:ascii="BIZ UDPGothic" w:cs="BIZ UDPGothic" w:eastAsia="BIZ UDPGothic" w:hAnsi="BIZ UDPGothic"/>
+                <w:color w:val="404040"/>
+                <w:sz w:val="18"/>
+                <w:szCs w:val="18"/>
+              </w:rPr>
+              <w:t xml:space="preserve">25時間 / 25 giờ</w:t>
+            </w:r>
+          </w:p>
+        </w:tc>
+      </w:tr>
+      <w:tr>
+        <w:trPr>
+          <w:cantSplit/>
+        </w:trPr>
+        <w:tc>
+          <w:tcPr>
+            <w:tcW w:type="dxa" w:w="4753"/>
+            <w:tcBorders>
+              <w:top w:val="single" w:color="CCCCCC" w:sz="4"/>
+              <w:left w:val="single" w:color="CCCCCC" w:sz="4"/>
+              <w:bottom w:val="single" w:color="CCCCCC" w:sz="4"/>
+              <w:right w:val="single" w:color="CCCCCC" w:sz="4"/>
+            </w:tcBorders>
+            <w:shd w:fill="FFFFFF" w:val="clear"/>
+            <w:tcMar>
+              <w:top w:type="dxa" w:w="80"/>
+              <w:left w:type="dxa" w:w="120"/>
+              <w:bottom w:type="dxa" w:w="80"/>
+              <w:right w:type="dxa" w:w="120"/>
+            </w:tcMar>
+          </w:tcPr>
+          <w:p>
+            <w:pPr>
+              <w:spacing w:before="0" w:after="0"/>
+            </w:pPr>
+            <w:r>
+              <w:rPr>
+                <w:rFonts w:ascii="BIZ UDPGothic" w:cs="BIZ UDPGothic" w:eastAsia="BIZ UDPGothic" w:hAnsi="BIZ UDPGothic"/>
+                <w:color w:val="404040"/>
+                <w:sz w:val="18"/>
+                <w:szCs w:val="18"/>
+              </w:rPr>
+              <w:t xml:space="preserve">tượng</w:t>
+            </w:r>
+          </w:p>
+        </w:tc>
+        <w:tc>
+          <w:tcPr>
+            <w:tcW w:type="dxa" w:w="4753"/>
+            <w:tcBorders>
+              <w:top w:val="single" w:color="CCCCCC" w:sz="4"/>
+              <w:left w:val="single" w:color="CCCCCC" w:sz="4"/>
+              <w:bottom w:val="single" w:color="CCCCCC" w:sz="4"/>
+              <w:right w:val="single" w:color="CCCCCC" w:sz="4"/>
+            </w:tcBorders>
+            <w:shd w:fill="FFFFFF" w:val="clear"/>
+            <w:tcMar>
+              <w:top w:type="dxa" w:w="80"/>
+              <w:left w:type="dxa" w:w="120"/>
+              <w:bottom w:type="dxa" w:w="80"/>
+              <w:right w:type="dxa" w:w="120"/>
+            </w:tcMar>
+          </w:tcPr>
+          <w:p>
+            <w:pPr>
+              <w:spacing w:before="0" w:after="0"/>
+            </w:pPr>
+            <w:r>
+              <w:rPr>
+                <w:rFonts w:ascii="BIZ UDPGothic" w:cs="BIZ UDPGothic" w:eastAsia="BIZ UDPGothic" w:hAnsi="BIZ UDPGothic"/>
+                <w:color w:val="404040"/>
+                <w:sz w:val="18"/>
+                <w:szCs w:val="18"/>
+              </w:rPr>
+              <w:t xml:space="preserve">ksm-posprd-db-cluster</w:t>
+            </w:r>
+          </w:p>
+        </w:tc>
+      </w:tr>
+      <w:tr>
+        <w:trPr>
+          <w:cantSplit/>
+        </w:trPr>
+        <w:tc>
+          <w:tcPr>
+            <w:tcW w:type="dxa" w:w="4753"/>
+            <w:tcBorders>
+              <w:top w:val="single" w:color="CCCCCC" w:sz="4"/>
+              <w:left w:val="single" w:color="CCCCCC" w:sz="4"/>
+              <w:bottom w:val="single" w:color="CCCCCC" w:sz="4"/>
+              <w:right w:val="single" w:color="CCCCCC" w:sz="4"/>
+            </w:tcBorders>
+            <w:shd w:fill="FFFFFF" w:val="clear"/>
+            <w:tcMar>
+              <w:top w:type="dxa" w:w="80"/>
+              <w:left w:type="dxa" w:w="120"/>
+              <w:bottom w:type="dxa" w:w="80"/>
+              <w:right w:type="dxa" w:w="120"/>
+            </w:tcMar>
+          </w:tcPr>
+          <w:p>
+            <w:pPr>
+              <w:spacing w:before="0" w:after="0"/>
+            </w:pPr>
+            <w:r>
+              <w:rPr>
+                <w:rFonts w:ascii="BIZ UDPGothic" w:cs="BIZ UDPGothic" w:eastAsia="BIZ UDPGothic" w:hAnsi="BIZ UDPGothic"/>
+                <w:color w:val="404040"/>
+                <w:sz w:val="18"/>
+                <w:szCs w:val="18"/>
+              </w:rPr>
+              <w:t xml:space="preserve">ウィンドウ backup</w:t>
+            </w:r>
+          </w:p>
+        </w:tc>
+        <w:tc>
+          <w:tcPr>
+            <w:tcW w:type="dxa" w:w="4753"/>
+            <w:tcBorders>
+              <w:top w:val="single" w:color="CCCCCC" w:sz="4"/>
+              <w:left w:val="single" w:color="CCCCCC" w:sz="4"/>
+              <w:bottom w:val="single" w:color="CCCCCC" w:sz="4"/>
+              <w:right w:val="single" w:color="CCCCCC" w:sz="4"/>
+            </w:tcBorders>
+            <w:shd w:fill="FFFFFF" w:val="clear"/>
+            <w:tcMar>
+              <w:top w:type="dxa" w:w="80"/>
+              <w:left w:type="dxa" w:w="120"/>
+              <w:bottom w:type="dxa" w:w="80"/>
+              <w:right w:type="dxa" w:w="120"/>
+            </w:tcMar>
+          </w:tcPr>
+          <w:p>
+            <w:pPr>
+              <w:spacing w:before="0" w:after="0"/>
+            </w:pPr>
+            <w:r>
+              <w:rPr>
+                <w:rFonts w:ascii="BIZ UDPGothic" w:cs="BIZ UDPGothic" w:eastAsia="BIZ UDPGothic" w:hAnsi="BIZ UDPGothic"/>
+                <w:color w:val="404040"/>
+                <w:sz w:val="18"/>
+                <w:szCs w:val="18"/>
+              </w:rPr>
+              <w:t xml:space="preserve">毎時0分 / Phút 0 mỗi giờ</w:t>
+            </w:r>
+          </w:p>
+        </w:tc>
+      </w:tr>
+    </w:tbl>
+    <w:p>
+      <w:pPr>
+        <w:spacing w:before="100" w:after="100"/>
+      </w:pPr>
+      <w:r>
+        <w:rPr>
+          <w:rFonts w:ascii="BIZ UDPGothic" w:cs="BIZ UDPGothic" w:eastAsia="BIZ UDPGothic" w:hAnsi="BIZ UDPGothic"/>
+          <w:color w:val="404040"/>
+          <w:sz w:val="18"/>
+          <w:szCs w:val="18"/>
+        </w:rPr>
+        <w:t xml:space="preserve">3-2. 日次バックアップ（午前0時）</w:t>
+      </w:r>
+      <w:r>
+        <w:br/>
+      </w:r>
+      <w:r>
+        <w:rPr>
+          <w:rFonts w:ascii="BIZ UDPGothic" w:cs="BIZ UDPGothic" w:eastAsia="BIZ UDPGothic" w:hAnsi="BIZ UDPGothic"/>
+          <w:i/>
+          <w:iCs/>
+          <w:color w:val="777777"/>
+          <w:sz w:val="16"/>
+          <w:szCs w:val="16"/>
+        </w:rPr>
+        <w:t xml:space="preserve">/ Backup hàng ngày (0h)</w:t>
+      </w:r>
+    </w:p>
+    <w:tbl>
+      <w:tblPr>
+        <w:tblW w:type="dxa" w:w="9506"/>
+        <w:tblBorders>
+          <w:top w:val="single" w:color="CCCCCC" w:sz="4"/>
+          <w:left w:val="single" w:color="CCCCCC" w:sz="4"/>
+          <w:bottom w:val="single" w:color="CCCCCC" w:sz="4"/>
+          <w:right w:val="single" w:color="CCCCCC" w:sz="4"/>
+          <w:insideH w:val="single" w:color="auto" w:sz="4"/>
+          <w:insideV w:val="single" w:color="auto" w:sz="4"/>
+        </w:tblBorders>
+      </w:tblPr>
+      <w:tblGrid>
+        <w:gridCol w:w="4753"/>
+        <w:gridCol w:w="4753"/>
+      </w:tblGrid>
+      <w:tr>
+        <w:trPr>
+          <w:cantSplit/>
+          <w:tblHeader/>
+        </w:trPr>
+        <w:tc>
+          <w:tcPr>
+            <w:tcW w:type="dxa" w:w="4753"/>
+            <w:tcBorders>
+              <w:top w:val="single" w:color="CCCCCC" w:sz="4"/>
+              <w:left w:val="single" w:color="CCCCCC" w:sz="4"/>
+              <w:bottom w:val="single" w:color="CCCCCC" w:sz="4"/>
+              <w:right w:val="single" w:color="CCCCCC" w:sz="4"/>
+            </w:tcBorders>
+            <w:shd w:fill="E8E8E8" w:val="clear"/>
+            <w:tcMar>
+              <w:top w:type="dxa" w:w="80"/>
+              <w:left w:type="dxa" w:w="120"/>
+              <w:bottom w:type="dxa" w:w="80"/>
+              <w:right w:type="dxa" w:w="120"/>
+            </w:tcMar>
+          </w:tcPr>
+          <w:p>
+            <w:pPr>
+              <w:spacing w:before="0" w:after="0"/>
+            </w:pPr>
+            <w:r>
+              <w:rPr>
+                <w:rFonts w:ascii="BIZ UDPGothic" w:cs="BIZ UDPGothic" w:eastAsia="BIZ UDPGothic" w:hAnsi="BIZ UDPGothic"/>
+                <w:color w:val="404040"/>
+                <w:sz w:val="18"/>
+                <w:szCs w:val="18"/>
+              </w:rPr>
+              <w:t xml:space="preserve">lưu trữ</w:t>
+            </w:r>
+          </w:p>
+        </w:tc>
+        <w:tc>
+          <w:tcPr>
+            <w:tcW w:type="dxa" w:w="4753"/>
+            <w:tcBorders>
+              <w:top w:val="single" w:color="CCCCCC" w:sz="4"/>
+              <w:left w:val="single" w:color="CCCCCC" w:sz="4"/>
+              <w:bottom w:val="single" w:color="CCCCCC" w:sz="4"/>
+              <w:right w:val="single" w:color="CCCCCC" w:sz="4"/>
+            </w:tcBorders>
+            <w:shd w:fill="E8E8E8" w:val="clear"/>
+            <w:tcMar>
+              <w:top w:type="dxa" w:w="80"/>
+              <w:left w:type="dxa" w:w="120"/>
+              <w:bottom w:type="dxa" w:w="80"/>
+              <w:right w:type="dxa" w:w="120"/>
+            </w:tcMar>
+          </w:tcPr>
+          <w:p>
+            <w:pPr>
+              <w:spacing w:before="0" w:after="0"/>
+            </w:pPr>
+            <w:r>
+              <w:rPr>
+                <w:rFonts w:ascii="BIZ UDPGothic" w:cs="BIZ UDPGothic" w:eastAsia="BIZ UDPGothic" w:hAnsi="BIZ UDPGothic"/>
+                <w:color w:val="404040"/>
+                <w:sz w:val="18"/>
+                <w:szCs w:val="18"/>
+              </w:rPr>
+              <w:t xml:space="preserve">毎日 JST 00:00（UTC 15:00）のバックアップ / Backup lúc JST 00:00 (UTC 15:00) mỗi ngày</w:t>
+            </w:r>
+          </w:p>
+        </w:tc>
+      </w:tr>
+      <w:tr>
+        <w:trPr>
+          <w:cantSplit/>
+        </w:trPr>
+        <w:tc>
+          <w:tcPr>
+            <w:tcW w:type="dxa" w:w="4753"/>
+            <w:tcBorders>
+              <w:top w:val="single" w:color="CCCCCC" w:sz="4"/>
+              <w:left w:val="single" w:color="CCCCCC" w:sz="4"/>
+              <w:bottom w:val="single" w:color="CCCCCC" w:sz="4"/>
+              <w:right w:val="single" w:color="CCCCCC" w:sz="4"/>
+            </w:tcBorders>
+            <w:shd w:fill="FFFFFF" w:val="clear"/>
+            <w:tcMar>
+              <w:top w:type="dxa" w:w="80"/>
+              <w:left w:type="dxa" w:w="120"/>
+              <w:bottom w:type="dxa" w:w="80"/>
+              <w:right w:type="dxa" w:w="120"/>
+            </w:tcMar>
+          </w:tcPr>
+          <w:p>
+            <w:pPr>
+              <w:spacing w:before="0" w:after="0"/>
+            </w:pPr>
+            <w:r>
+              <w:rPr>
+                <w:rFonts w:ascii="BIZ UDPGothic" w:cs="BIZ UDPGothic" w:eastAsia="BIZ UDPGothic" w:hAnsi="BIZ UDPGothic"/>
+                <w:color w:val="404040"/>
+                <w:sz w:val="18"/>
+                <w:szCs w:val="18"/>
+              </w:rPr>
+              <w:t xml:space="preserve">lưu trữ</w:t>
+            </w:r>
+          </w:p>
+        </w:tc>
+        <w:tc>
+          <w:tcPr>
+            <w:tcW w:type="dxa" w:w="4753"/>
+            <w:tcBorders>
+              <w:top w:val="single" w:color="CCCCCC" w:sz="4"/>
+              <w:left w:val="single" w:color="CCCCCC" w:sz="4"/>
+              <w:bottom w:val="single" w:color="CCCCCC" w:sz="4"/>
+              <w:right w:val="single" w:color="CCCCCC" w:sz="4"/>
+            </w:tcBorders>
+            <w:shd w:fill="FFFFFF" w:val="clear"/>
+            <w:tcMar>
+              <w:top w:type="dxa" w:w="80"/>
+              <w:left w:type="dxa" w:w="120"/>
+              <w:bottom w:type="dxa" w:w="80"/>
+              <w:right w:type="dxa" w:w="120"/>
+            </w:tcMar>
+          </w:tcPr>
+          <w:p>
+            <w:pPr>
+              <w:spacing w:before="0" w:after="0"/>
+            </w:pPr>
+            <w:r>
+              <w:rPr>
+                <w:rFonts w:ascii="BIZ UDPGothic" w:cs="BIZ UDPGothic" w:eastAsia="BIZ UDPGothic" w:hAnsi="BIZ UDPGothic"/>
+                <w:color w:val="404040"/>
+                <w:sz w:val="18"/>
+                <w:szCs w:val="18"/>
+              </w:rPr>
+              <w:t xml:space="preserve">7日間 / 7 ngày</w:t>
+            </w:r>
+          </w:p>
+        </w:tc>
+      </w:tr>
+      <w:tr>
+        <w:trPr>
+          <w:cantSplit/>
+        </w:trPr>
+        <w:tc>
+          <w:tcPr>
+            <w:tcW w:type="dxa" w:w="4753"/>
+            <w:tcBorders>
+              <w:top w:val="single" w:color="CCCCCC" w:sz="4"/>
+              <w:left w:val="single" w:color="CCCCCC" w:sz="4"/>
+              <w:bottom w:val="single" w:color="CCCCCC" w:sz="4"/>
+              <w:right w:val="single" w:color="CCCCCC" w:sz="4"/>
+            </w:tcBorders>
+            <w:shd w:fill="FFFFFF" w:val="clear"/>
+            <w:tcMar>
+              <w:top w:type="dxa" w:w="80"/>
+              <w:left w:type="dxa" w:w="120"/>
+              <w:bottom w:type="dxa" w:w="80"/>
+              <w:right w:type="dxa" w:w="120"/>
+            </w:tcMar>
+          </w:tcPr>
+          <w:p>
+            <w:pPr>
+              <w:spacing w:before="0" w:after="0"/>
+            </w:pPr>
+            <w:r>
+              <w:rPr>
+                <w:rFonts w:ascii="BIZ UDPGothic" w:cs="BIZ UDPGothic" w:eastAsia="BIZ UDPGothic" w:hAnsi="BIZ UDPGothic"/>
+                <w:color w:val="404040"/>
+                <w:sz w:val="18"/>
+                <w:szCs w:val="18"/>
+              </w:rPr>
+              <w:t xml:space="preserve">tượng</w:t>
+            </w:r>
+          </w:p>
+        </w:tc>
+        <w:tc>
+          <w:tcPr>
+            <w:tcW w:type="dxa" w:w="4753"/>
+            <w:tcBorders>
+              <w:top w:val="single" w:color="CCCCCC" w:sz="4"/>
+              <w:left w:val="single" w:color="CCCCCC" w:sz="4"/>
+              <w:bottom w:val="single" w:color="CCCCCC" w:sz="4"/>
+              <w:right w:val="single" w:color="CCCCCC" w:sz="4"/>
+            </w:tcBorders>
+            <w:shd w:fill="FFFFFF" w:val="clear"/>
+            <w:tcMar>
+              <w:top w:type="dxa" w:w="80"/>
+              <w:left w:type="dxa" w:w="120"/>
+              <w:bottom w:type="dxa" w:w="80"/>
+              <w:right w:type="dxa" w:w="120"/>
+            </w:tcMar>
+          </w:tcPr>
+          <w:p>
+            <w:pPr>
+              <w:spacing w:before="0" w:after="0"/>
+            </w:pPr>
+            <w:r>
+              <w:rPr>
+                <w:rFonts w:ascii="BIZ UDPGothic" w:cs="BIZ UDPGothic" w:eastAsia="BIZ UDPGothic" w:hAnsi="BIZ UDPGothic"/>
+                <w:color w:val="404040"/>
+                <w:sz w:val="18"/>
+                <w:szCs w:val="18"/>
+              </w:rPr>
+              <w:t xml:space="preserve">ksm-posprd-db-cluster</w:t>
+            </w:r>
+          </w:p>
+        </w:tc>
+      </w:tr>
+    </w:tbl>
+    <w:p>
+      <w:pPr>
+        <w:pBdr>
+          <w:left w:val="thick" w:color="C8102E" w:sz="20" w:space="6"/>
+        </w:pBdr>
+        <w:spacing w:before="280" w:after="100"/>
+      </w:pPr>
+      <w:r>
+        <w:rPr>
+          <w:rFonts w:ascii="BIZ UDPGothic" w:cs="BIZ UDPGothic" w:eastAsia="BIZ UDPGothic" w:hAnsi="BIZ UDPGothic"/>
+          <w:b/>
+          <w:bCs/>
+          <w:color w:val="C8102E"/>
+          <w:sz w:val="24"/>
+          <w:szCs w:val="24"/>
+        </w:rPr>
+        <w:t xml:space="preserve">■ 実装方法 / / Phương</w:t>
+      </w:r>
+      <w:r>
+        <w:br/>
+      </w:r>
+      <w:r>
+        <w:rPr>
+          <w:rFonts w:ascii="BIZ UDPGothic" w:cs="BIZ UDPGothic" w:eastAsia="BIZ UDPGothic" w:hAnsi="BIZ UDPGothic"/>
+          <w:i/>
+          <w:iCs/>
+          <w:color w:val="AA3344"/>
+          <w:sz w:val="17"/>
+          <w:szCs w:val="17"/>
+        </w:rPr>
+        <w:t xml:space="preserve">　</w:t>
+      </w:r>
+    </w:p>
+    <w:p>
+      <w:pPr>
+        <w:spacing w:before="100" w:after="100"/>
+      </w:pPr>
+      <w:r>
+        <w:rPr>
+          <w:rFonts w:ascii="BIZ UDPGothic" w:cs="BIZ UDPGothic" w:eastAsia="BIZ UDPGothic" w:hAnsi="BIZ UDPGothic"/>
+          <w:color w:val="404040"/>
+          <w:sz w:val="18"/>
+          <w:szCs w:val="18"/>
+        </w:rPr>
+        <w:t xml:space="preserve">【方法A: AWS Backup を使用する（推奨）</w:t>
+      </w:r>
+      <w:r>
+        <w:br/>
+      </w:r>
+      <w:r>
+        <w:rPr>
+          <w:rFonts w:ascii="BIZ UDPGothic" w:cs="BIZ UDPGothic" w:eastAsia="BIZ UDPGothic" w:hAnsi="BIZ UDPGothic"/>
+          <w:i/>
+          <w:iCs/>
+          <w:color w:val="777777"/>
+          <w:sz w:val="16"/>
+          <w:szCs w:val="16"/>
+        </w:rPr>
+        <w:t xml:space="preserve">/ Sử dụng AWS Backup (Khuyến</w:t>
+      </w:r>
+    </w:p>
+    <w:p>
+      <w:pPr>
+        <w:spacing w:before="100" w:after="100"/>
+      </w:pPr>
+      <w:r>
+        <w:rPr>
+          <w:rFonts w:ascii="BIZ UDPGothic" w:cs="BIZ UDPGothic" w:eastAsia="BIZ UDPGothic" w:hAnsi="BIZ UDPGothic"/>
+          <w:color w:val="404040"/>
+          <w:sz w:val="18"/>
+          <w:szCs w:val="18"/>
+        </w:rPr>
+        <w:t xml:space="preserve">nghị)】</w:t>
+      </w:r>
+    </w:p>
+    <w:p>
+      <w:pPr>
+        <w:spacing w:before="100" w:after="100"/>
+      </w:pPr>
+      <w:r>
+        <w:rPr>
+          <w:rFonts w:ascii="BIZ UDPGothic" w:cs="BIZ UDPGothic" w:eastAsia="BIZ UDPGothic" w:hAnsi="BIZ UDPGothic"/>
+          <w:color w:val="404040"/>
+          <w:sz w:val="18"/>
+          <w:szCs w:val="18"/>
+        </w:rPr>
+        <w:t xml:space="preserve">バックアッププラン①: 毎時バックアップ（25時間保持）</w:t>
+      </w:r>
+      <w:r>
+        <w:br/>
+      </w:r>
+      <w:r>
+        <w:rPr>
+          <w:rFonts w:ascii="BIZ UDPGothic" w:cs="BIZ UDPGothic" w:eastAsia="BIZ UDPGothic" w:hAnsi="BIZ UDPGothic"/>
+          <w:i/>
+          <w:iCs/>
+          <w:color w:val="777777"/>
+          <w:sz w:val="16"/>
+          <w:szCs w:val="16"/>
+        </w:rPr>
+        <w:t xml:space="preserve">/ Kế hoạch backup ①:</w:t>
+      </w:r>
+    </w:p>
+    <w:p>
+      <w:pPr>
+        <w:spacing w:before="100" w:after="100"/>
+      </w:pPr>
+      <w:r>
+        <w:rPr>
+          <w:rFonts w:ascii="BIZ UDPGothic" w:cs="BIZ UDPGothic" w:eastAsia="BIZ UDPGothic" w:hAnsi="BIZ UDPGothic"/>
+          <w:color w:val="404040"/>
+          <w:sz w:val="18"/>
+          <w:szCs w:val="18"/>
+        </w:rPr>
+        <w:t xml:space="preserve">Backup theo giờ (lưu 25 giờ)</w:t>
+      </w:r>
+    </w:p>
+    <w:p>
+      <w:pPr>
+        <w:spacing w:before="100" w:after="100"/>
+      </w:pPr>
+      <w:r>
+        <w:rPr>
+          <w:rFonts w:ascii="BIZ UDPGothic" w:cs="BIZ UDPGothic" w:eastAsia="BIZ UDPGothic" w:hAnsi="BIZ UDPGothic"/>
+          <w:color w:val="404040"/>
+          <w:sz w:val="18"/>
+          <w:szCs w:val="18"/>
+        </w:rPr>
+        <w:t xml:space="preserve">&gt; {</w:t>
+      </w:r>
+    </w:p>
+    <w:p>
+      <w:pPr>
+        <w:spacing w:before="100" w:after="100"/>
+      </w:pPr>
+      <w:r>
+        <w:rPr>
+          <w:rFonts w:ascii="BIZ UDPGothic" w:cs="BIZ UDPGothic" w:eastAsia="BIZ UDPGothic" w:hAnsi="BIZ UDPGothic"/>
+          <w:color w:val="404040"/>
+          <w:sz w:val="18"/>
+          <w:szCs w:val="18"/>
+        </w:rPr>
+        <w:t xml:space="preserve">&gt;</w:t>
+      </w:r>
+    </w:p>
+    <w:p>
+      <w:pPr>
+        <w:spacing w:before="100" w:after="100"/>
+      </w:pPr>
+      <w:r>
+        <w:rPr>
+          <w:rFonts w:ascii="BIZ UDPGothic" w:cs="BIZ UDPGothic" w:eastAsia="BIZ UDPGothic" w:hAnsi="BIZ UDPGothic"/>
+          <w:color w:val="404040"/>
+          <w:sz w:val="18"/>
+          <w:szCs w:val="18"/>
+        </w:rPr>
+        <w:t xml:space="preserve">&gt; \"BackupPlanName\": \"ksm-posprd-rds-hourly\",</w:t>
+      </w:r>
+    </w:p>
+    <w:p>
+      <w:pPr>
+        <w:spacing w:before="100" w:after="100"/>
+      </w:pPr>
+      <w:r>
+        <w:rPr>
+          <w:rFonts w:ascii="BIZ UDPGothic" w:cs="BIZ UDPGothic" w:eastAsia="BIZ UDPGothic" w:hAnsi="BIZ UDPGothic"/>
+          <w:color w:val="404040"/>
+          <w:sz w:val="18"/>
+          <w:szCs w:val="18"/>
+        </w:rPr>
+        <w:t xml:space="preserve">&gt;</w:t>
+      </w:r>
+    </w:p>
+    <w:p>
+      <w:pPr>
+        <w:spacing w:before="100" w:after="100"/>
+      </w:pPr>
+      <w:r>
+        <w:rPr>
+          <w:rFonts w:ascii="BIZ UDPGothic" w:cs="BIZ UDPGothic" w:eastAsia="BIZ UDPGothic" w:hAnsi="BIZ UDPGothic"/>
+          <w:color w:val="404040"/>
+          <w:sz w:val="18"/>
+          <w:szCs w:val="18"/>
+        </w:rPr>
+        <w:t xml:space="preserve">&gt; \"Rules\": \[{</w:t>
+      </w:r>
+    </w:p>
+    <w:p>
+      <w:pPr>
+        <w:spacing w:before="100" w:after="100"/>
+      </w:pPr>
+      <w:r>
+        <w:rPr>
+          <w:rFonts w:ascii="BIZ UDPGothic" w:cs="BIZ UDPGothic" w:eastAsia="BIZ UDPGothic" w:hAnsi="BIZ UDPGothic"/>
+          <w:color w:val="404040"/>
+          <w:sz w:val="18"/>
+          <w:szCs w:val="18"/>
+        </w:rPr>
+        <w:t xml:space="preserve">&gt;</w:t>
+      </w:r>
+    </w:p>
+    <w:p>
+      <w:pPr>
+        <w:spacing w:before="100" w:after="100"/>
+      </w:pPr>
+      <w:r>
+        <w:rPr>
+          <w:rFonts w:ascii="BIZ UDPGothic" w:cs="BIZ UDPGothic" w:eastAsia="BIZ UDPGothic" w:hAnsi="BIZ UDPGothic"/>
+          <w:color w:val="404040"/>
+          <w:sz w:val="18"/>
+          <w:szCs w:val="18"/>
+        </w:rPr>
+        <w:t xml:space="preserve">&gt; \"RuleName\": \"hourly-25h\",</w:t>
+      </w:r>
+    </w:p>
+    <w:p>
+      <w:pPr>
+        <w:spacing w:before="100" w:after="100"/>
+      </w:pPr>
+      <w:r>
+        <w:rPr>
+          <w:rFonts w:ascii="BIZ UDPGothic" w:cs="BIZ UDPGothic" w:eastAsia="BIZ UDPGothic" w:hAnsi="BIZ UDPGothic"/>
+          <w:color w:val="404040"/>
+          <w:sz w:val="18"/>
+          <w:szCs w:val="18"/>
+        </w:rPr>
+        <w:t xml:space="preserve">&gt;</w:t>
+      </w:r>
+    </w:p>
+    <w:p>
+      <w:pPr>
+        <w:spacing w:before="100" w:after="100"/>
+      </w:pPr>
+      <w:r>
+        <w:rPr>
+          <w:rFonts w:ascii="BIZ UDPGothic" w:cs="BIZ UDPGothic" w:eastAsia="BIZ UDPGothic" w:hAnsi="BIZ UDPGothic"/>
+          <w:color w:val="404040"/>
+          <w:sz w:val="18"/>
+          <w:szCs w:val="18"/>
+        </w:rPr>
+        <w:t xml:space="preserve">&gt; \"ScheduleExpression\": \"cron(0 \* \* \* ? \*)\",</w:t>
+      </w:r>
+    </w:p>
+    <w:p>
+      <w:pPr>
+        <w:spacing w:before="100" w:after="100"/>
+      </w:pPr>
+      <w:r>
+        <w:rPr>
+          <w:rFonts w:ascii="BIZ UDPGothic" w:cs="BIZ UDPGothic" w:eastAsia="BIZ UDPGothic" w:hAnsi="BIZ UDPGothic"/>
+          <w:color w:val="404040"/>
+          <w:sz w:val="18"/>
+          <w:szCs w:val="18"/>
+        </w:rPr>
+        <w:t xml:space="preserve">&gt;</w:t>
+      </w:r>
+    </w:p>
+    <w:p>
+      <w:pPr>
+        <w:spacing w:before="100" w:after="100"/>
+      </w:pPr>
+      <w:r>
+        <w:rPr>
+          <w:rFonts w:ascii="BIZ UDPGothic" w:cs="BIZ UDPGothic" w:eastAsia="BIZ UDPGothic" w:hAnsi="BIZ UDPGothic"/>
+          <w:color w:val="404040"/>
+          <w:sz w:val="18"/>
+          <w:szCs w:val="18"/>
+        </w:rPr>
+        <w:t xml:space="preserve">&gt; \"Lifecycle\": { \"DeleteAfterDays\": 2 }</w:t>
+      </w:r>
+    </w:p>
+    <w:p>
+      <w:pPr>
+        <w:spacing w:before="100" w:after="100"/>
+      </w:pPr>
+      <w:r>
+        <w:rPr>
+          <w:rFonts w:ascii="BIZ UDPGothic" w:cs="BIZ UDPGothic" w:eastAsia="BIZ UDPGothic" w:hAnsi="BIZ UDPGothic"/>
+          <w:color w:val="404040"/>
+          <w:sz w:val="18"/>
+          <w:szCs w:val="18"/>
+        </w:rPr>
+        <w:t xml:space="preserve">&gt;</w:t>
+      </w:r>
+    </w:p>
+    <w:p>
+      <w:pPr>
+        <w:spacing w:before="100" w:after="100"/>
+      </w:pPr>
+      <w:r>
+        <w:rPr>
+          <w:rFonts w:ascii="BIZ UDPGothic" w:cs="BIZ UDPGothic" w:eastAsia="BIZ UDPGothic" w:hAnsi="BIZ UDPGothic"/>
+          <w:color w:val="404040"/>
+          <w:sz w:val="18"/>
+          <w:szCs w:val="18"/>
+        </w:rPr>
+        <w:t xml:space="preserve">&gt; }\]</w:t>
+      </w:r>
+    </w:p>
+    <w:p>
+      <w:pPr>
+        <w:spacing w:before="100" w:after="100"/>
+      </w:pPr>
+      <w:r>
+        <w:rPr>
+          <w:rFonts w:ascii="BIZ UDPGothic" w:cs="BIZ UDPGothic" w:eastAsia="BIZ UDPGothic" w:hAnsi="BIZ UDPGothic"/>
+          <w:color w:val="404040"/>
+          <w:sz w:val="18"/>
+          <w:szCs w:val="18"/>
+        </w:rPr>
+        <w:t xml:space="preserve">&gt;</w:t>
+      </w:r>
+    </w:p>
+    <w:p>
+      <w:pPr>
+        <w:spacing w:before="100" w:after="100"/>
+      </w:pPr>
+      <w:r>
+        <w:rPr>
+          <w:rFonts w:ascii="BIZ UDPGothic" w:cs="BIZ UDPGothic" w:eastAsia="BIZ UDPGothic" w:hAnsi="BIZ UDPGothic"/>
+          <w:color w:val="404040"/>
+          <w:sz w:val="18"/>
+          <w:szCs w:val="18"/>
+        </w:rPr>
+        <w:t xml:space="preserve">&gt; }</w:t>
+      </w:r>
+    </w:p>
+    <w:p>
+      <w:pPr>
+        <w:spacing w:before="100" w:after="100"/>
+      </w:pPr>
+      <w:r>
+        <w:rPr>
+          <w:rFonts w:ascii="BIZ UDPGothic" w:cs="BIZ UDPGothic" w:eastAsia="BIZ UDPGothic" w:hAnsi="BIZ UDPGothic"/>
+          <w:color w:val="404040"/>
+          <w:sz w:val="18"/>
+          <w:szCs w:val="18"/>
+        </w:rPr>
+        <w:t xml:space="preserve">バックアッププラン②: 日次バックアップ（7日保持）</w:t>
+      </w:r>
+      <w:r>
+        <w:br/>
+      </w:r>
+      <w:r>
+        <w:rPr>
+          <w:rFonts w:ascii="BIZ UDPGothic" w:cs="BIZ UDPGothic" w:eastAsia="BIZ UDPGothic" w:hAnsi="BIZ UDPGothic"/>
+          <w:i/>
+          <w:iCs/>
+          <w:color w:val="777777"/>
+          <w:sz w:val="16"/>
+          <w:szCs w:val="16"/>
+        </w:rPr>
+        <w:t xml:space="preserve">/ Kế hoạch backup ②:</w:t>
+      </w:r>
+    </w:p>
+    <w:p>
+      <w:pPr>
+        <w:spacing w:before="100" w:after="100"/>
+      </w:pPr>
+      <w:r>
+        <w:rPr>
+          <w:rFonts w:ascii="BIZ UDPGothic" w:cs="BIZ UDPGothic" w:eastAsia="BIZ UDPGothic" w:hAnsi="BIZ UDPGothic"/>
+          <w:color w:val="404040"/>
+          <w:sz w:val="18"/>
+          <w:szCs w:val="18"/>
+        </w:rPr>
+        <w:t xml:space="preserve">Backup hàng ngày (lưu 7 ngày)</w:t>
+      </w:r>
+    </w:p>
+    <w:p>
+      <w:pPr>
+        <w:spacing w:before="100" w:after="100"/>
+      </w:pPr>
+      <w:r>
+        <w:rPr>
+          <w:rFonts w:ascii="BIZ UDPGothic" w:cs="BIZ UDPGothic" w:eastAsia="BIZ UDPGothic" w:hAnsi="BIZ UDPGothic"/>
+          <w:color w:val="404040"/>
+          <w:sz w:val="18"/>
+          <w:szCs w:val="18"/>
+        </w:rPr>
+        <w:t xml:space="preserve">&gt; {</w:t>
+      </w:r>
+    </w:p>
+    <w:p>
+      <w:pPr>
+        <w:spacing w:before="100" w:after="100"/>
+      </w:pPr>
+      <w:r>
+        <w:rPr>
+          <w:rFonts w:ascii="BIZ UDPGothic" w:cs="BIZ UDPGothic" w:eastAsia="BIZ UDPGothic" w:hAnsi="BIZ UDPGothic"/>
+          <w:color w:val="404040"/>
+          <w:sz w:val="18"/>
+          <w:szCs w:val="18"/>
+        </w:rPr>
+        <w:t xml:space="preserve">&gt;</w:t>
+      </w:r>
+    </w:p>
+    <w:p>
+      <w:pPr>
+        <w:spacing w:before="100" w:after="100"/>
+      </w:pPr>
+      <w:r>
+        <w:rPr>
+          <w:rFonts w:ascii="BIZ UDPGothic" w:cs="BIZ UDPGothic" w:eastAsia="BIZ UDPGothic" w:hAnsi="BIZ UDPGothic"/>
+          <w:color w:val="404040"/>
+          <w:sz w:val="18"/>
+          <w:szCs w:val="18"/>
+        </w:rPr>
+        <w:t xml:space="preserve">&gt; \"BackupPlanName\": \"ksm-posprd-rds-daily\",</w:t>
+      </w:r>
+    </w:p>
+    <w:p>
+      <w:pPr>
+        <w:spacing w:before="100" w:after="100"/>
+      </w:pPr>
+      <w:r>
+        <w:rPr>
+          <w:rFonts w:ascii="BIZ UDPGothic" w:cs="BIZ UDPGothic" w:eastAsia="BIZ UDPGothic" w:hAnsi="BIZ UDPGothic"/>
+          <w:color w:val="404040"/>
+          <w:sz w:val="18"/>
+          <w:szCs w:val="18"/>
+        </w:rPr>
+        <w:t xml:space="preserve">&gt;</w:t>
+      </w:r>
+    </w:p>
+    <w:p>
+      <w:pPr>
+        <w:spacing w:before="100" w:after="100"/>
+      </w:pPr>
+      <w:r>
+        <w:rPr>
+          <w:rFonts w:ascii="BIZ UDPGothic" w:cs="BIZ UDPGothic" w:eastAsia="BIZ UDPGothic" w:hAnsi="BIZ UDPGothic"/>
+          <w:color w:val="404040"/>
+          <w:sz w:val="18"/>
+          <w:szCs w:val="18"/>
+        </w:rPr>
+        <w:t xml:space="preserve">&gt; \"Rules\": \[{</w:t>
+      </w:r>
+    </w:p>
+    <w:p>
+      <w:pPr>
+        <w:spacing w:before="100" w:after="100"/>
+      </w:pPr>
+      <w:r>
+        <w:rPr>
+          <w:rFonts w:ascii="BIZ UDPGothic" w:cs="BIZ UDPGothic" w:eastAsia="BIZ UDPGothic" w:hAnsi="BIZ UDPGothic"/>
+          <w:color w:val="404040"/>
+          <w:sz w:val="18"/>
+          <w:szCs w:val="18"/>
+        </w:rPr>
+        <w:t xml:space="preserve">&gt;</w:t>
+      </w:r>
+    </w:p>
+    <w:p>
+      <w:pPr>
+        <w:spacing w:before="100" w:after="100"/>
+      </w:pPr>
+      <w:r>
+        <w:rPr>
+          <w:rFonts w:ascii="BIZ UDPGothic" w:cs="BIZ UDPGothic" w:eastAsia="BIZ UDPGothic" w:hAnsi="BIZ UDPGothic"/>
+          <w:color w:val="404040"/>
+          <w:sz w:val="18"/>
+          <w:szCs w:val="18"/>
+        </w:rPr>
+        <w:t xml:space="preserve">&gt; \"RuleName\": \"daily-7d\",</w:t>
+      </w:r>
+    </w:p>
+    <w:p>
+      <w:pPr>
+        <w:spacing w:before="100" w:after="100"/>
+      </w:pPr>
+      <w:r>
+        <w:rPr>
+          <w:rFonts w:ascii="BIZ UDPGothic" w:cs="BIZ UDPGothic" w:eastAsia="BIZ UDPGothic" w:hAnsi="BIZ UDPGothic"/>
+          <w:color w:val="404040"/>
+          <w:sz w:val="18"/>
+          <w:szCs w:val="18"/>
+        </w:rPr>
+        <w:t xml:space="preserve">&gt;</w:t>
+      </w:r>
+    </w:p>
+    <w:p>
+      <w:pPr>
+        <w:spacing w:before="100" w:after="100"/>
+      </w:pPr>
+      <w:r>
+        <w:rPr>
+          <w:rFonts w:ascii="BIZ UDPGothic" w:cs="BIZ UDPGothic" w:eastAsia="BIZ UDPGothic" w:hAnsi="BIZ UDPGothic"/>
+          <w:color w:val="404040"/>
+          <w:sz w:val="18"/>
+          <w:szCs w:val="18"/>
+        </w:rPr>
+        <w:t xml:space="preserve">&gt; \"ScheduleExpression\": \"cron(0 15 \* \* ? \*)\",</w:t>
+      </w:r>
+    </w:p>
+    <w:p>
+      <w:pPr>
+        <w:spacing w:before="100" w:after="100"/>
+      </w:pPr>
+      <w:r>
+        <w:rPr>
+          <w:rFonts w:ascii="BIZ UDPGothic" w:cs="BIZ UDPGothic" w:eastAsia="BIZ UDPGothic" w:hAnsi="BIZ UDPGothic"/>
+          <w:color w:val="404040"/>
+          <w:sz w:val="18"/>
+          <w:szCs w:val="18"/>
+        </w:rPr>
+        <w:t xml:space="preserve">&gt;</w:t>
+      </w:r>
+    </w:p>
+    <w:p>
+      <w:pPr>
+        <w:spacing w:before="100" w:after="100"/>
+      </w:pPr>
+      <w:r>
+        <w:rPr>
+          <w:rFonts w:ascii="BIZ UDPGothic" w:cs="BIZ UDPGothic" w:eastAsia="BIZ UDPGothic" w:hAnsi="BIZ UDPGothic"/>
+          <w:color w:val="404040"/>
+          <w:sz w:val="18"/>
+          <w:szCs w:val="18"/>
+        </w:rPr>
+        <w:t xml:space="preserve">&gt; \"Lifecycle\": { \"DeleteAfterDays\": 7 }</w:t>
+      </w:r>
+    </w:p>
+    <w:p>
+      <w:pPr>
+        <w:spacing w:before="100" w:after="100"/>
+      </w:pPr>
+      <w:r>
+        <w:rPr>
+          <w:rFonts w:ascii="BIZ UDPGothic" w:cs="BIZ UDPGothic" w:eastAsia="BIZ UDPGothic" w:hAnsi="BIZ UDPGothic"/>
+          <w:color w:val="404040"/>
+          <w:sz w:val="18"/>
+          <w:szCs w:val="18"/>
+        </w:rPr>
+        <w:t xml:space="preserve">&gt;</w:t>
+      </w:r>
+    </w:p>
+    <w:p>
+      <w:pPr>
+        <w:spacing w:before="100" w:after="100"/>
+      </w:pPr>
+      <w:r>
+        <w:rPr>
+          <w:rFonts w:ascii="BIZ UDPGothic" w:cs="BIZ UDPGothic" w:eastAsia="BIZ UDPGothic" w:hAnsi="BIZ UDPGothic"/>
+          <w:color w:val="404040"/>
+          <w:sz w:val="18"/>
+          <w:szCs w:val="18"/>
+        </w:rPr>
+        <w:t xml:space="preserve">&gt; }\]</w:t>
+      </w:r>
+    </w:p>
+    <w:p>
+      <w:pPr>
+        <w:spacing w:before="100" w:after="100"/>
+      </w:pPr>
+      <w:r>
+        <w:rPr>
+          <w:rFonts w:ascii="BIZ UDPGothic" w:cs="BIZ UDPGothic" w:eastAsia="BIZ UDPGothic" w:hAnsi="BIZ UDPGothic"/>
+          <w:color w:val="404040"/>
+          <w:sz w:val="18"/>
+          <w:szCs w:val="18"/>
+        </w:rPr>
+        <w:t xml:space="preserve">&gt;</w:t>
+      </w:r>
+    </w:p>
+    <w:p>
+      <w:pPr>
+        <w:spacing w:before="100" w:after="100"/>
+      </w:pPr>
+      <w:r>
+        <w:rPr>
+          <w:rFonts w:ascii="BIZ UDPGothic" w:cs="BIZ UDPGothic" w:eastAsia="BIZ UDPGothic" w:hAnsi="BIZ UDPGothic"/>
+          <w:color w:val="404040"/>
+          <w:sz w:val="18"/>
+          <w:szCs w:val="18"/>
+        </w:rPr>
+        <w:t xml:space="preserve">&gt; }</w:t>
+      </w:r>
+    </w:p>
+    <w:p>
+      <w:pPr>
+        <w:spacing w:before="100" w:after="100"/>
+      </w:pPr>
+      <w:r>
+        <w:rPr>
+          <w:rFonts w:ascii="BIZ UDPGothic" w:cs="BIZ UDPGothic" w:eastAsia="BIZ UDPGothic" w:hAnsi="BIZ UDPGothic"/>
+          <w:color w:val="404040"/>
+          <w:sz w:val="18"/>
+          <w:szCs w:val="18"/>
+        </w:rPr>
+        <w:t xml:space="preserve">バックアップボールト作成コマンド</w:t>
+      </w:r>
+      <w:r>
+        <w:br/>
+      </w:r>
+      <w:r>
+        <w:rPr>
+          <w:rFonts w:ascii="BIZ UDPGothic" w:cs="BIZ UDPGothic" w:eastAsia="BIZ UDPGothic" w:hAnsi="BIZ UDPGothic"/>
+          <w:i/>
+          <w:iCs/>
+          <w:color w:val="777777"/>
+          <w:sz w:val="16"/>
+          <w:szCs w:val="16"/>
+        </w:rPr>
+        <w:t xml:space="preserve">/ Lệnh tạo backup vault:</w:t>
+      </w:r>
+    </w:p>
+    <w:p>
+      <w:pPr>
+        <w:spacing w:before="100" w:after="100"/>
+      </w:pPr>
+      <w:r>
+        <w:rPr>
+          <w:rFonts w:ascii="BIZ UDPGothic" w:cs="BIZ UDPGothic" w:eastAsia="BIZ UDPGothic" w:hAnsi="BIZ UDPGothic"/>
+          <w:color w:val="404040"/>
+          <w:sz w:val="18"/>
+          <w:szCs w:val="18"/>
+        </w:rPr>
+        <w:t xml:space="preserve">&gt; aws backup create-backup-vault \\</w:t>
+      </w:r>
+    </w:p>
+    <w:p>
+      <w:pPr>
+        <w:spacing w:before="100" w:after="100"/>
+      </w:pPr>
+      <w:r>
+        <w:rPr>
+          <w:rFonts w:ascii="BIZ UDPGothic" w:cs="BIZ UDPGothic" w:eastAsia="BIZ UDPGothic" w:hAnsi="BIZ UDPGothic"/>
+          <w:color w:val="404040"/>
+          <w:sz w:val="18"/>
+          <w:szCs w:val="18"/>
+        </w:rPr>
+        <w:t xml:space="preserve">&gt;</w:t>
+      </w:r>
+    </w:p>
+    <w:p>
+      <w:pPr>
+        <w:spacing w:before="100" w:after="100"/>
+      </w:pPr>
+      <w:r>
+        <w:rPr>
+          <w:rFonts w:ascii="BIZ UDPGothic" w:cs="BIZ UDPGothic" w:eastAsia="BIZ UDPGothic" w:hAnsi="BIZ UDPGothic"/>
+          <w:color w:val="404040"/>
+          <w:sz w:val="18"/>
+          <w:szCs w:val="18"/>
+        </w:rPr>
+        <w:t xml:space="preserve">&gt; \--region ap-northeast-1 \\</w:t>
+      </w:r>
+    </w:p>
+    <w:p>
+      <w:pPr>
+        <w:spacing w:before="100" w:after="100"/>
+      </w:pPr>
+      <w:r>
+        <w:rPr>
+          <w:rFonts w:ascii="BIZ UDPGothic" w:cs="BIZ UDPGothic" w:eastAsia="BIZ UDPGothic" w:hAnsi="BIZ UDPGothic"/>
+          <w:color w:val="404040"/>
+          <w:sz w:val="18"/>
+          <w:szCs w:val="18"/>
+        </w:rPr>
+        <w:t xml:space="preserve">&gt;</w:t>
+      </w:r>
+    </w:p>
+    <w:p>
+      <w:pPr>
+        <w:spacing w:before="100" w:after="100"/>
+      </w:pPr>
+      <w:r>
+        <w:rPr>
+          <w:rFonts w:ascii="BIZ UDPGothic" w:cs="BIZ UDPGothic" w:eastAsia="BIZ UDPGothic" w:hAnsi="BIZ UDPGothic"/>
+          <w:color w:val="404040"/>
+          <w:sz w:val="18"/>
+          <w:szCs w:val="18"/>
+        </w:rPr>
+        <w:t xml:space="preserve">&gt; \--backup-vault-name ksm-posprd-backup-vault \\</w:t>
+      </w:r>
+    </w:p>
+    <w:p>
+      <w:pPr>
+        <w:spacing w:before="100" w:after="100"/>
+      </w:pPr>
+      <w:r>
+        <w:rPr>
+          <w:rFonts w:ascii="BIZ UDPGothic" w:cs="BIZ UDPGothic" w:eastAsia="BIZ UDPGothic" w:hAnsi="BIZ UDPGothic"/>
+          <w:color w:val="404040"/>
+          <w:sz w:val="18"/>
+          <w:szCs w:val="18"/>
+        </w:rPr>
+        <w:t xml:space="preserve">&gt;</w:t>
+      </w:r>
+    </w:p>
+    <w:p>
+      <w:pPr>
+        <w:spacing w:before="100" w:after="100"/>
+      </w:pPr>
+      <w:r>
+        <w:rPr>
+          <w:rFonts w:ascii="BIZ UDPGothic" w:cs="BIZ UDPGothic" w:eastAsia="BIZ UDPGothic" w:hAnsi="BIZ UDPGothic"/>
+          <w:color w:val="404040"/>
+          <w:sz w:val="18"/>
+          <w:szCs w:val="18"/>
+        </w:rPr>
+        <w:t xml:space="preserve">&gt; \--encryption-key-arn</w:t>
+      </w:r>
+    </w:p>
+    <w:p>
+      <w:pPr>
+        <w:spacing w:before="100" w:after="100"/>
+      </w:pPr>
+      <w:r>
+        <w:rPr>
+          <w:rFonts w:ascii="BIZ UDPGothic" w:cs="BIZ UDPGothic" w:eastAsia="BIZ UDPGothic" w:hAnsi="BIZ UDPGothic"/>
+          <w:color w:val="404040"/>
+          <w:sz w:val="18"/>
+          <w:szCs w:val="18"/>
+        </w:rPr>
+        <w:t xml:space="preserve">&gt; arn:aws:kms:ap-northeast-1:332802448674:key/f63b92c0-a810-4665-a45e-ffb926b21496</w:t>
+      </w:r>
+    </w:p>
+    <w:p>
+      <w:pPr>
+        <w:spacing w:before="100" w:after="100"/>
+      </w:pPr>
+      <w:r>
+        <w:rPr>
+          <w:rFonts w:ascii="BIZ UDPGothic" w:cs="BIZ UDPGothic" w:eastAsia="BIZ UDPGothic" w:hAnsi="BIZ UDPGothic"/>
+          <w:color w:val="404040"/>
+          <w:sz w:val="18"/>
+          <w:szCs w:val="18"/>
+        </w:rPr>
+        <w:t xml:space="preserve">&gt; \\</w:t>
+      </w:r>
+    </w:p>
+    <w:p>
+      <w:pPr>
+        <w:spacing w:before="100" w:after="100"/>
+      </w:pPr>
+      <w:r>
+        <w:rPr>
+          <w:rFonts w:ascii="BIZ UDPGothic" w:cs="BIZ UDPGothic" w:eastAsia="BIZ UDPGothic" w:hAnsi="BIZ UDPGothic"/>
+          <w:color w:val="404040"/>
+          <w:sz w:val="18"/>
+          <w:szCs w:val="18"/>
+        </w:rPr>
+        <w:t xml:space="preserve">&gt;</w:t>
+      </w:r>
+    </w:p>
+    <w:p>
+      <w:pPr>
+        <w:spacing w:before="100" w:after="100"/>
+      </w:pPr>
+      <w:r>
+        <w:rPr>
+          <w:rFonts w:ascii="BIZ UDPGothic" w:cs="BIZ UDPGothic" w:eastAsia="BIZ UDPGothic" w:hAnsi="BIZ UDPGothic"/>
+          <w:color w:val="404040"/>
+          <w:sz w:val="18"/>
+          <w:szCs w:val="18"/>
+        </w:rPr>
+        <w:t xml:space="preserve">&gt; \--tags SystemName=pos,EnvType=prd</w:t>
+      </w:r>
+    </w:p>
+    <w:p>
+      <w:pPr>
+        <w:pBdr>
+          <w:left w:val="thick" w:color="C8102E" w:sz="20" w:space="6"/>
+        </w:pBdr>
+        <w:spacing w:before="280" w:after="100"/>
+      </w:pPr>
+      <w:r>
+        <w:rPr>
+          <w:rFonts w:ascii="BIZ UDPGothic" w:cs="BIZ UDPGothic" w:eastAsia="BIZ UDPGothic" w:hAnsi="BIZ UDPGothic"/>
+          <w:b/>
+          <w:bCs/>
+          <w:color w:val="C8102E"/>
+          <w:sz w:val="24"/>
+          <w:szCs w:val="24"/>
+        </w:rPr>
+        <w:t xml:space="preserve">■ 影響範囲 / Phạm vi ảnh hưởng</w:t>
+      </w:r>
+      <w:r>
+        <w:br/>
+      </w:r>
+      <w:r>
+        <w:rPr>
+          <w:rFonts w:ascii="BIZ UDPGothic" w:cs="BIZ UDPGothic" w:eastAsia="BIZ UDPGothic" w:hAnsi="BIZ UDPGothic"/>
+          <w:i/>
+          <w:iCs/>
+          <w:color w:val="AA3344"/>
+          <w:sz w:val="17"/>
+          <w:szCs w:val="17"/>
+        </w:rPr>
+        <w:t xml:space="preserve">　</w:t>
+      </w:r>
+    </w:p>
+    <w:tbl>
+      <w:tblPr>
+        <w:tblW w:type="dxa" w:w="9506"/>
+        <w:tblBorders>
+          <w:top w:val="single" w:color="CCCCCC" w:sz="4"/>
+          <w:left w:val="single" w:color="CCCCCC" w:sz="4"/>
+          <w:bottom w:val="single" w:color="CCCCCC" w:sz="4"/>
+          <w:right w:val="single" w:color="CCCCCC" w:sz="4"/>
+          <w:insideH w:val="single" w:color="auto" w:sz="4"/>
+          <w:insideV w:val="single" w:color="auto" w:sz="4"/>
+        </w:tblBorders>
+      </w:tblPr>
+      <w:tblGrid>
+        <w:gridCol w:w="4753"/>
+        <w:gridCol w:w="4753"/>
+      </w:tblGrid>
+      <w:tr>
+        <w:trPr>
+          <w:cantSplit/>
+          <w:tblHeader/>
+        </w:trPr>
+        <w:tc>
+          <w:tcPr>
+            <w:tcW w:type="dxa" w:w="4753"/>
+            <w:tcBorders>
+              <w:top w:val="single" w:color="CCCCCC" w:sz="4"/>
+              <w:left w:val="single" w:color="CCCCCC" w:sz="4"/>
+              <w:bottom w:val="single" w:color="CCCCCC" w:sz="4"/>
+              <w:right w:val="single" w:color="CCCCCC" w:sz="4"/>
+            </w:tcBorders>
+            <w:shd w:fill="E8E8E8" w:val="clear"/>
+            <w:tcMar>
+              <w:top w:type="dxa" w:w="80"/>
+              <w:left w:type="dxa" w:w="120"/>
+              <w:bottom w:type="dxa" w:w="80"/>
+              <w:right w:type="dxa" w:w="120"/>
+            </w:tcMar>
+          </w:tcPr>
+          <w:p>
+            <w:pPr>
+              <w:spacing w:before="0" w:after="0"/>
+            </w:pPr>
+            <w:r>
+              <w:rPr>
+                <w:rFonts w:ascii="BIZ UDPGothic" w:cs="BIZ UDPGothic" w:eastAsia="BIZ UDPGothic" w:hAnsi="BIZ UDPGothic"/>
+                <w:color w:val="404040"/>
+                <w:sz w:val="18"/>
+                <w:szCs w:val="18"/>
+              </w:rPr>
+              <w:t xml:space="preserve">ケーション dụng</w:t>
+            </w:r>
+          </w:p>
+        </w:tc>
+        <w:tc>
+          <w:tcPr>
+            <w:tcW w:type="dxa" w:w="4753"/>
+            <w:tcBorders>
+              <w:top w:val="single" w:color="CCCCCC" w:sz="4"/>
+              <w:left w:val="single" w:color="CCCCCC" w:sz="4"/>
+              <w:bottom w:val="single" w:color="CCCCCC" w:sz="4"/>
+              <w:right w:val="single" w:color="CCCCCC" w:sz="4"/>
+            </w:tcBorders>
+            <w:shd w:fill="E8E8E8" w:val="clear"/>
+            <w:tcMar>
+              <w:top w:type="dxa" w:w="80"/>
+              <w:left w:type="dxa" w:w="120"/>
+              <w:bottom w:type="dxa" w:w="80"/>
+              <w:right w:type="dxa" w:w="120"/>
+            </w:tcMar>
+          </w:tcPr>
+          <w:p>
+            <w:pPr>
+              <w:spacing w:before="0" w:after="0"/>
+            </w:pPr>
+            <w:r>
+              <w:rPr>
+                <w:rFonts w:ascii="BIZ UDPGothic" w:cs="BIZ UDPGothic" w:eastAsia="BIZ UDPGothic" w:hAnsi="BIZ UDPGothic"/>
+                <w:color w:val="404040"/>
+                <w:sz w:val="18"/>
+                <w:szCs w:val="18"/>
+              </w:rPr>
+              <w:t xml:space="preserve">なし（バックアップはオフラインで実行） / Không có (backup chạy offline)</w:t>
+            </w:r>
+          </w:p>
+        </w:tc>
+      </w:tr>
+      <w:tr>
+        <w:trPr>
+          <w:cantSplit/>
+        </w:trPr>
+        <w:tc>
+          <w:tcPr>
+            <w:tcW w:type="dxa" w:w="4753"/>
+            <w:tcBorders>
+              <w:top w:val="single" w:color="CCCCCC" w:sz="4"/>
+              <w:left w:val="single" w:color="CCCCCC" w:sz="4"/>
+              <w:bottom w:val="single" w:color="CCCCCC" w:sz="4"/>
+              <w:right w:val="single" w:color="CCCCCC" w:sz="4"/>
+            </w:tcBorders>
+            <w:shd w:fill="FFFFFF" w:val="clear"/>
+            <w:tcMar>
+              <w:top w:type="dxa" w:w="80"/>
+              <w:left w:type="dxa" w:w="120"/>
+              <w:bottom w:type="dxa" w:w="80"/>
+              <w:right w:type="dxa" w:w="120"/>
+            </w:tcMar>
+          </w:tcPr>
+          <w:p>
+            <w:pPr>
+              <w:spacing w:before="0" w:after="0"/>
+            </w:pPr>
+            <w:r>
+              <w:rPr>
+                <w:rFonts w:ascii="BIZ UDPGothic" w:cs="BIZ UDPGothic" w:eastAsia="BIZ UDPGothic" w:hAnsi="BIZ UDPGothic"/>
+                <w:color w:val="404040"/>
+                <w:sz w:val="18"/>
+                <w:szCs w:val="18"/>
+              </w:rPr>
+              <w:t xml:space="preserve">DB</w:t>
+            </w:r>
+          </w:p>
+        </w:tc>
+        <w:tc>
+          <w:tcPr>
+            <w:tcW w:type="dxa" w:w="4753"/>
+            <w:tcBorders>
+              <w:top w:val="single" w:color="CCCCCC" w:sz="4"/>
+              <w:left w:val="single" w:color="CCCCCC" w:sz="4"/>
+              <w:bottom w:val="single" w:color="CCCCCC" w:sz="4"/>
+              <w:right w:val="single" w:color="CCCCCC" w:sz="4"/>
+            </w:tcBorders>
+            <w:shd w:fill="FFFFFF" w:val="clear"/>
+            <w:tcMar>
+              <w:top w:type="dxa" w:w="80"/>
+              <w:left w:type="dxa" w:w="120"/>
+              <w:bottom w:type="dxa" w:w="80"/>
+              <w:right w:type="dxa" w:w="120"/>
+            </w:tcMar>
+          </w:tcPr>
+          <w:p>
+            <w:pPr>
+              <w:spacing w:before="0" w:after="0"/>
+            </w:pPr>
+            <w:r>
+              <w:rPr>
+                <w:rFonts w:ascii="BIZ UDPGothic" w:cs="BIZ UDPGothic" w:eastAsia="BIZ UDPGothic" w:hAnsi="BIZ UDPGothic"/>
+                <w:color w:val="404040"/>
+                <w:sz w:val="18"/>
+                <w:szCs w:val="18"/>
+              </w:rPr>
+              <w:t xml:space="preserve">なし / Không có</w:t>
+            </w:r>
+          </w:p>
+        </w:tc>
+      </w:tr>
+      <w:tr>
+        <w:trPr>
+          <w:cantSplit/>
+        </w:trPr>
+        <w:tc>
+          <w:tcPr>
+            <w:tcW w:type="dxa" w:w="4753"/>
+            <w:tcBorders>
+              <w:top w:val="single" w:color="CCCCCC" w:sz="4"/>
+              <w:left w:val="single" w:color="CCCCCC" w:sz="4"/>
+              <w:bottom w:val="single" w:color="CCCCCC" w:sz="4"/>
+              <w:right w:val="single" w:color="CCCCCC" w:sz="4"/>
+            </w:tcBorders>
+            <w:shd w:fill="FFFFFF" w:val="clear"/>
+            <w:tcMar>
+              <w:top w:type="dxa" w:w="80"/>
+              <w:left w:type="dxa" w:w="120"/>
+              <w:bottom w:type="dxa" w:w="80"/>
+              <w:right w:type="dxa" w:w="120"/>
+            </w:tcMar>
+          </w:tcPr>
+          <w:p>
+            <w:pPr>
+              <w:spacing w:before="0" w:after="0"/>
+            </w:pPr>
+            <w:r>
+              <w:rPr>
+                <w:rFonts w:ascii="BIZ UDPGothic" w:cs="BIZ UDPGothic" w:eastAsia="BIZ UDPGothic" w:hAnsi="BIZ UDPGothic"/>
+                <w:color w:val="404040"/>
+                <w:sz w:val="18"/>
+                <w:szCs w:val="18"/>
+              </w:rPr>
+              <w:t xml:space="preserve">phí</w:t>
+            </w:r>
+          </w:p>
+        </w:tc>
+        <w:tc>
+          <w:tcPr>
+            <w:tcW w:type="dxa" w:w="4753"/>
+            <w:tcBorders>
+              <w:top w:val="single" w:color="CCCCCC" w:sz="4"/>
+              <w:left w:val="single" w:color="CCCCCC" w:sz="4"/>
+              <w:bottom w:val="single" w:color="CCCCCC" w:sz="4"/>
+              <w:right w:val="single" w:color="CCCCCC" w:sz="4"/>
+            </w:tcBorders>
+            <w:shd w:fill="FFFFFF" w:val="clear"/>
+            <w:tcMar>
+              <w:top w:type="dxa" w:w="80"/>
+              <w:left w:type="dxa" w:w="120"/>
+              <w:bottom w:type="dxa" w:w="80"/>
+              <w:right w:type="dxa" w:w="120"/>
+            </w:tcMar>
+          </w:tcPr>
+          <w:p>
+            <w:pPr>
+              <w:spacing w:before="0" w:after="0"/>
+            </w:pPr>
+            <w:r>
+              <w:rPr>
+                <w:rFonts w:ascii="BIZ UDPGothic" w:cs="BIZ UDPGothic" w:eastAsia="BIZ UDPGothic" w:hAnsi="BIZ UDPGothic"/>
+                <w:color w:val="404040"/>
+                <w:sz w:val="18"/>
+                <w:szCs w:val="18"/>
+              </w:rPr>
+              <w:t xml:space="preserve">毎時バックアップ約 +\$20〜\$30/月 / Backup theo giờ khoảng +\$20\~\$30/tháng</w:t>
+            </w:r>
+          </w:p>
+        </w:tc>
+      </w:tr>
+      <w:tr>
+        <w:trPr>
+          <w:cantSplit/>
+        </w:trPr>
+        <w:tc>
+          <w:tcPr>
+            <w:tcW w:type="dxa" w:w="4753"/>
+            <w:tcBorders>
+              <w:top w:val="single" w:color="CCCCCC" w:sz="4"/>
+              <w:left w:val="single" w:color="CCCCCC" w:sz="4"/>
+              <w:bottom w:val="single" w:color="CCCCCC" w:sz="4"/>
+              <w:right w:val="single" w:color="CCCCCC" w:sz="4"/>
+            </w:tcBorders>
+            <w:shd w:fill="FFFFFF" w:val="clear"/>
+            <w:tcMar>
+              <w:top w:type="dxa" w:w="80"/>
+              <w:left w:type="dxa" w:w="120"/>
+              <w:bottom w:type="dxa" w:w="80"/>
+              <w:right w:type="dxa" w:w="120"/>
+            </w:tcMar>
+          </w:tcPr>
+          <w:p>
+            <w:pPr>
+              <w:spacing w:before="0" w:after="0"/>
+            </w:pPr>
+            <w:r>
+              <w:rPr>
+                <w:rFonts w:ascii="BIZ UDPGothic" w:cs="BIZ UDPGothic" w:eastAsia="BIZ UDPGothic" w:hAnsi="BIZ UDPGothic"/>
+                <w:color w:val="404040"/>
+                <w:sz w:val="18"/>
+                <w:szCs w:val="18"/>
+              </w:rPr>
+              <w:t xml:space="preserve">ナンス停止 trì</w:t>
+            </w:r>
+          </w:p>
+        </w:tc>
+        <w:tc>
+          <w:tcPr>
+            <w:tcW w:type="dxa" w:w="4753"/>
+            <w:tcBorders>
+              <w:top w:val="single" w:color="CCCCCC" w:sz="4"/>
+              <w:left w:val="single" w:color="CCCCCC" w:sz="4"/>
+              <w:bottom w:val="single" w:color="CCCCCC" w:sz="4"/>
+              <w:right w:val="single" w:color="CCCCCC" w:sz="4"/>
+            </w:tcBorders>
+            <w:shd w:fill="FFFFFF" w:val="clear"/>
+            <w:tcMar>
+              <w:top w:type="dxa" w:w="80"/>
+              <w:left w:type="dxa" w:w="120"/>
+              <w:bottom w:type="dxa" w:w="80"/>
+              <w:right w:type="dxa" w:w="120"/>
+            </w:tcMar>
+          </w:tcPr>
+          <w:p>
+            <w:pPr>
+              <w:spacing w:before="0" w:after="0"/>
+            </w:pPr>
+            <w:r>
+              <w:rPr>
+                <w:rFonts w:ascii="BIZ UDPGothic" w:cs="BIZ UDPGothic" w:eastAsia="BIZ UDPGothic" w:hAnsi="BIZ UDPGothic"/>
+                <w:color w:val="404040"/>
+                <w:sz w:val="18"/>
+                <w:szCs w:val="18"/>
+              </w:rPr>
+              <w:t xml:space="preserve">不要 / Không cần</w:t>
+            </w:r>
+          </w:p>
+        </w:tc>
+      </w:tr>
+    </w:tbl>
+    <w:p>
+      <w:pPr>
+        <w:pBdr>
+          <w:left w:val="thick" w:color="C8102E" w:sz="20" w:space="6"/>
+        </w:pBdr>
+        <w:spacing w:before="280" w:after="100"/>
+      </w:pPr>
+      <w:r>
+        <w:rPr>
+          <w:rFonts w:ascii="BIZ UDPGothic" w:cs="BIZ UDPGothic" w:eastAsia="BIZ UDPGothic" w:hAnsi="BIZ UDPGothic"/>
+          <w:b/>
+          <w:bCs/>
+          <w:color w:val="C8102E"/>
+          <w:sz w:val="24"/>
+          <w:szCs w:val="24"/>
+        </w:rPr>
+        <w:t xml:space="preserve">■ テスト手順・報告 /</w:t>
+      </w:r>
+      <w:r>
+        <w:br/>
+      </w:r>
+      <w:r>
+        <w:rPr>
+          <w:rFonts w:ascii="BIZ UDPGothic" w:cs="BIZ UDPGothic" w:eastAsia="BIZ UDPGothic" w:hAnsi="BIZ UDPGothic"/>
+          <w:i/>
+          <w:iCs/>
+          <w:color w:val="AA3344"/>
+          <w:sz w:val="17"/>
+          <w:szCs w:val="17"/>
+        </w:rPr>
+        <w:t xml:space="preserve">　Quy</w:t>
+      </w:r>
+    </w:p>
+    <w:tbl>
+      <w:tblPr>
+        <w:tblW w:type="dxa" w:w="9506"/>
+        <w:tblBorders>
+          <w:top w:val="single" w:color="CCCCCC" w:sz="4"/>
+          <w:left w:val="single" w:color="CCCCCC" w:sz="4"/>
+          <w:bottom w:val="single" w:color="CCCCCC" w:sz="4"/>
+          <w:right w:val="single" w:color="CCCCCC" w:sz="4"/>
+          <w:insideH w:val="single" w:color="auto" w:sz="4"/>
+          <w:insideV w:val="single" w:color="auto" w:sz="4"/>
+        </w:tblBorders>
+      </w:tblPr>
+      <w:tblGrid>
+        <w:gridCol w:w="2376"/>
+        <w:gridCol w:w="2376"/>
+        <w:gridCol w:w="2376"/>
+        <w:gridCol w:w="2378"/>
+      </w:tblGrid>
+      <w:tr>
+        <w:trPr>
+          <w:cantSplit/>
+          <w:tblHeader/>
+        </w:trPr>
+        <w:tc>
+          <w:tcPr>
+            <w:tcW w:type="dxa" w:w="2376"/>
+            <w:tcBorders>
+              <w:top w:val="single" w:color="CCCCCC" w:sz="4"/>
+              <w:left w:val="single" w:color="CCCCCC" w:sz="4"/>
+              <w:bottom w:val="single" w:color="CCCCCC" w:sz="4"/>
+              <w:right w:val="single" w:color="CCCCCC" w:sz="4"/>
+            </w:tcBorders>
+            <w:shd w:fill="E8E8E8" w:val="clear"/>
+            <w:tcMar>
+              <w:top w:type="dxa" w:w="80"/>
+              <w:left w:type="dxa" w:w="120"/>
+              <w:bottom w:type="dxa" w:w="80"/>
+              <w:right w:type="dxa" w:w="120"/>
+            </w:tcMar>
+          </w:tcPr>
+          <w:p>
+            <w:pPr>
+              <w:spacing w:before="0" w:after="0"/>
+            </w:pPr>
+            <w:r>
+              <w:rPr>
+                <w:rFonts w:ascii="BIZ UDPGothic" w:cs="BIZ UDPGothic" w:eastAsia="BIZ UDPGothic" w:hAnsi="BIZ UDPGothic"/>
+                <w:color w:val="404040"/>
+                <w:sz w:val="18"/>
+                <w:szCs w:val="18"/>
+              </w:rPr>
+              <w:t xml:space="preserve">N o .</w:t>
+            </w:r>
+          </w:p>
+        </w:tc>
+        <w:tc>
+          <w:tcPr>
+            <w:tcW w:type="dxa" w:w="2376"/>
+            <w:tcBorders>
+              <w:top w:val="single" w:color="CCCCCC" w:sz="4"/>
+              <w:left w:val="single" w:color="CCCCCC" w:sz="4"/>
+              <w:bottom w:val="single" w:color="CCCCCC" w:sz="4"/>
+              <w:right w:val="single" w:color="CCCCCC" w:sz="4"/>
+            </w:tcBorders>
+            <w:shd w:fill="E8E8E8" w:val="clear"/>
+            <w:tcMar>
+              <w:top w:type="dxa" w:w="80"/>
+              <w:left w:type="dxa" w:w="120"/>
+              <w:bottom w:type="dxa" w:w="80"/>
+              <w:right w:type="dxa" w:w="120"/>
+            </w:tcMar>
+          </w:tcPr>
+          <w:p>
+            <w:pPr>
+              <w:spacing w:before="0" w:after="0"/>
+            </w:pPr>
+            <w:r>
+              <w:rPr>
+                <w:rFonts w:ascii="BIZ UDPGothic" w:cs="BIZ UDPGothic" w:eastAsia="BIZ UDPGothic" w:hAnsi="BIZ UDPGothic"/>
+                <w:color w:val="404040"/>
+                <w:sz w:val="18"/>
+                <w:szCs w:val="18"/>
+              </w:rPr>
+              <w:t xml:space="preserve">kiểm thử</w:t>
+            </w:r>
+          </w:p>
+        </w:tc>
+        <w:tc>
+          <w:tcPr>
+            <w:tcW w:type="dxa" w:w="2376"/>
+            <w:tcBorders>
+              <w:top w:val="single" w:color="CCCCCC" w:sz="4"/>
+              <w:left w:val="single" w:color="CCCCCC" w:sz="4"/>
+              <w:bottom w:val="single" w:color="CCCCCC" w:sz="4"/>
+              <w:right w:val="single" w:color="CCCCCC" w:sz="4"/>
+            </w:tcBorders>
+            <w:shd w:fill="E8E8E8" w:val="clear"/>
+            <w:tcMar>
+              <w:top w:type="dxa" w:w="80"/>
+              <w:left w:type="dxa" w:w="120"/>
+              <w:bottom w:type="dxa" w:w="80"/>
+              <w:right w:type="dxa" w:w="120"/>
+            </w:tcMar>
+          </w:tcPr>
+          <w:p>
+            <w:pPr>
+              <w:spacing w:before="0" w:after="0"/>
+            </w:pPr>
+            <w:r>
+              <w:rPr>
+                <w:rFonts w:ascii="BIZ UDPGothic" w:cs="BIZ UDPGothic" w:eastAsia="BIZ UDPGothic" w:hAnsi="BIZ UDPGothic"/>
+                <w:color w:val="404040"/>
+                <w:sz w:val="18"/>
+                <w:szCs w:val="18"/>
+              </w:rPr>
+              <w:t xml:space="preserve">quả mong đợi</w:t>
+            </w:r>
+          </w:p>
+        </w:tc>
+        <w:tc>
+          <w:tcPr>
+            <w:tcW w:type="dxa" w:w="2378"/>
+            <w:tcBorders>
+              <w:top w:val="single" w:color="CCCCCC" w:sz="4"/>
+              <w:left w:val="single" w:color="CCCCCC" w:sz="4"/>
+              <w:bottom w:val="single" w:color="CCCCCC" w:sz="4"/>
+              <w:right w:val="single" w:color="CCCCCC" w:sz="4"/>
+            </w:tcBorders>
+            <w:shd w:fill="E8E8E8" w:val="clear"/>
+            <w:tcMar>
+              <w:top w:type="dxa" w:w="80"/>
+              <w:left w:type="dxa" w:w="120"/>
+              <w:bottom w:type="dxa" w:w="80"/>
+              <w:right w:type="dxa" w:w="120"/>
+            </w:tcMar>
+          </w:tcPr>
+          <w:p>
+            <w:pPr>
+              <w:spacing w:before="0" w:after="0"/>
+            </w:pPr>
+            <w:r>
+              <w:rPr>
+                <w:rFonts w:ascii="BIZ UDPGothic" w:cs="BIZ UDPGothic" w:eastAsia="BIZ UDPGothic" w:hAnsi="BIZ UDPGothic"/>
+                <w:color w:val="404040"/>
+                <w:sz w:val="18"/>
+                <w:szCs w:val="18"/>
+              </w:rPr>
+              <w:t xml:space="preserve">/ Kết quả</w:t>
+            </w:r>
+          </w:p>
+        </w:tc>
+      </w:tr>
+      <w:tr>
+        <w:trPr>
+          <w:cantSplit/>
+        </w:trPr>
+        <w:tc>
+          <w:tcPr>
+            <w:tcW w:type="dxa" w:w="2376"/>
+            <w:tcBorders>
+              <w:top w:val="single" w:color="CCCCCC" w:sz="4"/>
+              <w:left w:val="single" w:color="CCCCCC" w:sz="4"/>
+              <w:bottom w:val="single" w:color="CCCCCC" w:sz="4"/>
+              <w:right w:val="single" w:color="CCCCCC" w:sz="4"/>
+            </w:tcBorders>
+            <w:shd w:fill="FFFFFF" w:val="clear"/>
+            <w:tcMar>
+              <w:top w:type="dxa" w:w="80"/>
+              <w:left w:type="dxa" w:w="120"/>
+              <w:bottom w:type="dxa" w:w="80"/>
+              <w:right w:type="dxa" w:w="120"/>
+            </w:tcMar>
+          </w:tcPr>
+          <w:p>
+            <w:pPr>
+              <w:spacing w:before="0" w:after="0"/>
+            </w:pPr>
+            <w:r>
+              <w:rPr>
+                <w:rFonts w:ascii="BIZ UDPGothic" w:cs="BIZ UDPGothic" w:eastAsia="BIZ UDPGothic" w:hAnsi="BIZ UDPGothic"/>
+                <w:color w:val="404040"/>
+                <w:sz w:val="18"/>
+                <w:szCs w:val="18"/>
+              </w:rPr>
+              <w:t xml:space="preserve">1</w:t>
+            </w:r>
+          </w:p>
+        </w:tc>
+        <w:tc>
+          <w:tcPr>
+            <w:tcW w:type="dxa" w:w="2376"/>
+            <w:tcBorders>
+              <w:top w:val="single" w:color="CCCCCC" w:sz="4"/>
+              <w:left w:val="single" w:color="CCCCCC" w:sz="4"/>
+              <w:bottom w:val="single" w:color="CCCCCC" w:sz="4"/>
+              <w:right w:val="single" w:color="CCCCCC" w:sz="4"/>
+            </w:tcBorders>
+            <w:shd w:fill="FFFFFF" w:val="clear"/>
+            <w:tcMar>
+              <w:top w:type="dxa" w:w="80"/>
+              <w:left w:type="dxa" w:w="120"/>
+              <w:bottom w:type="dxa" w:w="80"/>
+              <w:right w:type="dxa" w:w="120"/>
+            </w:tcMar>
+          </w:tcPr>
+          <w:p>
+            <w:pPr>
+              <w:spacing w:before="0" w:after="0"/>
+            </w:pPr>
+            <w:r>
+              <w:rPr>
+                <w:rFonts w:ascii="BIZ UDPGothic" w:cs="BIZ UDPGothic" w:eastAsia="BIZ UDPGothic" w:hAnsi="BIZ UDPGothic"/>
+                <w:color w:val="404040"/>
+                <w:sz w:val="18"/>
+                <w:szCs w:val="18"/>
+              </w:rPr>
+              <w:t xml:space="preserve">現在のバックアップ状況を確認する / Xác nhận trạng thái backup hiện tại コマンド: ./40_ AWS/03_リカバリー/01_recover_rds.sh check-backup</w:t>
+            </w:r>
+          </w:p>
+        </w:tc>
+        <w:tc>
+          <w:tcPr>
+            <w:tcW w:type="dxa" w:w="2376"/>
+            <w:tcBorders>
+              <w:top w:val="single" w:color="CCCCCC" w:sz="4"/>
+              <w:left w:val="single" w:color="CCCCCC" w:sz="4"/>
+              <w:bottom w:val="single" w:color="CCCCCC" w:sz="4"/>
+              <w:right w:val="single" w:color="CCCCCC" w:sz="4"/>
+            </w:tcBorders>
+            <w:shd w:fill="FFFFFF" w:val="clear"/>
+            <w:tcMar>
+              <w:top w:type="dxa" w:w="80"/>
+              <w:left w:type="dxa" w:w="120"/>
+              <w:bottom w:type="dxa" w:w="80"/>
+              <w:right w:type="dxa" w:w="120"/>
+            </w:tcMar>
+          </w:tcPr>
+          <w:p>
+            <w:pPr>
+              <w:spacing w:before="0" w:after="0"/>
+            </w:pPr>
+            <w:r>
+              <w:rPr>
+                <w:rFonts w:ascii="BIZ UDPGothic" w:cs="BIZ UDPGothic" w:eastAsia="BIZ UDPGothic" w:hAnsi="BIZ UDPGothic"/>
+                <w:color w:val="404040"/>
+                <w:sz w:val="18"/>
+                <w:szCs w:val="18"/>
+              </w:rPr>
+              <w:t xml:space="preserve">バックアッ プ保持期間が1日 であることを確認 / Xác nhận thời gian lưu trữ backup là 1 ngày</w:t>
+            </w:r>
+          </w:p>
+        </w:tc>
+        <w:tc>
+          <w:tcPr>
+            <w:tcW w:type="dxa" w:w="2378"/>
+            <w:tcBorders>
+              <w:top w:val="single" w:color="CCCCCC" w:sz="4"/>
+              <w:left w:val="single" w:color="CCCCCC" w:sz="4"/>
+              <w:bottom w:val="single" w:color="CCCCCC" w:sz="4"/>
+              <w:right w:val="single" w:color="CCCCCC" w:sz="4"/>
+            </w:tcBorders>
+            <w:shd w:fill="FFFFFF" w:val="clear"/>
+            <w:tcMar>
+              <w:top w:type="dxa" w:w="80"/>
+              <w:left w:type="dxa" w:w="120"/>
+              <w:bottom w:type="dxa" w:w="80"/>
+              <w:right w:type="dxa" w:w="120"/>
+            </w:tcMar>
+          </w:tcPr>
+          <w:p>
+            <w:pPr>
+              <w:spacing w:before="0" w:after="0"/>
+            </w:pPr>
+            <w:r>
+              <w:rPr>
+                <w:rFonts w:ascii="BIZ UDPGothic" w:cs="BIZ UDPGothic" w:eastAsia="BIZ UDPGothic" w:hAnsi="BIZ UDPGothic"/>
+                <w:color w:val="404040"/>
+                <w:sz w:val="18"/>
+                <w:szCs w:val="18"/>
+              </w:rPr>
+              <w:t xml:space="preserve"/>
+            </w:r>
+          </w:p>
+        </w:tc>
+      </w:tr>
+      <w:tr>
+        <w:trPr>
+          <w:cantSplit/>
+        </w:trPr>
+        <w:tc>
+          <w:tcPr>
+            <w:tcW w:type="dxa" w:w="2376"/>
+            <w:tcBorders>
+              <w:top w:val="single" w:color="CCCCCC" w:sz="4"/>
+              <w:left w:val="single" w:color="CCCCCC" w:sz="4"/>
+              <w:bottom w:val="single" w:color="CCCCCC" w:sz="4"/>
+              <w:right w:val="single" w:color="CCCCCC" w:sz="4"/>
+            </w:tcBorders>
+            <w:shd w:fill="FFFFFF" w:val="clear"/>
+            <w:tcMar>
+              <w:top w:type="dxa" w:w="80"/>
+              <w:left w:type="dxa" w:w="120"/>
+              <w:bottom w:type="dxa" w:w="80"/>
+              <w:right w:type="dxa" w:w="120"/>
+            </w:tcMar>
+          </w:tcPr>
+          <w:p>
+            <w:pPr>
+              <w:spacing w:before="0" w:after="0"/>
+            </w:pPr>
+            <w:r>
+              <w:rPr>
+                <w:rFonts w:ascii="BIZ UDPGothic" w:cs="BIZ UDPGothic" w:eastAsia="BIZ UDPGothic" w:hAnsi="BIZ UDPGothic"/>
+                <w:color w:val="404040"/>
+                <w:sz w:val="18"/>
+                <w:szCs w:val="18"/>
+              </w:rPr>
+              <w:t xml:space="preserve">2</w:t>
+            </w:r>
+          </w:p>
+        </w:tc>
+        <w:tc>
+          <w:tcPr>
+            <w:tcW w:type="dxa" w:w="2376"/>
+            <w:tcBorders>
+              <w:top w:val="single" w:color="CCCCCC" w:sz="4"/>
+              <w:left w:val="single" w:color="CCCCCC" w:sz="4"/>
+              <w:bottom w:val="single" w:color="CCCCCC" w:sz="4"/>
+              <w:right w:val="single" w:color="CCCCCC" w:sz="4"/>
+            </w:tcBorders>
+            <w:shd w:fill="FFFFFF" w:val="clear"/>
+            <w:tcMar>
+              <w:top w:type="dxa" w:w="80"/>
+              <w:left w:type="dxa" w:w="120"/>
+              <w:bottom w:type="dxa" w:w="80"/>
+              <w:right w:type="dxa" w:w="120"/>
+            </w:tcMar>
+          </w:tcPr>
+          <w:p>
+            <w:pPr>
+              <w:spacing w:before="0" w:after="0"/>
+            </w:pPr>
+            <w:r>
+              <w:rPr>
+                <w:rFonts w:ascii="BIZ UDPGothic" w:cs="BIZ UDPGothic" w:eastAsia="BIZ UDPGothic" w:hAnsi="BIZ UDPGothic"/>
+                <w:color w:val="404040"/>
+                <w:sz w:val="18"/>
+                <w:szCs w:val="18"/>
+              </w:rPr>
+              <w:t xml:space="preserve">AWS Backupバックアップボールト作成 / Tạo backup vault trên AWS Backup</w:t>
+            </w:r>
+          </w:p>
+        </w:tc>
+        <w:tc>
+          <w:tcPr>
+            <w:tcW w:type="dxa" w:w="2376"/>
+            <w:tcBorders>
+              <w:top w:val="single" w:color="CCCCCC" w:sz="4"/>
+              <w:left w:val="single" w:color="CCCCCC" w:sz="4"/>
+              <w:bottom w:val="single" w:color="CCCCCC" w:sz="4"/>
+              <w:right w:val="single" w:color="CCCCCC" w:sz="4"/>
+            </w:tcBorders>
+            <w:shd w:fill="FFFFFF" w:val="clear"/>
+            <w:tcMar>
+              <w:top w:type="dxa" w:w="80"/>
+              <w:left w:type="dxa" w:w="120"/>
+              <w:bottom w:type="dxa" w:w="80"/>
+              <w:right w:type="dxa" w:w="120"/>
+            </w:tcMar>
+          </w:tcPr>
+          <w:p>
+            <w:pPr>
+              <w:spacing w:before="0" w:after="0"/>
+            </w:pPr>
+            <w:r>
+              <w:rPr>
+                <w:rFonts w:ascii="BIZ UDPGothic" w:cs="BIZ UDPGothic" w:eastAsia="BIZ UDPGothic" w:hAnsi="BIZ UDPGothic"/>
+                <w:color w:val="404040"/>
+                <w:sz w:val="18"/>
+                <w:szCs w:val="18"/>
+              </w:rPr>
+              <w:t xml:space="preserve">ボー ルトが正常に作成 されたことを確認 / Xác nhận vault được tạo thành công</w:t>
+            </w:r>
+          </w:p>
+        </w:tc>
+        <w:tc>
+          <w:tcPr>
+            <w:tcW w:type="dxa" w:w="2378"/>
+            <w:tcBorders>
+              <w:top w:val="single" w:color="CCCCCC" w:sz="4"/>
+              <w:left w:val="single" w:color="CCCCCC" w:sz="4"/>
+              <w:bottom w:val="single" w:color="CCCCCC" w:sz="4"/>
+              <w:right w:val="single" w:color="CCCCCC" w:sz="4"/>
+            </w:tcBorders>
+            <w:shd w:fill="FFFFFF" w:val="clear"/>
+            <w:tcMar>
+              <w:top w:type="dxa" w:w="80"/>
+              <w:left w:type="dxa" w:w="120"/>
+              <w:bottom w:type="dxa" w:w="80"/>
+              <w:right w:type="dxa" w:w="120"/>
+            </w:tcMar>
+          </w:tcPr>
+          <w:p>
+            <w:pPr>
+              <w:spacing w:before="0" w:after="0"/>
+            </w:pPr>
+            <w:r>
+              <w:rPr>
+                <w:rFonts w:ascii="BIZ UDPGothic" w:cs="BIZ UDPGothic" w:eastAsia="BIZ UDPGothic" w:hAnsi="BIZ UDPGothic"/>
+                <w:color w:val="404040"/>
+                <w:sz w:val="18"/>
+                <w:szCs w:val="18"/>
+              </w:rPr>
+              <w:t xml:space="preserve"/>
+            </w:r>
+          </w:p>
+        </w:tc>
+      </w:tr>
+      <w:tr>
+        <w:trPr>
+          <w:cantSplit/>
+        </w:trPr>
+        <w:tc>
+          <w:tcPr>
+            <w:tcW w:type="dxa" w:w="2376"/>
+            <w:tcBorders>
+              <w:top w:val="single" w:color="CCCCCC" w:sz="4"/>
+              <w:left w:val="single" w:color="CCCCCC" w:sz="4"/>
+              <w:bottom w:val="single" w:color="CCCCCC" w:sz="4"/>
+              <w:right w:val="single" w:color="CCCCCC" w:sz="4"/>
+            </w:tcBorders>
+            <w:shd w:fill="FFFFFF" w:val="clear"/>
+            <w:tcMar>
+              <w:top w:type="dxa" w:w="80"/>
+              <w:left w:type="dxa" w:w="120"/>
+              <w:bottom w:type="dxa" w:w="80"/>
+              <w:right w:type="dxa" w:w="120"/>
+            </w:tcMar>
+          </w:tcPr>
+          <w:p>
+            <w:pPr>
+              <w:spacing w:before="0" w:after="0"/>
+            </w:pPr>
+            <w:r>
+              <w:rPr>
+                <w:rFonts w:ascii="BIZ UDPGothic" w:cs="BIZ UDPGothic" w:eastAsia="BIZ UDPGothic" w:hAnsi="BIZ UDPGothic"/>
+                <w:color w:val="404040"/>
+                <w:sz w:val="18"/>
+                <w:szCs w:val="18"/>
+              </w:rPr>
+              <w:t xml:space="preserve">3</w:t>
+            </w:r>
+          </w:p>
+        </w:tc>
+        <w:tc>
+          <w:tcPr>
+            <w:tcW w:type="dxa" w:w="2376"/>
+            <w:tcBorders>
+              <w:top w:val="single" w:color="CCCCCC" w:sz="4"/>
+              <w:left w:val="single" w:color="CCCCCC" w:sz="4"/>
+              <w:bottom w:val="single" w:color="CCCCCC" w:sz="4"/>
+              <w:right w:val="single" w:color="CCCCCC" w:sz="4"/>
+            </w:tcBorders>
+            <w:shd w:fill="FFFFFF" w:val="clear"/>
+            <w:tcMar>
+              <w:top w:type="dxa" w:w="80"/>
+              <w:left w:type="dxa" w:w="120"/>
+              <w:bottom w:type="dxa" w:w="80"/>
+              <w:right w:type="dxa" w:w="120"/>
+            </w:tcMar>
+          </w:tcPr>
+          <w:p>
+            <w:pPr>
+              <w:spacing w:before="0" w:after="0"/>
+            </w:pPr>
+            <w:r>
+              <w:rPr>
+                <w:rFonts w:ascii="BIZ UDPGothic" w:cs="BIZ UDPGothic" w:eastAsia="BIZ UDPGothic" w:hAnsi="BIZ UDPGothic"/>
+                <w:color w:val="404040"/>
+                <w:sz w:val="18"/>
+                <w:szCs w:val="18"/>
+              </w:rPr>
+              <w:t xml:space="preserve">バッ クアッププラン①（毎時）を作成・適用 / Tạo và áp dụng kế hoạch backup ① (theo giờ)</w:t>
+            </w:r>
+          </w:p>
+        </w:tc>
+        <w:tc>
+          <w:tcPr>
+            <w:tcW w:type="dxa" w:w="2376"/>
+            <w:tcBorders>
+              <w:top w:val="single" w:color="CCCCCC" w:sz="4"/>
+              <w:left w:val="single" w:color="CCCCCC" w:sz="4"/>
+              <w:bottom w:val="single" w:color="CCCCCC" w:sz="4"/>
+              <w:right w:val="single" w:color="CCCCCC" w:sz="4"/>
+            </w:tcBorders>
+            <w:shd w:fill="FFFFFF" w:val="clear"/>
+            <w:tcMar>
+              <w:top w:type="dxa" w:w="80"/>
+              <w:left w:type="dxa" w:w="120"/>
+              <w:bottom w:type="dxa" w:w="80"/>
+              <w:right w:type="dxa" w:w="120"/>
+            </w:tcMar>
+          </w:tcPr>
+          <w:p>
+            <w:pPr>
+              <w:spacing w:before="0" w:after="0"/>
+            </w:pPr>
+            <w:r>
+              <w:rPr>
+                <w:rFonts w:ascii="BIZ UDPGothic" w:cs="BIZ UDPGothic" w:eastAsia="BIZ UDPGothic" w:hAnsi="BIZ UDPGothic"/>
+                <w:color w:val="404040"/>
+                <w:sz w:val="18"/>
+                <w:szCs w:val="18"/>
+              </w:rPr>
+              <w:t xml:space="preserve">翌時間以降に スナップショット が取得されること / Snapshot được tạo từ giờ tiếp theo</w:t>
+            </w:r>
+          </w:p>
+        </w:tc>
+        <w:tc>
+          <w:tcPr>
+            <w:tcW w:type="dxa" w:w="2378"/>
+            <w:tcBorders>
+              <w:top w:val="single" w:color="CCCCCC" w:sz="4"/>
+              <w:left w:val="single" w:color="CCCCCC" w:sz="4"/>
+              <w:bottom w:val="single" w:color="CCCCCC" w:sz="4"/>
+              <w:right w:val="single" w:color="CCCCCC" w:sz="4"/>
+            </w:tcBorders>
+            <w:shd w:fill="FFFFFF" w:val="clear"/>
+            <w:tcMar>
+              <w:top w:type="dxa" w:w="80"/>
+              <w:left w:type="dxa" w:w="120"/>
+              <w:bottom w:type="dxa" w:w="80"/>
+              <w:right w:type="dxa" w:w="120"/>
+            </w:tcMar>
+          </w:tcPr>
+          <w:p>
+            <w:pPr>
+              <w:spacing w:before="0" w:after="0"/>
+            </w:pPr>
+            <w:r>
+              <w:rPr>
+                <w:rFonts w:ascii="BIZ UDPGothic" w:cs="BIZ UDPGothic" w:eastAsia="BIZ UDPGothic" w:hAnsi="BIZ UDPGothic"/>
+                <w:color w:val="404040"/>
+                <w:sz w:val="18"/>
+                <w:szCs w:val="18"/>
+              </w:rPr>
+              <w:t xml:space="preserve"/>
+            </w:r>
+          </w:p>
+        </w:tc>
+      </w:tr>
+      <w:tr>
+        <w:trPr>
+          <w:cantSplit/>
+        </w:trPr>
+        <w:tc>
+          <w:tcPr>
+            <w:tcW w:type="dxa" w:w="2376"/>
+            <w:tcBorders>
+              <w:top w:val="single" w:color="CCCCCC" w:sz="4"/>
+              <w:left w:val="single" w:color="CCCCCC" w:sz="4"/>
+              <w:bottom w:val="single" w:color="CCCCCC" w:sz="4"/>
+              <w:right w:val="single" w:color="CCCCCC" w:sz="4"/>
+            </w:tcBorders>
+            <w:shd w:fill="FFFFFF" w:val="clear"/>
+            <w:tcMar>
+              <w:top w:type="dxa" w:w="80"/>
+              <w:left w:type="dxa" w:w="120"/>
+              <w:bottom w:type="dxa" w:w="80"/>
+              <w:right w:type="dxa" w:w="120"/>
+            </w:tcMar>
+          </w:tcPr>
+          <w:p>
+            <w:pPr>
+              <w:spacing w:before="0" w:after="0"/>
+            </w:pPr>
+            <w:r>
+              <w:rPr>
+                <w:rFonts w:ascii="BIZ UDPGothic" w:cs="BIZ UDPGothic" w:eastAsia="BIZ UDPGothic" w:hAnsi="BIZ UDPGothic"/>
+                <w:color w:val="404040"/>
+                <w:sz w:val="18"/>
+                <w:szCs w:val="18"/>
+              </w:rPr>
+              <w:t xml:space="preserve">4</w:t>
+            </w:r>
+          </w:p>
+        </w:tc>
+        <w:tc>
+          <w:tcPr>
+            <w:tcW w:type="dxa" w:w="2376"/>
+            <w:tcBorders>
+              <w:top w:val="single" w:color="CCCCCC" w:sz="4"/>
+              <w:left w:val="single" w:color="CCCCCC" w:sz="4"/>
+              <w:bottom w:val="single" w:color="CCCCCC" w:sz="4"/>
+              <w:right w:val="single" w:color="CCCCCC" w:sz="4"/>
+            </w:tcBorders>
+            <w:shd w:fill="FFFFFF" w:val="clear"/>
+            <w:tcMar>
+              <w:top w:type="dxa" w:w="80"/>
+              <w:left w:type="dxa" w:w="120"/>
+              <w:bottom w:type="dxa" w:w="80"/>
+              <w:right w:type="dxa" w:w="120"/>
+            </w:tcMar>
+          </w:tcPr>
+          <w:p>
+            <w:pPr>
+              <w:spacing w:before="0" w:after="0"/>
+            </w:pPr>
+            <w:r>
+              <w:rPr>
+                <w:rFonts w:ascii="BIZ UDPGothic" w:cs="BIZ UDPGothic" w:eastAsia="BIZ UDPGothic" w:hAnsi="BIZ UDPGothic"/>
+                <w:color w:val="404040"/>
+                <w:sz w:val="18"/>
+                <w:szCs w:val="18"/>
+              </w:rPr>
+              <w:t xml:space="preserve">バッ クアッププラン②（日次）を作成・適用 / Tạo và áp dụng kế hoạch backup ② (hàng ngày)</w:t>
+            </w:r>
+          </w:p>
+        </w:tc>
+        <w:tc>
+          <w:tcPr>
+            <w:tcW w:type="dxa" w:w="2376"/>
+            <w:tcBorders>
+              <w:top w:val="single" w:color="CCCCCC" w:sz="4"/>
+              <w:left w:val="single" w:color="CCCCCC" w:sz="4"/>
+              <w:bottom w:val="single" w:color="CCCCCC" w:sz="4"/>
+              <w:right w:val="single" w:color="CCCCCC" w:sz="4"/>
+            </w:tcBorders>
+            <w:shd w:fill="FFFFFF" w:val="clear"/>
+            <w:tcMar>
+              <w:top w:type="dxa" w:w="80"/>
+              <w:left w:type="dxa" w:w="120"/>
+              <w:bottom w:type="dxa" w:w="80"/>
+              <w:right w:type="dxa" w:w="120"/>
+            </w:tcMar>
+          </w:tcPr>
+          <w:p>
+            <w:pPr>
+              <w:spacing w:before="0" w:after="0"/>
+            </w:pPr>
+            <w:r>
+              <w:rPr>
+                <w:rFonts w:ascii="BIZ UDPGothic" w:cs="BIZ UDPGothic" w:eastAsia="BIZ UDPGothic" w:hAnsi="BIZ UDPGothic"/>
+                <w:color w:val="404040"/>
+                <w:sz w:val="18"/>
+                <w:szCs w:val="18"/>
+              </w:rPr>
+              <w:t xml:space="preserve">翌日 JST 00:00 以降に スナップショット が取得されること / Snapshot được tạo sau JST 00:00 ngày hôm sau</w:t>
+            </w:r>
+          </w:p>
+        </w:tc>
+        <w:tc>
+          <w:tcPr>
+            <w:tcW w:type="dxa" w:w="2378"/>
+            <w:tcBorders>
+              <w:top w:val="single" w:color="CCCCCC" w:sz="4"/>
+              <w:left w:val="single" w:color="CCCCCC" w:sz="4"/>
+              <w:bottom w:val="single" w:color="CCCCCC" w:sz="4"/>
+              <w:right w:val="single" w:color="CCCCCC" w:sz="4"/>
+            </w:tcBorders>
+            <w:shd w:fill="FFFFFF" w:val="clear"/>
+            <w:tcMar>
+              <w:top w:type="dxa" w:w="80"/>
+              <w:left w:type="dxa" w:w="120"/>
+              <w:bottom w:type="dxa" w:w="80"/>
+              <w:right w:type="dxa" w:w="120"/>
+            </w:tcMar>
+          </w:tcPr>
+          <w:p>
+            <w:pPr>
+              <w:spacing w:before="0" w:after="0"/>
+            </w:pPr>
+            <w:r>
+              <w:rPr>
+                <w:rFonts w:ascii="BIZ UDPGothic" w:cs="BIZ UDPGothic" w:eastAsia="BIZ UDPGothic" w:hAnsi="BIZ UDPGothic"/>
+                <w:color w:val="404040"/>
+                <w:sz w:val="18"/>
+                <w:szCs w:val="18"/>
+              </w:rPr>
+              <w:t xml:space="preserve"/>
+            </w:r>
+          </w:p>
+        </w:tc>
+      </w:tr>
+      <w:tr>
+        <w:trPr>
+          <w:cantSplit/>
+        </w:trPr>
+        <w:tc>
+          <w:tcPr>
+            <w:tcW w:type="dxa" w:w="2376"/>
+            <w:tcBorders>
+              <w:top w:val="single" w:color="CCCCCC" w:sz="4"/>
+              <w:left w:val="single" w:color="CCCCCC" w:sz="4"/>
+              <w:bottom w:val="single" w:color="CCCCCC" w:sz="4"/>
+              <w:right w:val="single" w:color="CCCCCC" w:sz="4"/>
+            </w:tcBorders>
+            <w:shd w:fill="FFFFFF" w:val="clear"/>
+            <w:tcMar>
+              <w:top w:type="dxa" w:w="80"/>
+              <w:left w:type="dxa" w:w="120"/>
+              <w:bottom w:type="dxa" w:w="80"/>
+              <w:right w:type="dxa" w:w="120"/>
+            </w:tcMar>
+          </w:tcPr>
+          <w:p>
+            <w:pPr>
+              <w:spacing w:before="0" w:after="0"/>
+            </w:pPr>
+            <w:r>
+              <w:rPr>
+                <w:rFonts w:ascii="BIZ UDPGothic" w:cs="BIZ UDPGothic" w:eastAsia="BIZ UDPGothic" w:hAnsi="BIZ UDPGothic"/>
+                <w:color w:val="404040"/>
+                <w:sz w:val="18"/>
+                <w:szCs w:val="18"/>
+              </w:rPr>
+              <w:t xml:space="preserve">5</w:t>
+            </w:r>
+          </w:p>
+        </w:tc>
+        <w:tc>
+          <w:tcPr>
+            <w:tcW w:type="dxa" w:w="2376"/>
+            <w:tcBorders>
+              <w:top w:val="single" w:color="CCCCCC" w:sz="4"/>
+              <w:left w:val="single" w:color="CCCCCC" w:sz="4"/>
+              <w:bottom w:val="single" w:color="CCCCCC" w:sz="4"/>
+              <w:right w:val="single" w:color="CCCCCC" w:sz="4"/>
+            </w:tcBorders>
+            <w:shd w:fill="FFFFFF" w:val="clear"/>
+            <w:tcMar>
+              <w:top w:type="dxa" w:w="80"/>
+              <w:left w:type="dxa" w:w="120"/>
+              <w:bottom w:type="dxa" w:w="80"/>
+              <w:right w:type="dxa" w:w="120"/>
+            </w:tcMar>
+          </w:tcPr>
+          <w:p>
+            <w:pPr>
+              <w:spacing w:before="0" w:after="0"/>
+            </w:pPr>
+            <w:r>
+              <w:rPr>
+                <w:rFonts w:ascii="BIZ UDPGothic" w:cs="BIZ UDPGothic" w:eastAsia="BIZ UDPGothic" w:hAnsi="BIZ UDPGothic"/>
+                <w:color w:val="404040"/>
+                <w:sz w:val="18"/>
+                <w:szCs w:val="18"/>
+              </w:rPr>
+              <w:t xml:space="preserve">変更後の保持期間設定を確認 / Xác nhận cài đặt thời gian lưu trữ sau thay đổi</w:t>
+            </w:r>
+          </w:p>
+        </w:tc>
+        <w:tc>
+          <w:tcPr>
+            <w:tcW w:type="dxa" w:w="2376"/>
+            <w:tcBorders>
+              <w:top w:val="single" w:color="CCCCCC" w:sz="4"/>
+              <w:left w:val="single" w:color="CCCCCC" w:sz="4"/>
+              <w:bottom w:val="single" w:color="CCCCCC" w:sz="4"/>
+              <w:right w:val="single" w:color="CCCCCC" w:sz="4"/>
+            </w:tcBorders>
+            <w:shd w:fill="FFFFFF" w:val="clear"/>
+            <w:tcMar>
+              <w:top w:type="dxa" w:w="80"/>
+              <w:left w:type="dxa" w:w="120"/>
+              <w:bottom w:type="dxa" w:w="80"/>
+              <w:right w:type="dxa" w:w="120"/>
+            </w:tcMar>
+          </w:tcPr>
+          <w:p>
+            <w:pPr>
+              <w:spacing w:before="0" w:after="0"/>
+            </w:pPr>
+            <w:r>
+              <w:rPr>
+                <w:rFonts w:ascii="BIZ UDPGothic" w:cs="BIZ UDPGothic" w:eastAsia="BIZ UDPGothic" w:hAnsi="BIZ UDPGothic"/>
+                <w:color w:val="404040"/>
+                <w:sz w:val="18"/>
+                <w:szCs w:val="18"/>
+              </w:rPr>
+              <w:t xml:space="preserve">毎時25時間・日次 7日間の保持が設 定されていること / Xác nhận lưu trữ 25 giờ/giờ và 7 ngày/ngày</w:t>
+            </w:r>
+          </w:p>
+        </w:tc>
+        <w:tc>
+          <w:tcPr>
+            <w:tcW w:type="dxa" w:w="2378"/>
+            <w:tcBorders>
+              <w:top w:val="single" w:color="CCCCCC" w:sz="4"/>
+              <w:left w:val="single" w:color="CCCCCC" w:sz="4"/>
+              <w:bottom w:val="single" w:color="CCCCCC" w:sz="4"/>
+              <w:right w:val="single" w:color="CCCCCC" w:sz="4"/>
+            </w:tcBorders>
+            <w:shd w:fill="FFFFFF" w:val="clear"/>
+            <w:tcMar>
+              <w:top w:type="dxa" w:w="80"/>
+              <w:left w:type="dxa" w:w="120"/>
+              <w:bottom w:type="dxa" w:w="80"/>
+              <w:right w:type="dxa" w:w="120"/>
+            </w:tcMar>
+          </w:tcPr>
+          <w:p>
+            <w:pPr>
+              <w:spacing w:before="0" w:after="0"/>
+            </w:pPr>
+            <w:r>
+              <w:rPr>
+                <w:rFonts w:ascii="BIZ UDPGothic" w:cs="BIZ UDPGothic" w:eastAsia="BIZ UDPGothic" w:hAnsi="BIZ UDPGothic"/>
+                <w:color w:val="404040"/>
+                <w:sz w:val="18"/>
+                <w:szCs w:val="18"/>
+              </w:rPr>
+              <w:t xml:space="preserve"/>
+            </w:r>
+          </w:p>
+        </w:tc>
+      </w:tr>
+    </w:tbl>
+    <w:p>
+      <w:pPr>
+        <w:pBdr>
+          <w:left w:val="thick" w:color="C8102E" w:sz="20" w:space="6"/>
+        </w:pBdr>
+        <w:spacing w:before="280" w:after="100"/>
+      </w:pPr>
+      <w:r>
+        <w:rPr>
+          <w:rFonts w:ascii="BIZ UDPGothic" w:cs="BIZ UDPGothic" w:eastAsia="BIZ UDPGothic" w:hAnsi="BIZ UDPGothic"/>
+          <w:b/>
+          <w:bCs/>
+          <w:color w:val="C8102E"/>
+          <w:sz w:val="24"/>
+          <w:szCs w:val="24"/>
+        </w:rPr>
+        <w:t xml:space="preserve">■ 2. 承認 / Phê duyệt</w:t>
+      </w:r>
+      <w:r>
+        <w:br/>
+      </w:r>
+      <w:r>
+        <w:rPr>
+          <w:rFonts w:ascii="BIZ UDPGothic" w:cs="BIZ UDPGothic" w:eastAsia="BIZ UDPGothic" w:hAnsi="BIZ UDPGothic"/>
+          <w:i/>
+          <w:iCs/>
+          <w:color w:val="AA3344"/>
+          <w:sz w:val="17"/>
+          <w:szCs w:val="17"/>
+        </w:rPr>
+        <w:t xml:space="preserve">　2. 承認 / Phê duyệt</w:t>
+      </w:r>
+    </w:p>
+    <w:p>
+      <w:pPr>
+        <w:spacing w:before="100" w:after="100"/>
+      </w:pPr>
+      <w:r>
+        <w:rPr>
+          <w:rFonts w:ascii="BIZ UDPGothic" w:cs="BIZ UDPGothic" w:eastAsia="BIZ UDPGothic" w:hAnsi="BIZ UDPGothic"/>
+          <w:color w:val="404040"/>
+          <w:sz w:val="18"/>
+          <w:szCs w:val="18"/>
+        </w:rPr>
+        <w:t xml:space="preserve">---------------- ------------------------------------------------------</w:t>
+      </w:r>
+    </w:p>
+    <w:p>
+      <w:pPr>
+        <w:spacing w:before="100" w:after="100"/>
+      </w:pPr>
+      <w:r>
+        <w:rPr>
+          <w:rFonts w:ascii="BIZ UDPGothic" w:cs="BIZ UDPGothic" w:eastAsia="BIZ UDPGothic" w:hAnsi="BIZ UDPGothic"/>
+          <w:color w:val="404040"/>
+          <w:sz w:val="18"/>
+          <w:szCs w:val="18"/>
+        </w:rPr>
+        <w:t xml:space="preserve">申請者</w:t>
+      </w:r>
+      <w:r>
+        <w:br/>
+      </w:r>
+      <w:r>
+        <w:rPr>
+          <w:rFonts w:ascii="BIZ UDPGothic" w:cs="BIZ UDPGothic" w:eastAsia="BIZ UDPGothic" w:hAnsi="BIZ UDPGothic"/>
+          <w:i/>
+          <w:iCs/>
+          <w:color w:val="777777"/>
+          <w:sz w:val="16"/>
+          <w:szCs w:val="16"/>
+        </w:rPr>
+        <w:t xml:space="preserve">/ Người</w:t>
+      </w:r>
+    </w:p>
+    <w:p>
+      <w:pPr>
+        <w:spacing w:before="100" w:after="100"/>
+      </w:pPr>
+      <w:r>
+        <w:rPr>
+          <w:rFonts w:ascii="BIZ UDPGothic" w:cs="BIZ UDPGothic" w:eastAsia="BIZ UDPGothic" w:hAnsi="BIZ UDPGothic"/>
+          <w:color w:val="404040"/>
+          <w:sz w:val="18"/>
+          <w:szCs w:val="18"/>
+        </w:rPr>
+        <w:t xml:space="preserve">đề xuất</w:t>
+      </w:r>
+    </w:p>
+    <w:p>
+      <w:pPr>
+        <w:spacing w:before="100" w:after="100"/>
+      </w:pPr>
+      <w:r>
+        <w:rPr>
+          <w:rFonts w:ascii="BIZ UDPGothic" w:cs="BIZ UDPGothic" w:eastAsia="BIZ UDPGothic" w:hAnsi="BIZ UDPGothic"/>
+          <w:color w:val="404040"/>
+          <w:sz w:val="18"/>
+          <w:szCs w:val="18"/>
+        </w:rPr>
+        <w:t xml:space="preserve">承認者</w:t>
+      </w:r>
+      <w:r>
+        <w:br/>
+      </w:r>
+      <w:r>
+        <w:rPr>
+          <w:rFonts w:ascii="BIZ UDPGothic" w:cs="BIZ UDPGothic" w:eastAsia="BIZ UDPGothic" w:hAnsi="BIZ UDPGothic"/>
+          <w:i/>
+          <w:iCs/>
+          <w:color w:val="777777"/>
+          <w:sz w:val="16"/>
+          <w:szCs w:val="16"/>
+        </w:rPr>
+        <w:t xml:space="preserve">/ Người</w:t>
+      </w:r>
+    </w:p>
+    <w:p>
+      <w:pPr>
+        <w:spacing w:before="100" w:after="100"/>
+      </w:pPr>
+      <w:r>
+        <w:rPr>
+          <w:rFonts w:ascii="BIZ UDPGothic" w:cs="BIZ UDPGothic" w:eastAsia="BIZ UDPGothic" w:hAnsi="BIZ UDPGothic"/>
+          <w:color w:val="404040"/>
+          <w:sz w:val="18"/>
+          <w:szCs w:val="18"/>
+        </w:rPr>
+        <w:t xml:space="preserve">phê duyệt</w:t>
+      </w:r>
+    </w:p>
+    <w:p>
+      <w:pPr>
+        <w:spacing w:before="100" w:after="100"/>
+      </w:pPr>
+      <w:r>
+        <w:rPr>
+          <w:rFonts w:ascii="BIZ UDPGothic" w:cs="BIZ UDPGothic" w:eastAsia="BIZ UDPGothic" w:hAnsi="BIZ UDPGothic"/>
+          <w:color w:val="404040"/>
+          <w:sz w:val="18"/>
+          <w:szCs w:val="18"/>
+        </w:rPr>
+        <w:t xml:space="preserve">実施者</w:t>
+      </w:r>
+      <w:r>
+        <w:br/>
+      </w:r>
+      <w:r>
+        <w:rPr>
+          <w:rFonts w:ascii="BIZ UDPGothic" w:cs="BIZ UDPGothic" w:eastAsia="BIZ UDPGothic" w:hAnsi="BIZ UDPGothic"/>
+          <w:i/>
+          <w:iCs/>
+          <w:color w:val="777777"/>
+          <w:sz w:val="16"/>
+          <w:szCs w:val="16"/>
+        </w:rPr>
+        <w:t xml:space="preserve">/ Người</w:t>
+      </w:r>
+    </w:p>
+    <w:p>
+      <w:pPr>
+        <w:spacing w:before="100" w:after="100"/>
+      </w:pPr>
+      <w:r>
+        <w:rPr>
+          <w:rFonts w:ascii="BIZ UDPGothic" w:cs="BIZ UDPGothic" w:eastAsia="BIZ UDPGothic" w:hAnsi="BIZ UDPGothic"/>
+          <w:color w:val="404040"/>
+          <w:sz w:val="18"/>
+          <w:szCs w:val="18"/>
+        </w:rPr>
+        <w:t xml:space="preserve">thực hiện</w:t>
+      </w:r>
+    </w:p>
+    <w:p>
+      <w:pPr>
+        <w:spacing w:before="100" w:after="100"/>
+      </w:pPr>
+      <w:r>
+        <w:rPr>
+          <w:rFonts w:ascii="BIZ UDPGothic" w:cs="BIZ UDPGothic" w:eastAsia="BIZ UDPGothic" w:hAnsi="BIZ UDPGothic"/>
+          <w:color w:val="404040"/>
+          <w:sz w:val="18"/>
+          <w:szCs w:val="18"/>
+        </w:rPr>
+        <w:t xml:space="preserve">完了確認</w:t>
+      </w:r>
+      <w:r>
+        <w:br/>
+      </w:r>
+      <w:r>
+        <w:rPr>
+          <w:rFonts w:ascii="BIZ UDPGothic" w:cs="BIZ UDPGothic" w:eastAsia="BIZ UDPGothic" w:hAnsi="BIZ UDPGothic"/>
+          <w:i/>
+          <w:iCs/>
+          <w:color w:val="777777"/>
+          <w:sz w:val="16"/>
+          <w:szCs w:val="16"/>
+        </w:rPr>
+        <w:t xml:space="preserve">/ Xác</w:t>
+      </w:r>
+    </w:p>
+    <w:p>
+      <w:pPr>
+        <w:spacing w:before="100" w:after="100"/>
+      </w:pPr>
+      <w:r>
+        <w:rPr>
+          <w:rFonts w:ascii="BIZ UDPGothic" w:cs="BIZ UDPGothic" w:eastAsia="BIZ UDPGothic" w:hAnsi="BIZ UDPGothic"/>
+          <w:color w:val="404040"/>
+          <w:sz w:val="18"/>
+          <w:szCs w:val="18"/>
+        </w:rPr>
+        <w:t xml:space="preserve">nhận hoàn</w:t>
+      </w:r>
+    </w:p>
+    <w:p>
+      <w:pPr>
+        <w:spacing w:before="100" w:after="100"/>
+      </w:pPr>
+      <w:r>
+        <w:rPr>
+          <w:rFonts w:ascii="BIZ UDPGothic" w:cs="BIZ UDPGothic" w:eastAsia="BIZ UDPGothic" w:hAnsi="BIZ UDPGothic"/>
+          <w:color w:val="404040"/>
+          <w:sz w:val="18"/>
+          <w:szCs w:val="18"/>
+        </w:rPr>
+        <w:t xml:space="preserve">thành</w:t>
+      </w:r>
+    </w:p>
+    <w:p>
+      <w:pPr>
+        <w:spacing w:before="100" w:after="100"/>
+      </w:pPr>
+      <w:r>
+        <w:rPr>
+          <w:rFonts w:ascii="BIZ UDPGothic" w:cs="BIZ UDPGothic" w:eastAsia="BIZ UDPGothic" w:hAnsi="BIZ UDPGothic"/>
+          <w:color w:val="404040"/>
+          <w:sz w:val="18"/>
+          <w:szCs w:val="18"/>
+        </w:rPr>
+        <w:t xml:space="preserve">---------------- ------------------------------------------------------</w:t>
       </w:r>
     </w:p>
     <w:p>

--- a/40_AWS/05_改修資料/KSM_AWS_MOD_015_改修指示書_MySQLバックアップ設定_ja_vi.docx
+++ b/40_AWS/05_改修資料/KSM_AWS_MOD_015_改修指示書_MySQLバックアップ設定_ja_vi.docx
@@ -5056,6 +5056,1380 @@
         <w:t xml:space="preserve">---------------- ------------------------------------------------------</w:t>
       </w:r>
     </w:p>
+    <w:p>
+      <w:pPr>
+        <w:pBdr>
+          <w:left w:val="thick" w:color="C8102E" w:sz="20" w:space="6"/>
+        </w:pBdr>
+        <w:spacing w:before="280" w:after="100"/>
+      </w:pPr>
+      <w:r>
+        <w:rPr>
+          <w:rFonts w:ascii="BIZ UDPGothic" w:cs="BIZ UDPGothic" w:eastAsia="BIZ UDPGothic" w:hAnsi="BIZ UDPGothic"/>
+          <w:b/>
+          <w:bCs/>
+          <w:color w:val="C8102E"/>
+          <w:sz w:val="24"/>
+          <w:szCs w:val="24"/>
+        </w:rPr>
+        <w:t xml:space="preserve">■ デプロイ時確認・注意事項</w:t>
+      </w:r>
+      <w:r>
+        <w:br/>
+      </w:r>
+      <w:r>
+        <w:rPr>
+          <w:rFonts w:ascii="BIZ UDPGothic" w:cs="BIZ UDPGothic" w:eastAsia="BIZ UDPGothic" w:hAnsi="BIZ UDPGothic"/>
+          <w:i/>
+          <w:iCs/>
+          <w:color w:val="AA3344"/>
+          <w:sz w:val="17"/>
+          <w:szCs w:val="17"/>
+        </w:rPr>
+        <w:t xml:space="preserve">　Lưu Ý &amp; Xác Nhận Khi Triển Khai</w:t>
+      </w:r>
+    </w:p>
+    <w:p>
+      <w:pPr>
+        <w:spacing w:before="100" w:after="100"/>
+      </w:pPr>
+      <w:r>
+        <w:rPr>
+          <w:rFonts w:ascii="BIZ UDPGothic" w:cs="BIZ UDPGothic" w:eastAsia="BIZ UDPGothic" w:hAnsi="BIZ UDPGothic"/>
+          <w:color w:val="404040"/>
+          <w:sz w:val="18"/>
+          <w:szCs w:val="18"/>
+        </w:rPr>
+        <w:t xml:space="preserve">本改修のデプロイにあたり、以下の8項目を事前・事後に確認すること。</w:t>
+      </w:r>
+      <w:r>
+        <w:br/>
+      </w:r>
+      <w:r>
+        <w:rPr>
+          <w:rFonts w:ascii="BIZ UDPGothic" w:cs="BIZ UDPGothic" w:eastAsia="BIZ UDPGothic" w:hAnsi="BIZ UDPGothic"/>
+          <w:i/>
+          <w:iCs/>
+          <w:color w:val="777777"/>
+          <w:sz w:val="16"/>
+          <w:szCs w:val="16"/>
+        </w:rPr>
+        <w:t xml:space="preserve">/ Khi triển khai sửa đổi này, cần xác nhận 8 hạng mục dưới đây trước và sau khi deploy.</w:t>
+      </w:r>
+    </w:p>
+    <w:tbl>
+      <w:tblPr>
+        <w:tblW w:type="dxa" w:w="9506"/>
+        <w:tblBorders>
+          <w:top w:val="single" w:color="CCCCCC" w:sz="4"/>
+          <w:left w:val="single" w:color="CCCCCC" w:sz="4"/>
+          <w:bottom w:val="single" w:color="CCCCCC" w:sz="4"/>
+          <w:right w:val="single" w:color="CCCCCC" w:sz="4"/>
+          <w:insideH w:val="single" w:color="auto" w:sz="4"/>
+          <w:insideV w:val="single" w:color="auto" w:sz="4"/>
+        </w:tblBorders>
+      </w:tblPr>
+      <w:tblGrid>
+        <w:gridCol w:w="400"/>
+        <w:gridCol w:w="2200"/>
+        <w:gridCol w:w="6906"/>
+      </w:tblGrid>
+      <w:tr>
+        <w:trPr>
+          <w:cantSplit/>
+          <w:tblHeader/>
+        </w:trPr>
+        <w:tc>
+          <w:tcPr>
+            <w:tcW w:type="dxa" w:w="400"/>
+            <w:tcBorders>
+              <w:top w:val="single" w:color="CCCCCC" w:sz="4"/>
+              <w:left w:val="single" w:color="CCCCCC" w:sz="4"/>
+              <w:bottom w:val="single" w:color="CCCCCC" w:sz="4"/>
+              <w:right w:val="single" w:color="CCCCCC" w:sz="4"/>
+            </w:tcBorders>
+            <w:shd w:fill="E8E8E8" w:val="clear"/>
+            <w:tcMar>
+              <w:top w:type="dxa" w:w="80"/>
+              <w:left w:type="dxa" w:w="120"/>
+              <w:bottom w:type="dxa" w:w="80"/>
+              <w:right w:type="dxa" w:w="120"/>
+            </w:tcMar>
+            <w:vAlign w:val="center"/>
+          </w:tcPr>
+          <w:p>
+            <w:pPr>
+              <w:jc w:val="center"/>
+            </w:pPr>
+            <w:r>
+              <w:rPr>
+                <w:rFonts w:ascii="BIZ UDPGothic" w:cs="BIZ UDPGothic" w:eastAsia="BIZ UDPGothic" w:hAnsi="BIZ UDPGothic"/>
+                <w:b/>
+                <w:bCs/>
+                <w:color w:val="000000"/>
+                <w:sz w:val="18"/>
+                <w:szCs w:val="18"/>
+              </w:rPr>
+              <w:t xml:space="preserve">No.</w:t>
+            </w:r>
+          </w:p>
+        </w:tc>
+        <w:tc>
+          <w:tcPr>
+            <w:tcW w:type="dxa" w:w="2200"/>
+            <w:tcBorders>
+              <w:top w:val="single" w:color="CCCCCC" w:sz="4"/>
+              <w:left w:val="single" w:color="CCCCCC" w:sz="4"/>
+              <w:bottom w:val="single" w:color="CCCCCC" w:sz="4"/>
+              <w:right w:val="single" w:color="CCCCCC" w:sz="4"/>
+            </w:tcBorders>
+            <w:shd w:fill="E8E8E8" w:val="clear"/>
+            <w:tcMar>
+              <w:top w:type="dxa" w:w="80"/>
+              <w:left w:type="dxa" w:w="120"/>
+              <w:bottom w:type="dxa" w:w="80"/>
+              <w:right w:type="dxa" w:w="120"/>
+            </w:tcMar>
+            <w:vAlign w:val="center"/>
+          </w:tcPr>
+          <w:p>
+            <w:pPr>
+              <w:jc w:val="left"/>
+            </w:pPr>
+            <w:r>
+              <w:rPr>
+                <w:rFonts w:ascii="BIZ UDPGothic" w:cs="BIZ UDPGothic" w:eastAsia="BIZ UDPGothic" w:hAnsi="BIZ UDPGothic"/>
+                <w:b/>
+                <w:bCs/>
+                <w:color w:val="000000"/>
+                <w:sz w:val="18"/>
+                <w:szCs w:val="18"/>
+              </w:rPr>
+              <w:t xml:space="preserve">項目</w:t>
+            </w:r>
+            <w:r>
+              <w:rPr>
+                <w:rFonts w:ascii="BIZ UDPGothic" w:cs="BIZ UDPGothic" w:eastAsia="BIZ UDPGothic" w:hAnsi="BIZ UDPGothic"/>
+                <w:i/>
+                <w:iCs/>
+                <w:color w:val="888888"/>
+                <w:sz w:val="16"/>
+                <w:szCs w:val="16"/>
+              </w:rPr>
+              <w:t xml:space="preserve"> / </w:t>
+            </w:r>
+            <w:r>
+              <w:rPr>
+                <w:rFonts w:ascii="BIZ UDPGothic" w:cs="BIZ UDPGothic" w:eastAsia="BIZ UDPGothic" w:hAnsi="BIZ UDPGothic"/>
+                <w:i/>
+                <w:iCs/>
+                <w:color w:val="888888"/>
+                <w:sz w:val="16"/>
+                <w:szCs w:val="16"/>
+              </w:rPr>
+              <w:t xml:space="preserve">Hạng mục</w:t>
+            </w:r>
+          </w:p>
+        </w:tc>
+        <w:tc>
+          <w:tcPr>
+            <w:tcW w:type="dxa" w:w="6906"/>
+            <w:tcBorders>
+              <w:top w:val="single" w:color="CCCCCC" w:sz="4"/>
+              <w:left w:val="single" w:color="CCCCCC" w:sz="4"/>
+              <w:bottom w:val="single" w:color="CCCCCC" w:sz="4"/>
+              <w:right w:val="single" w:color="CCCCCC" w:sz="4"/>
+            </w:tcBorders>
+            <w:shd w:fill="E8E8E8" w:val="clear"/>
+            <w:tcMar>
+              <w:top w:type="dxa" w:w="80"/>
+              <w:left w:type="dxa" w:w="120"/>
+              <w:bottom w:type="dxa" w:w="80"/>
+              <w:right w:type="dxa" w:w="120"/>
+            </w:tcMar>
+            <w:vAlign w:val="center"/>
+          </w:tcPr>
+          <w:p>
+            <w:pPr>
+              <w:jc w:val="left"/>
+            </w:pPr>
+            <w:r>
+              <w:rPr>
+                <w:rFonts w:ascii="BIZ UDPGothic" w:cs="BIZ UDPGothic" w:eastAsia="BIZ UDPGothic" w:hAnsi="BIZ UDPGothic"/>
+                <w:b/>
+                <w:bCs/>
+                <w:color w:val="000000"/>
+                <w:sz w:val="18"/>
+                <w:szCs w:val="18"/>
+              </w:rPr>
+              <w:t xml:space="preserve">確認・注意事項</w:t>
+            </w:r>
+            <w:r>
+              <w:rPr>
+                <w:rFonts w:ascii="BIZ UDPGothic" w:cs="BIZ UDPGothic" w:eastAsia="BIZ UDPGothic" w:hAnsi="BIZ UDPGothic"/>
+                <w:i/>
+                <w:iCs/>
+                <w:color w:val="888888"/>
+                <w:sz w:val="16"/>
+                <w:szCs w:val="16"/>
+              </w:rPr>
+              <w:t xml:space="preserve"> / </w:t>
+            </w:r>
+            <w:r>
+              <w:rPr>
+                <w:rFonts w:ascii="BIZ UDPGothic" w:cs="BIZ UDPGothic" w:eastAsia="BIZ UDPGothic" w:hAnsi="BIZ UDPGothic"/>
+                <w:i/>
+                <w:iCs/>
+                <w:color w:val="888888"/>
+                <w:sz w:val="16"/>
+                <w:szCs w:val="16"/>
+              </w:rPr>
+              <w:t xml:space="preserve">Xác nhận &amp; Lưu ý</w:t>
+            </w:r>
+          </w:p>
+        </w:tc>
+      </w:tr>
+      <w:tr>
+        <w:trPr>
+          <w:cantSplit/>
+        </w:trPr>
+        <w:tc>
+          <w:tcPr>
+            <w:tcW w:type="dxa" w:w="400"/>
+            <w:tcBorders>
+              <w:top w:val="single" w:color="CCCCCC" w:sz="4"/>
+              <w:left w:val="single" w:color="CCCCCC" w:sz="4"/>
+              <w:bottom w:val="single" w:color="CCCCCC" w:sz="4"/>
+              <w:right w:val="single" w:color="CCCCCC" w:sz="4"/>
+            </w:tcBorders>
+            <w:shd w:fill="FFFFFF" w:val="clear"/>
+            <w:tcMar>
+              <w:top w:type="dxa" w:w="80"/>
+              <w:left w:type="dxa" w:w="120"/>
+              <w:bottom w:type="dxa" w:w="80"/>
+              <w:right w:type="dxa" w:w="120"/>
+            </w:tcMar>
+            <w:vAlign w:val="center"/>
+          </w:tcPr>
+          <w:p>
+            <w:pPr>
+              <w:jc w:val="center"/>
+            </w:pPr>
+            <w:r>
+              <w:rPr>
+                <w:rFonts w:ascii="BIZ UDPGothic" w:cs="BIZ UDPGothic" w:eastAsia="BIZ UDPGothic" w:hAnsi="BIZ UDPGothic"/>
+                <w:b w:val="false"/>
+                <w:bCs w:val="false"/>
+                <w:color w:val="404040"/>
+                <w:sz w:val="18"/>
+                <w:szCs w:val="18"/>
+              </w:rPr>
+              <w:t xml:space="preserve">1</w:t>
+            </w:r>
+          </w:p>
+        </w:tc>
+        <w:tc>
+          <w:tcPr>
+            <w:tcW w:type="dxa" w:w="2200"/>
+            <w:tcBorders>
+              <w:top w:val="single" w:color="CCCCCC" w:sz="4"/>
+              <w:left w:val="single" w:color="CCCCCC" w:sz="4"/>
+              <w:bottom w:val="single" w:color="CCCCCC" w:sz="4"/>
+              <w:right w:val="single" w:color="CCCCCC" w:sz="4"/>
+            </w:tcBorders>
+            <w:shd w:fill="FFFFFF" w:val="clear"/>
+            <w:tcMar>
+              <w:top w:type="dxa" w:w="80"/>
+              <w:left w:type="dxa" w:w="120"/>
+              <w:bottom w:type="dxa" w:w="80"/>
+              <w:right w:type="dxa" w:w="120"/>
+            </w:tcMar>
+          </w:tcPr>
+          <w:p>
+            <w:pPr>
+              <w:spacing w:before="0" w:after="0"/>
+            </w:pPr>
+            <w:r>
+              <w:rPr>
+                <w:rFonts w:ascii="BIZ UDPGothic" w:cs="BIZ UDPGothic" w:eastAsia="BIZ UDPGothic" w:hAnsi="BIZ UDPGothic"/>
+                <w:color w:val="404040"/>
+                <w:sz w:val="18"/>
+                <w:szCs w:val="18"/>
+              </w:rPr>
+              <w:t xml:space="preserve">[事前] ロールバック計画</w:t>
+            </w:r>
+          </w:p>
+          <w:p>
+            <w:pPr>
+              <w:spacing w:before="0" w:after="0"/>
+            </w:pPr>
+            <w:r>
+              <w:rPr>
+                <w:rFonts w:ascii="BIZ UDPGothic" w:cs="BIZ UDPGothic" w:eastAsia="BIZ UDPGothic" w:hAnsi="BIZ UDPGothic"/>
+                <w:color w:val="404040"/>
+                <w:sz w:val="18"/>
+                <w:szCs w:val="18"/>
+              </w:rPr>
+              <w:t xml:space="preserve">/ Kế hoạch rollback</w:t>
+            </w:r>
+          </w:p>
+        </w:tc>
+        <w:tc>
+          <w:tcPr>
+            <w:tcW w:type="dxa" w:w="6906"/>
+            <w:tcBorders>
+              <w:top w:val="single" w:color="CCCCCC" w:sz="4"/>
+              <w:left w:val="single" w:color="CCCCCC" w:sz="4"/>
+              <w:bottom w:val="single" w:color="CCCCCC" w:sz="4"/>
+              <w:right w:val="single" w:color="CCCCCC" w:sz="4"/>
+            </w:tcBorders>
+            <w:shd w:fill="FFFFFF" w:val="clear"/>
+            <w:tcMar>
+              <w:top w:type="dxa" w:w="80"/>
+              <w:left w:type="dxa" w:w="120"/>
+              <w:bottom w:type="dxa" w:w="80"/>
+              <w:right w:type="dxa" w:w="120"/>
+            </w:tcMar>
+          </w:tcPr>
+          <w:p>
+            <w:pPr>
+              <w:spacing w:before="0" w:after="0"/>
+            </w:pPr>
+            <w:r>
+              <w:rPr>
+                <w:rFonts w:ascii="BIZ UDPGothic" w:cs="BIZ UDPGothic" w:eastAsia="BIZ UDPGothic" w:hAnsi="BIZ UDPGothic"/>
+                <w:color w:val="404040"/>
+                <w:sz w:val="18"/>
+                <w:szCs w:val="18"/>
+              </w:rPr>
+              <w:t xml:space="preserve">バックアップ設定を元に戻す</w:t>
+            </w:r>
+          </w:p>
+          <w:p>
+            <w:pPr>
+              <w:spacing w:before="0" w:after="0"/>
+            </w:pPr>
+            <w:r>
+              <w:rPr>
+                <w:rFonts w:ascii="BIZ UDPGothic" w:cs="BIZ UDPGothic" w:eastAsia="BIZ UDPGothic" w:hAnsi="BIZ UDPGothic"/>
+                <w:color w:val="404040"/>
+                <w:sz w:val="18"/>
+                <w:szCs w:val="18"/>
+              </w:rPr>
+              <w:t xml:space="preserve">MySQL: SET GLOBAL で元の値を再設定</w:t>
+            </w:r>
+          </w:p>
+        </w:tc>
+      </w:tr>
+      <w:tr>
+        <w:trPr>
+          <w:cantSplit/>
+        </w:trPr>
+        <w:tc>
+          <w:tcPr>
+            <w:tcW w:type="dxa" w:w="400"/>
+            <w:tcBorders>
+              <w:top w:val="single" w:color="CCCCCC" w:sz="4"/>
+              <w:left w:val="single" w:color="CCCCCC" w:sz="4"/>
+              <w:bottom w:val="single" w:color="CCCCCC" w:sz="4"/>
+              <w:right w:val="single" w:color="CCCCCC" w:sz="4"/>
+            </w:tcBorders>
+            <w:shd w:fill="FFFFFF" w:val="clear"/>
+            <w:tcMar>
+              <w:top w:type="dxa" w:w="80"/>
+              <w:left w:type="dxa" w:w="120"/>
+              <w:bottom w:type="dxa" w:w="80"/>
+              <w:right w:type="dxa" w:w="120"/>
+            </w:tcMar>
+            <w:vAlign w:val="center"/>
+          </w:tcPr>
+          <w:p>
+            <w:pPr>
+              <w:jc w:val="center"/>
+            </w:pPr>
+            <w:r>
+              <w:rPr>
+                <w:rFonts w:ascii="BIZ UDPGothic" w:cs="BIZ UDPGothic" w:eastAsia="BIZ UDPGothic" w:hAnsi="BIZ UDPGothic"/>
+                <w:b w:val="false"/>
+                <w:bCs w:val="false"/>
+                <w:color w:val="404040"/>
+                <w:sz w:val="18"/>
+                <w:szCs w:val="18"/>
+              </w:rPr>
+              <w:t xml:space="preserve">2</w:t>
+            </w:r>
+          </w:p>
+        </w:tc>
+        <w:tc>
+          <w:tcPr>
+            <w:tcW w:type="dxa" w:w="2200"/>
+            <w:tcBorders>
+              <w:top w:val="single" w:color="CCCCCC" w:sz="4"/>
+              <w:left w:val="single" w:color="CCCCCC" w:sz="4"/>
+              <w:bottom w:val="single" w:color="CCCCCC" w:sz="4"/>
+              <w:right w:val="single" w:color="CCCCCC" w:sz="4"/>
+            </w:tcBorders>
+            <w:shd w:fill="FFFFFF" w:val="clear"/>
+            <w:tcMar>
+              <w:top w:type="dxa" w:w="80"/>
+              <w:left w:type="dxa" w:w="120"/>
+              <w:bottom w:type="dxa" w:w="80"/>
+              <w:right w:type="dxa" w:w="120"/>
+            </w:tcMar>
+          </w:tcPr>
+          <w:p>
+            <w:pPr>
+              <w:spacing w:before="0" w:after="0"/>
+            </w:pPr>
+            <w:r>
+              <w:rPr>
+                <w:rFonts w:ascii="BIZ UDPGothic" w:cs="BIZ UDPGothic" w:eastAsia="BIZ UDPGothic" w:hAnsi="BIZ UDPGothic"/>
+                <w:color w:val="404040"/>
+                <w:sz w:val="18"/>
+                <w:szCs w:val="18"/>
+              </w:rPr>
+              <w:t xml:space="preserve">[事前] データバックアップ</w:t>
+            </w:r>
+          </w:p>
+          <w:p>
+            <w:pPr>
+              <w:spacing w:before="0" w:after="0"/>
+            </w:pPr>
+            <w:r>
+              <w:rPr>
+                <w:rFonts w:ascii="BIZ UDPGothic" w:cs="BIZ UDPGothic" w:eastAsia="BIZ UDPGothic" w:hAnsi="BIZ UDPGothic"/>
+                <w:color w:val="404040"/>
+                <w:sz w:val="18"/>
+                <w:szCs w:val="18"/>
+              </w:rPr>
+              <w:t xml:space="preserve">/ Sao lưu dữ liệu</w:t>
+            </w:r>
+          </w:p>
+        </w:tc>
+        <w:tc>
+          <w:tcPr>
+            <w:tcW w:type="dxa" w:w="6906"/>
+            <w:tcBorders>
+              <w:top w:val="single" w:color="CCCCCC" w:sz="4"/>
+              <w:left w:val="single" w:color="CCCCCC" w:sz="4"/>
+              <w:bottom w:val="single" w:color="CCCCCC" w:sz="4"/>
+              <w:right w:val="single" w:color="CCCCCC" w:sz="4"/>
+            </w:tcBorders>
+            <w:shd w:fill="FFFFFF" w:val="clear"/>
+            <w:tcMar>
+              <w:top w:type="dxa" w:w="80"/>
+              <w:left w:type="dxa" w:w="120"/>
+              <w:bottom w:type="dxa" w:w="80"/>
+              <w:right w:type="dxa" w:w="120"/>
+            </w:tcMar>
+          </w:tcPr>
+          <w:p>
+            <w:pPr>
+              <w:spacing w:before="0" w:after="0"/>
+            </w:pPr>
+            <w:r>
+              <w:rPr>
+                <w:rFonts w:ascii="BIZ UDPGothic" w:cs="BIZ UDPGothic" w:eastAsia="BIZ UDPGothic" w:hAnsi="BIZ UDPGothic"/>
+                <w:color w:val="404040"/>
+                <w:sz w:val="18"/>
+                <w:szCs w:val="18"/>
+              </w:rPr>
+              <w:t xml:space="preserve">変更前のMySQL設定値を記録</w:t>
+            </w:r>
+          </w:p>
+          <w:p>
+            <w:pPr>
+              <w:spacing w:before="0" w:after="0"/>
+            </w:pPr>
+            <w:r>
+              <w:rPr>
+                <w:rFonts w:ascii="BIZ UDPGothic" w:cs="BIZ UDPGothic" w:eastAsia="BIZ UDPGothic" w:hAnsi="BIZ UDPGothic"/>
+                <w:color w:val="404040"/>
+                <w:sz w:val="18"/>
+                <w:szCs w:val="18"/>
+              </w:rPr>
+              <w:t xml:space="preserve">SHOW VARIABLES LIKE 'expire_logs_days';</w:t>
+            </w:r>
+          </w:p>
+          <w:p>
+            <w:pPr>
+              <w:spacing w:before="0" w:after="0"/>
+            </w:pPr>
+            <w:r>
+              <w:rPr>
+                <w:rFonts w:ascii="BIZ UDPGothic" w:cs="BIZ UDPGothic" w:eastAsia="BIZ UDPGothic" w:hAnsi="BIZ UDPGothic"/>
+                <w:color w:val="404040"/>
+                <w:sz w:val="18"/>
+                <w:szCs w:val="18"/>
+              </w:rPr>
+              <w:t xml:space="preserve">SHOW VARIABLES LIKE 'binlog_expire_logs_seconds';</w:t>
+            </w:r>
+          </w:p>
+        </w:tc>
+      </w:tr>
+      <w:tr>
+        <w:trPr>
+          <w:cantSplit/>
+        </w:trPr>
+        <w:tc>
+          <w:tcPr>
+            <w:tcW w:type="dxa" w:w="400"/>
+            <w:tcBorders>
+              <w:top w:val="single" w:color="CCCCCC" w:sz="4"/>
+              <w:left w:val="single" w:color="CCCCCC" w:sz="4"/>
+              <w:bottom w:val="single" w:color="CCCCCC" w:sz="4"/>
+              <w:right w:val="single" w:color="CCCCCC" w:sz="4"/>
+            </w:tcBorders>
+            <w:shd w:fill="FFFFFF" w:val="clear"/>
+            <w:tcMar>
+              <w:top w:type="dxa" w:w="80"/>
+              <w:left w:type="dxa" w:w="120"/>
+              <w:bottom w:type="dxa" w:w="80"/>
+              <w:right w:type="dxa" w:w="120"/>
+            </w:tcMar>
+            <w:vAlign w:val="center"/>
+          </w:tcPr>
+          <w:p>
+            <w:pPr>
+              <w:jc w:val="center"/>
+            </w:pPr>
+            <w:r>
+              <w:rPr>
+                <w:rFonts w:ascii="BIZ UDPGothic" w:cs="BIZ UDPGothic" w:eastAsia="BIZ UDPGothic" w:hAnsi="BIZ UDPGothic"/>
+                <w:b w:val="false"/>
+                <w:bCs w:val="false"/>
+                <w:color w:val="404040"/>
+                <w:sz w:val="18"/>
+                <w:szCs w:val="18"/>
+              </w:rPr>
+              <w:t xml:space="preserve">3</w:t>
+            </w:r>
+          </w:p>
+        </w:tc>
+        <w:tc>
+          <w:tcPr>
+            <w:tcW w:type="dxa" w:w="2200"/>
+            <w:tcBorders>
+              <w:top w:val="single" w:color="CCCCCC" w:sz="4"/>
+              <w:left w:val="single" w:color="CCCCCC" w:sz="4"/>
+              <w:bottom w:val="single" w:color="CCCCCC" w:sz="4"/>
+              <w:right w:val="single" w:color="CCCCCC" w:sz="4"/>
+            </w:tcBorders>
+            <w:shd w:fill="FFFFFF" w:val="clear"/>
+            <w:tcMar>
+              <w:top w:type="dxa" w:w="80"/>
+              <w:left w:type="dxa" w:w="120"/>
+              <w:bottom w:type="dxa" w:w="80"/>
+              <w:right w:type="dxa" w:w="120"/>
+            </w:tcMar>
+          </w:tcPr>
+          <w:p>
+            <w:pPr>
+              <w:spacing w:before="0" w:after="0"/>
+            </w:pPr>
+            <w:r>
+              <w:rPr>
+                <w:rFonts w:ascii="BIZ UDPGothic" w:cs="BIZ UDPGothic" w:eastAsia="BIZ UDPGothic" w:hAnsi="BIZ UDPGothic"/>
+                <w:color w:val="404040"/>
+                <w:sz w:val="18"/>
+                <w:szCs w:val="18"/>
+              </w:rPr>
+              <w:t xml:space="preserve">[事前] AWS事前作業確認</w:t>
+            </w:r>
+          </w:p>
+          <w:p>
+            <w:pPr>
+              <w:spacing w:before="0" w:after="0"/>
+            </w:pPr>
+            <w:r>
+              <w:rPr>
+                <w:rFonts w:ascii="BIZ UDPGothic" w:cs="BIZ UDPGothic" w:eastAsia="BIZ UDPGothic" w:hAnsi="BIZ UDPGothic"/>
+                <w:color w:val="404040"/>
+                <w:sz w:val="18"/>
+                <w:szCs w:val="18"/>
+              </w:rPr>
+              <w:t xml:space="preserve">/ Xác nhận công việc AWS</w:t>
+            </w:r>
+          </w:p>
+        </w:tc>
+        <w:tc>
+          <w:tcPr>
+            <w:tcW w:type="dxa" w:w="6906"/>
+            <w:tcBorders>
+              <w:top w:val="single" w:color="CCCCCC" w:sz="4"/>
+              <w:left w:val="single" w:color="CCCCCC" w:sz="4"/>
+              <w:bottom w:val="single" w:color="CCCCCC" w:sz="4"/>
+              <w:right w:val="single" w:color="CCCCCC" w:sz="4"/>
+            </w:tcBorders>
+            <w:shd w:fill="FFFFFF" w:val="clear"/>
+            <w:tcMar>
+              <w:top w:type="dxa" w:w="80"/>
+              <w:left w:type="dxa" w:w="120"/>
+              <w:bottom w:type="dxa" w:w="80"/>
+              <w:right w:type="dxa" w:w="120"/>
+            </w:tcMar>
+          </w:tcPr>
+          <w:p>
+            <w:pPr>
+              <w:spacing w:before="0" w:after="0"/>
+            </w:pPr>
+            <w:r>
+              <w:rPr>
+                <w:rFonts w:ascii="BIZ UDPGothic" w:cs="BIZ UDPGothic" w:eastAsia="BIZ UDPGothic" w:hAnsi="BIZ UDPGothic"/>
+                <w:color w:val="404040"/>
+                <w:sz w:val="18"/>
+                <w:szCs w:val="18"/>
+              </w:rPr>
+              <w:t xml:space="preserve">RDS MySQLインスタンスへの接続確認</w:t>
+            </w:r>
+          </w:p>
+          <w:p>
+            <w:pPr>
+              <w:spacing w:before="0" w:after="0"/>
+            </w:pPr>
+            <w:r>
+              <w:rPr>
+                <w:rFonts w:ascii="BIZ UDPGothic" w:cs="BIZ UDPGothic" w:eastAsia="BIZ UDPGothic" w:hAnsi="BIZ UDPGothic"/>
+                <w:color w:val="404040"/>
+                <w:sz w:val="18"/>
+                <w:szCs w:val="18"/>
+              </w:rPr>
+              <w:t xml:space="preserve">パラメータグループの変更権限確認</w:t>
+            </w:r>
+          </w:p>
+        </w:tc>
+      </w:tr>
+      <w:tr>
+        <w:trPr>
+          <w:cantSplit/>
+        </w:trPr>
+        <w:tc>
+          <w:tcPr>
+            <w:tcW w:type="dxa" w:w="400"/>
+            <w:tcBorders>
+              <w:top w:val="single" w:color="CCCCCC" w:sz="4"/>
+              <w:left w:val="single" w:color="CCCCCC" w:sz="4"/>
+              <w:bottom w:val="single" w:color="CCCCCC" w:sz="4"/>
+              <w:right w:val="single" w:color="CCCCCC" w:sz="4"/>
+            </w:tcBorders>
+            <w:shd w:fill="FFFFFF" w:val="clear"/>
+            <w:tcMar>
+              <w:top w:type="dxa" w:w="80"/>
+              <w:left w:type="dxa" w:w="120"/>
+              <w:bottom w:type="dxa" w:w="80"/>
+              <w:right w:type="dxa" w:w="120"/>
+            </w:tcMar>
+            <w:vAlign w:val="center"/>
+          </w:tcPr>
+          <w:p>
+            <w:pPr>
+              <w:jc w:val="center"/>
+            </w:pPr>
+            <w:r>
+              <w:rPr>
+                <w:rFonts w:ascii="BIZ UDPGothic" w:cs="BIZ UDPGothic" w:eastAsia="BIZ UDPGothic" w:hAnsi="BIZ UDPGothic"/>
+                <w:b w:val="false"/>
+                <w:bCs w:val="false"/>
+                <w:color w:val="404040"/>
+                <w:sz w:val="18"/>
+                <w:szCs w:val="18"/>
+              </w:rPr>
+              <w:t xml:space="preserve">4</w:t>
+            </w:r>
+          </w:p>
+        </w:tc>
+        <w:tc>
+          <w:tcPr>
+            <w:tcW w:type="dxa" w:w="2200"/>
+            <w:tcBorders>
+              <w:top w:val="single" w:color="CCCCCC" w:sz="4"/>
+              <w:left w:val="single" w:color="CCCCCC" w:sz="4"/>
+              <w:bottom w:val="single" w:color="CCCCCC" w:sz="4"/>
+              <w:right w:val="single" w:color="CCCCCC" w:sz="4"/>
+            </w:tcBorders>
+            <w:shd w:fill="FFFFFF" w:val="clear"/>
+            <w:tcMar>
+              <w:top w:type="dxa" w:w="80"/>
+              <w:left w:type="dxa" w:w="120"/>
+              <w:bottom w:type="dxa" w:w="80"/>
+              <w:right w:type="dxa" w:w="120"/>
+            </w:tcMar>
+          </w:tcPr>
+          <w:p>
+            <w:pPr>
+              <w:spacing w:before="0" w:after="0"/>
+            </w:pPr>
+            <w:r>
+              <w:rPr>
+                <w:rFonts w:ascii="BIZ UDPGothic" w:cs="BIZ UDPGothic" w:eastAsia="BIZ UDPGothic" w:hAnsi="BIZ UDPGothic"/>
+                <w:color w:val="404040"/>
+                <w:sz w:val="18"/>
+                <w:szCs w:val="18"/>
+              </w:rPr>
+              <w:t xml:space="preserve">[事前] デプロイタイムライン</w:t>
+            </w:r>
+          </w:p>
+          <w:p>
+            <w:pPr>
+              <w:spacing w:before="0" w:after="0"/>
+            </w:pPr>
+            <w:r>
+              <w:rPr>
+                <w:rFonts w:ascii="BIZ UDPGothic" w:cs="BIZ UDPGothic" w:eastAsia="BIZ UDPGothic" w:hAnsi="BIZ UDPGothic"/>
+                <w:color w:val="404040"/>
+                <w:sz w:val="18"/>
+                <w:szCs w:val="18"/>
+              </w:rPr>
+              <w:t xml:space="preserve">/ Timeline triển khai</w:t>
+            </w:r>
+          </w:p>
+        </w:tc>
+        <w:tc>
+          <w:tcPr>
+            <w:tcW w:type="dxa" w:w="6906"/>
+            <w:tcBorders>
+              <w:top w:val="single" w:color="CCCCCC" w:sz="4"/>
+              <w:left w:val="single" w:color="CCCCCC" w:sz="4"/>
+              <w:bottom w:val="single" w:color="CCCCCC" w:sz="4"/>
+              <w:right w:val="single" w:color="CCCCCC" w:sz="4"/>
+            </w:tcBorders>
+            <w:shd w:fill="FFFFFF" w:val="clear"/>
+            <w:tcMar>
+              <w:top w:type="dxa" w:w="80"/>
+              <w:left w:type="dxa" w:w="120"/>
+              <w:bottom w:type="dxa" w:w="80"/>
+              <w:right w:type="dxa" w:w="120"/>
+            </w:tcMar>
+          </w:tcPr>
+          <w:p>
+            <w:pPr>
+              <w:spacing w:before="0" w:after="0"/>
+            </w:pPr>
+            <w:r>
+              <w:rPr>
+                <w:rFonts w:ascii="BIZ UDPGothic" w:cs="BIZ UDPGothic" w:eastAsia="BIZ UDPGothic" w:hAnsi="BIZ UDPGothic"/>
+                <w:color w:val="404040"/>
+                <w:sz w:val="18"/>
+                <w:szCs w:val="18"/>
+              </w:rPr>
+              <w:t xml:space="preserve">① パラメータグループ変更: 15分</w:t>
+            </w:r>
+          </w:p>
+          <w:p>
+            <w:pPr>
+              <w:spacing w:before="0" w:after="0"/>
+            </w:pPr>
+            <w:r>
+              <w:rPr>
+                <w:rFonts w:ascii="BIZ UDPGothic" w:cs="BIZ UDPGothic" w:eastAsia="BIZ UDPGothic" w:hAnsi="BIZ UDPGothic"/>
+                <w:color w:val="404040"/>
+                <w:sz w:val="18"/>
+                <w:szCs w:val="18"/>
+              </w:rPr>
+              <w:t xml:space="preserve">② 適用確認: 10分</w:t>
+            </w:r>
+          </w:p>
+          <w:p>
+            <w:pPr>
+              <w:spacing w:before="0" w:after="0"/>
+            </w:pPr>
+            <w:r>
+              <w:rPr>
+                <w:rFonts w:ascii="BIZ UDPGothic" w:cs="BIZ UDPGothic" w:eastAsia="BIZ UDPGothic" w:hAnsi="BIZ UDPGothic"/>
+                <w:color w:val="404040"/>
+                <w:sz w:val="18"/>
+                <w:szCs w:val="18"/>
+              </w:rPr>
+              <w:t xml:space="preserve">合計: 約25分</w:t>
+            </w:r>
+          </w:p>
+        </w:tc>
+      </w:tr>
+      <w:tr>
+        <w:trPr>
+          <w:cantSplit/>
+        </w:trPr>
+        <w:tc>
+          <w:tcPr>
+            <w:tcW w:type="dxa" w:w="400"/>
+            <w:tcBorders>
+              <w:top w:val="single" w:color="CCCCCC" w:sz="4"/>
+              <w:left w:val="single" w:color="CCCCCC" w:sz="4"/>
+              <w:bottom w:val="single" w:color="CCCCCC" w:sz="4"/>
+              <w:right w:val="single" w:color="CCCCCC" w:sz="4"/>
+            </w:tcBorders>
+            <w:shd w:fill="FFFFFF" w:val="clear"/>
+            <w:tcMar>
+              <w:top w:type="dxa" w:w="80"/>
+              <w:left w:type="dxa" w:w="120"/>
+              <w:bottom w:type="dxa" w:w="80"/>
+              <w:right w:type="dxa" w:w="120"/>
+            </w:tcMar>
+            <w:vAlign w:val="center"/>
+          </w:tcPr>
+          <w:p>
+            <w:pPr>
+              <w:jc w:val="center"/>
+            </w:pPr>
+            <w:r>
+              <w:rPr>
+                <w:rFonts w:ascii="BIZ UDPGothic" w:cs="BIZ UDPGothic" w:eastAsia="BIZ UDPGothic" w:hAnsi="BIZ UDPGothic"/>
+                <w:b w:val="false"/>
+                <w:bCs w:val="false"/>
+                <w:color w:val="404040"/>
+                <w:sz w:val="18"/>
+                <w:szCs w:val="18"/>
+              </w:rPr>
+              <w:t xml:space="preserve">5</w:t>
+            </w:r>
+          </w:p>
+        </w:tc>
+        <w:tc>
+          <w:tcPr>
+            <w:tcW w:type="dxa" w:w="2200"/>
+            <w:tcBorders>
+              <w:top w:val="single" w:color="CCCCCC" w:sz="4"/>
+              <w:left w:val="single" w:color="CCCCCC" w:sz="4"/>
+              <w:bottom w:val="single" w:color="CCCCCC" w:sz="4"/>
+              <w:right w:val="single" w:color="CCCCCC" w:sz="4"/>
+            </w:tcBorders>
+            <w:shd w:fill="FFFFFF" w:val="clear"/>
+            <w:tcMar>
+              <w:top w:type="dxa" w:w="80"/>
+              <w:left w:type="dxa" w:w="120"/>
+              <w:bottom w:type="dxa" w:w="80"/>
+              <w:right w:type="dxa" w:w="120"/>
+            </w:tcMar>
+          </w:tcPr>
+          <w:p>
+            <w:pPr>
+              <w:spacing w:before="0" w:after="0"/>
+            </w:pPr>
+            <w:r>
+              <w:rPr>
+                <w:rFonts w:ascii="BIZ UDPGothic" w:cs="BIZ UDPGothic" w:eastAsia="BIZ UDPGothic" w:hAnsi="BIZ UDPGothic"/>
+                <w:color w:val="404040"/>
+                <w:sz w:val="18"/>
+                <w:szCs w:val="18"/>
+              </w:rPr>
+              <w:t xml:space="preserve">[事前] 担当者確認</w:t>
+            </w:r>
+          </w:p>
+          <w:p>
+            <w:pPr>
+              <w:spacing w:before="0" w:after="0"/>
+            </w:pPr>
+            <w:r>
+              <w:rPr>
+                <w:rFonts w:ascii="BIZ UDPGothic" w:cs="BIZ UDPGothic" w:eastAsia="BIZ UDPGothic" w:hAnsi="BIZ UDPGothic"/>
+                <w:color w:val="404040"/>
+                <w:sz w:val="18"/>
+                <w:szCs w:val="18"/>
+              </w:rPr>
+              <w:t xml:space="preserve">/ Xác nhận người phụ trách</w:t>
+            </w:r>
+          </w:p>
+        </w:tc>
+        <w:tc>
+          <w:tcPr>
+            <w:tcW w:type="dxa" w:w="6906"/>
+            <w:tcBorders>
+              <w:top w:val="single" w:color="CCCCCC" w:sz="4"/>
+              <w:left w:val="single" w:color="CCCCCC" w:sz="4"/>
+              <w:bottom w:val="single" w:color="CCCCCC" w:sz="4"/>
+              <w:right w:val="single" w:color="CCCCCC" w:sz="4"/>
+            </w:tcBorders>
+            <w:shd w:fill="FFFFFF" w:val="clear"/>
+            <w:tcMar>
+              <w:top w:type="dxa" w:w="80"/>
+              <w:left w:type="dxa" w:w="120"/>
+              <w:bottom w:type="dxa" w:w="80"/>
+              <w:right w:type="dxa" w:w="120"/>
+            </w:tcMar>
+          </w:tcPr>
+          <w:p>
+            <w:pPr>
+              <w:spacing w:before="0" w:after="0"/>
+            </w:pPr>
+            <w:r>
+              <w:rPr>
+                <w:rFonts w:ascii="BIZ UDPGothic" w:cs="BIZ UDPGothic" w:eastAsia="BIZ UDPGothic" w:hAnsi="BIZ UDPGothic"/>
+                <w:color w:val="404040"/>
+                <w:sz w:val="18"/>
+                <w:szCs w:val="18"/>
+              </w:rPr>
+              <w:t xml:space="preserve">作業: Thanh Nguyên</w:t>
+            </w:r>
+          </w:p>
+          <w:p>
+            <w:pPr>
+              <w:spacing w:before="0" w:after="0"/>
+            </w:pPr>
+            <w:r>
+              <w:rPr>
+                <w:rFonts w:ascii="BIZ UDPGothic" w:cs="BIZ UDPGothic" w:eastAsia="BIZ UDPGothic" w:hAnsi="BIZ UDPGothic"/>
+                <w:color w:val="404040"/>
+                <w:sz w:val="18"/>
+                <w:szCs w:val="18"/>
+              </w:rPr>
+              <w:t xml:space="preserve">レビュー: きよはら</w:t>
+            </w:r>
+          </w:p>
+          <w:p>
+            <w:pPr>
+              <w:spacing w:before="0" w:after="0"/>
+            </w:pPr>
+            <w:r>
+              <w:rPr>
+                <w:rFonts w:ascii="BIZ UDPGothic" w:cs="BIZ UDPGothic" w:eastAsia="BIZ UDPGothic" w:hAnsi="BIZ UDPGothic"/>
+                <w:color w:val="404040"/>
+                <w:sz w:val="18"/>
+                <w:szCs w:val="18"/>
+              </w:rPr>
+              <w:t xml:space="preserve">立会: 不要</w:t>
+            </w:r>
+          </w:p>
+        </w:tc>
+      </w:tr>
+      <w:tr>
+        <w:trPr>
+          <w:cantSplit/>
+        </w:trPr>
+        <w:tc>
+          <w:tcPr>
+            <w:tcW w:type="dxa" w:w="400"/>
+            <w:tcBorders>
+              <w:top w:val="single" w:color="CCCCCC" w:sz="4"/>
+              <w:left w:val="single" w:color="CCCCCC" w:sz="4"/>
+              <w:bottom w:val="single" w:color="CCCCCC" w:sz="4"/>
+              <w:right w:val="single" w:color="CCCCCC" w:sz="4"/>
+            </w:tcBorders>
+            <w:shd w:fill="FFFFFF" w:val="clear"/>
+            <w:tcMar>
+              <w:top w:type="dxa" w:w="80"/>
+              <w:left w:type="dxa" w:w="120"/>
+              <w:bottom w:type="dxa" w:w="80"/>
+              <w:right w:type="dxa" w:w="120"/>
+            </w:tcMar>
+            <w:vAlign w:val="center"/>
+          </w:tcPr>
+          <w:p>
+            <w:pPr>
+              <w:jc w:val="center"/>
+            </w:pPr>
+            <w:r>
+              <w:rPr>
+                <w:rFonts w:ascii="BIZ UDPGothic" w:cs="BIZ UDPGothic" w:eastAsia="BIZ UDPGothic" w:hAnsi="BIZ UDPGothic"/>
+                <w:b w:val="false"/>
+                <w:bCs w:val="false"/>
+                <w:color w:val="404040"/>
+                <w:sz w:val="18"/>
+                <w:szCs w:val="18"/>
+              </w:rPr>
+              <w:t xml:space="preserve">6</w:t>
+            </w:r>
+          </w:p>
+        </w:tc>
+        <w:tc>
+          <w:tcPr>
+            <w:tcW w:type="dxa" w:w="2200"/>
+            <w:tcBorders>
+              <w:top w:val="single" w:color="CCCCCC" w:sz="4"/>
+              <w:left w:val="single" w:color="CCCCCC" w:sz="4"/>
+              <w:bottom w:val="single" w:color="CCCCCC" w:sz="4"/>
+              <w:right w:val="single" w:color="CCCCCC" w:sz="4"/>
+            </w:tcBorders>
+            <w:shd w:fill="FFFFFF" w:val="clear"/>
+            <w:tcMar>
+              <w:top w:type="dxa" w:w="80"/>
+              <w:left w:type="dxa" w:w="120"/>
+              <w:bottom w:type="dxa" w:w="80"/>
+              <w:right w:type="dxa" w:w="120"/>
+            </w:tcMar>
+          </w:tcPr>
+          <w:p>
+            <w:pPr>
+              <w:spacing w:before="0" w:after="0"/>
+            </w:pPr>
+            <w:r>
+              <w:rPr>
+                <w:rFonts w:ascii="BIZ UDPGothic" w:cs="BIZ UDPGothic" w:eastAsia="BIZ UDPGothic" w:hAnsi="BIZ UDPGothic"/>
+                <w:color w:val="404040"/>
+                <w:sz w:val="18"/>
+                <w:szCs w:val="18"/>
+              </w:rPr>
+              <w:t xml:space="preserve">[事後] デプロイ後確認</w:t>
+            </w:r>
+          </w:p>
+          <w:p>
+            <w:pPr>
+              <w:spacing w:before="0" w:after="0"/>
+            </w:pPr>
+            <w:r>
+              <w:rPr>
+                <w:rFonts w:ascii="BIZ UDPGothic" w:cs="BIZ UDPGothic" w:eastAsia="BIZ UDPGothic" w:hAnsi="BIZ UDPGothic"/>
+                <w:color w:val="404040"/>
+                <w:sz w:val="18"/>
+                <w:szCs w:val="18"/>
+              </w:rPr>
+              <w:t xml:space="preserve">/ Kiểm tra sau deploy</w:t>
+            </w:r>
+          </w:p>
+        </w:tc>
+        <w:tc>
+          <w:tcPr>
+            <w:tcW w:type="dxa" w:w="6906"/>
+            <w:tcBorders>
+              <w:top w:val="single" w:color="CCCCCC" w:sz="4"/>
+              <w:left w:val="single" w:color="CCCCCC" w:sz="4"/>
+              <w:bottom w:val="single" w:color="CCCCCC" w:sz="4"/>
+              <w:right w:val="single" w:color="CCCCCC" w:sz="4"/>
+            </w:tcBorders>
+            <w:shd w:fill="FFFFFF" w:val="clear"/>
+            <w:tcMar>
+              <w:top w:type="dxa" w:w="80"/>
+              <w:left w:type="dxa" w:w="120"/>
+              <w:bottom w:type="dxa" w:w="80"/>
+              <w:right w:type="dxa" w:w="120"/>
+            </w:tcMar>
+          </w:tcPr>
+          <w:p>
+            <w:pPr>
+              <w:spacing w:before="0" w:after="0"/>
+            </w:pPr>
+            <w:r>
+              <w:rPr>
+                <w:rFonts w:ascii="BIZ UDPGothic" w:cs="BIZ UDPGothic" w:eastAsia="BIZ UDPGothic" w:hAnsi="BIZ UDPGothic"/>
+                <w:color w:val="404040"/>
+                <w:sz w:val="18"/>
+                <w:szCs w:val="18"/>
+              </w:rPr>
+              <w:t xml:space="preserve">□ バックアップ設定が変更後の値になっていること</w:t>
+            </w:r>
+          </w:p>
+          <w:p>
+            <w:pPr>
+              <w:spacing w:before="0" w:after="0"/>
+            </w:pPr>
+            <w:r>
+              <w:rPr>
+                <w:rFonts w:ascii="BIZ UDPGothic" w:cs="BIZ UDPGothic" w:eastAsia="BIZ UDPGothic" w:hAnsi="BIZ UDPGothic"/>
+                <w:color w:val="404040"/>
+                <w:sz w:val="18"/>
+                <w:szCs w:val="18"/>
+              </w:rPr>
+              <w:t xml:space="preserve">□ バイナリログが正常にローテーションされること</w:t>
+            </w:r>
+          </w:p>
+          <w:p>
+            <w:pPr>
+              <w:spacing w:before="0" w:after="0"/>
+            </w:pPr>
+            <w:r>
+              <w:rPr>
+                <w:rFonts w:ascii="BIZ UDPGothic" w:cs="BIZ UDPGothic" w:eastAsia="BIZ UDPGothic" w:hAnsi="BIZ UDPGothic"/>
+                <w:color w:val="404040"/>
+                <w:sz w:val="18"/>
+                <w:szCs w:val="18"/>
+              </w:rPr>
+              <w:t xml:space="preserve">□ DB接続が正常であること</w:t>
+            </w:r>
+          </w:p>
+        </w:tc>
+      </w:tr>
+      <w:tr>
+        <w:trPr>
+          <w:cantSplit/>
+        </w:trPr>
+        <w:tc>
+          <w:tcPr>
+            <w:tcW w:type="dxa" w:w="400"/>
+            <w:tcBorders>
+              <w:top w:val="single" w:color="CCCCCC" w:sz="4"/>
+              <w:left w:val="single" w:color="CCCCCC" w:sz="4"/>
+              <w:bottom w:val="single" w:color="CCCCCC" w:sz="4"/>
+              <w:right w:val="single" w:color="CCCCCC" w:sz="4"/>
+            </w:tcBorders>
+            <w:shd w:fill="FFFFFF" w:val="clear"/>
+            <w:tcMar>
+              <w:top w:type="dxa" w:w="80"/>
+              <w:left w:type="dxa" w:w="120"/>
+              <w:bottom w:type="dxa" w:w="80"/>
+              <w:right w:type="dxa" w:w="120"/>
+            </w:tcMar>
+            <w:vAlign w:val="center"/>
+          </w:tcPr>
+          <w:p>
+            <w:pPr>
+              <w:jc w:val="center"/>
+            </w:pPr>
+            <w:r>
+              <w:rPr>
+                <w:rFonts w:ascii="BIZ UDPGothic" w:cs="BIZ UDPGothic" w:eastAsia="BIZ UDPGothic" w:hAnsi="BIZ UDPGothic"/>
+                <w:b w:val="false"/>
+                <w:bCs w:val="false"/>
+                <w:color w:val="404040"/>
+                <w:sz w:val="18"/>
+                <w:szCs w:val="18"/>
+              </w:rPr>
+              <w:t xml:space="preserve">7</w:t>
+            </w:r>
+          </w:p>
+        </w:tc>
+        <w:tc>
+          <w:tcPr>
+            <w:tcW w:type="dxa" w:w="2200"/>
+            <w:tcBorders>
+              <w:top w:val="single" w:color="CCCCCC" w:sz="4"/>
+              <w:left w:val="single" w:color="CCCCCC" w:sz="4"/>
+              <w:bottom w:val="single" w:color="CCCCCC" w:sz="4"/>
+              <w:right w:val="single" w:color="CCCCCC" w:sz="4"/>
+            </w:tcBorders>
+            <w:shd w:fill="FFFFFF" w:val="clear"/>
+            <w:tcMar>
+              <w:top w:type="dxa" w:w="80"/>
+              <w:left w:type="dxa" w:w="120"/>
+              <w:bottom w:type="dxa" w:w="80"/>
+              <w:right w:type="dxa" w:w="120"/>
+            </w:tcMar>
+          </w:tcPr>
+          <w:p>
+            <w:pPr>
+              <w:spacing w:before="0" w:after="0"/>
+            </w:pPr>
+            <w:r>
+              <w:rPr>
+                <w:rFonts w:ascii="BIZ UDPGothic" w:cs="BIZ UDPGothic" w:eastAsia="BIZ UDPGothic" w:hAnsi="BIZ UDPGothic"/>
+                <w:color w:val="404040"/>
+                <w:sz w:val="18"/>
+                <w:szCs w:val="18"/>
+              </w:rPr>
+              <w:t xml:space="preserve">[事後] Go-Live後の監視</w:t>
+            </w:r>
+          </w:p>
+          <w:p>
+            <w:pPr>
+              <w:spacing w:before="0" w:after="0"/>
+            </w:pPr>
+            <w:r>
+              <w:rPr>
+                <w:rFonts w:ascii="BIZ UDPGothic" w:cs="BIZ UDPGothic" w:eastAsia="BIZ UDPGothic" w:hAnsi="BIZ UDPGothic"/>
+                <w:color w:val="404040"/>
+                <w:sz w:val="18"/>
+                <w:szCs w:val="18"/>
+              </w:rPr>
+              <w:t xml:space="preserve">/ Giám sát sau Go-Live</w:t>
+            </w:r>
+          </w:p>
+        </w:tc>
+        <w:tc>
+          <w:tcPr>
+            <w:tcW w:type="dxa" w:w="6906"/>
+            <w:tcBorders>
+              <w:top w:val="single" w:color="CCCCCC" w:sz="4"/>
+              <w:left w:val="single" w:color="CCCCCC" w:sz="4"/>
+              <w:bottom w:val="single" w:color="CCCCCC" w:sz="4"/>
+              <w:right w:val="single" w:color="CCCCCC" w:sz="4"/>
+            </w:tcBorders>
+            <w:shd w:fill="FFFFFF" w:val="clear"/>
+            <w:tcMar>
+              <w:top w:type="dxa" w:w="80"/>
+              <w:left w:type="dxa" w:w="120"/>
+              <w:bottom w:type="dxa" w:w="80"/>
+              <w:right w:type="dxa" w:w="120"/>
+            </w:tcMar>
+          </w:tcPr>
+          <w:p>
+            <w:pPr>
+              <w:spacing w:before="0" w:after="0"/>
+            </w:pPr>
+            <w:r>
+              <w:rPr>
+                <w:rFonts w:ascii="BIZ UDPGothic" w:cs="BIZ UDPGothic" w:eastAsia="BIZ UDPGothic" w:hAnsi="BIZ UDPGothic"/>
+                <w:color w:val="404040"/>
+                <w:sz w:val="18"/>
+                <w:szCs w:val="18"/>
+              </w:rPr>
+              <w:t xml:space="preserve">監視期間: 作業後1週間</w:t>
+            </w:r>
+          </w:p>
+          <w:p>
+            <w:pPr>
+              <w:spacing w:before="0" w:after="0"/>
+            </w:pPr>
+            <w:r>
+              <w:rPr>
+                <w:rFonts w:ascii="BIZ UDPGothic" w:cs="BIZ UDPGothic" w:eastAsia="BIZ UDPGothic" w:hAnsi="BIZ UDPGothic"/>
+                <w:color w:val="404040"/>
+                <w:sz w:val="18"/>
+                <w:szCs w:val="18"/>
+              </w:rPr>
+              <w:t xml:space="preserve">確認方法: MySQL SHOW VARIABLES で設定値確認</w:t>
+            </w:r>
+          </w:p>
+          <w:p>
+            <w:pPr>
+              <w:spacing w:before="0" w:after="0"/>
+            </w:pPr>
+            <w:r>
+              <w:rPr>
+                <w:rFonts w:ascii="BIZ UDPGothic" w:cs="BIZ UDPGothic" w:eastAsia="BIZ UDPGothic" w:hAnsi="BIZ UDPGothic"/>
+                <w:color w:val="404040"/>
+                <w:sz w:val="18"/>
+                <w:szCs w:val="18"/>
+              </w:rPr>
+              <w:t xml:space="preserve">異常時: パラメータグループを元に戻してリブート</w:t>
+            </w:r>
+          </w:p>
+        </w:tc>
+      </w:tr>
+      <w:tr>
+        <w:trPr>
+          <w:cantSplit/>
+        </w:trPr>
+        <w:tc>
+          <w:tcPr>
+            <w:tcW w:type="dxa" w:w="400"/>
+            <w:tcBorders>
+              <w:top w:val="single" w:color="CCCCCC" w:sz="4"/>
+              <w:left w:val="single" w:color="CCCCCC" w:sz="4"/>
+              <w:bottom w:val="single" w:color="CCCCCC" w:sz="4"/>
+              <w:right w:val="single" w:color="CCCCCC" w:sz="4"/>
+            </w:tcBorders>
+            <w:shd w:fill="FFFFFF" w:val="clear"/>
+            <w:tcMar>
+              <w:top w:type="dxa" w:w="80"/>
+              <w:left w:type="dxa" w:w="120"/>
+              <w:bottom w:type="dxa" w:w="80"/>
+              <w:right w:type="dxa" w:w="120"/>
+            </w:tcMar>
+            <w:vAlign w:val="center"/>
+          </w:tcPr>
+          <w:p>
+            <w:pPr>
+              <w:jc w:val="center"/>
+            </w:pPr>
+            <w:r>
+              <w:rPr>
+                <w:rFonts w:ascii="BIZ UDPGothic" w:cs="BIZ UDPGothic" w:eastAsia="BIZ UDPGothic" w:hAnsi="BIZ UDPGothic"/>
+                <w:b w:val="false"/>
+                <w:bCs w:val="false"/>
+                <w:color w:val="404040"/>
+                <w:sz w:val="18"/>
+                <w:szCs w:val="18"/>
+              </w:rPr>
+              <w:t xml:space="preserve">8</w:t>
+            </w:r>
+          </w:p>
+        </w:tc>
+        <w:tc>
+          <w:tcPr>
+            <w:tcW w:type="dxa" w:w="2200"/>
+            <w:tcBorders>
+              <w:top w:val="single" w:color="CCCCCC" w:sz="4"/>
+              <w:left w:val="single" w:color="CCCCCC" w:sz="4"/>
+              <w:bottom w:val="single" w:color="CCCCCC" w:sz="4"/>
+              <w:right w:val="single" w:color="CCCCCC" w:sz="4"/>
+            </w:tcBorders>
+            <w:shd w:fill="FFFFFF" w:val="clear"/>
+            <w:tcMar>
+              <w:top w:type="dxa" w:w="80"/>
+              <w:left w:type="dxa" w:w="120"/>
+              <w:bottom w:type="dxa" w:w="80"/>
+              <w:right w:type="dxa" w:w="120"/>
+            </w:tcMar>
+          </w:tcPr>
+          <w:p>
+            <w:pPr>
+              <w:spacing w:before="0" w:after="0"/>
+            </w:pPr>
+            <w:r>
+              <w:rPr>
+                <w:rFonts w:ascii="BIZ UDPGothic" w:cs="BIZ UDPGothic" w:eastAsia="BIZ UDPGothic" w:hAnsi="BIZ UDPGothic"/>
+                <w:color w:val="404040"/>
+                <w:sz w:val="18"/>
+                <w:szCs w:val="18"/>
+              </w:rPr>
+              <w:t xml:space="preserve">[参考] テストシナリオ</w:t>
+            </w:r>
+          </w:p>
+          <w:p>
+            <w:pPr>
+              <w:spacing w:before="0" w:after="0"/>
+            </w:pPr>
+            <w:r>
+              <w:rPr>
+                <w:rFonts w:ascii="BIZ UDPGothic" w:cs="BIZ UDPGothic" w:eastAsia="BIZ UDPGothic" w:hAnsi="BIZ UDPGothic"/>
+                <w:color w:val="404040"/>
+                <w:sz w:val="18"/>
+                <w:szCs w:val="18"/>
+              </w:rPr>
+              <w:t xml:space="preserve">/ Kịch bản kiểm thử</w:t>
+            </w:r>
+          </w:p>
+        </w:tc>
+        <w:tc>
+          <w:tcPr>
+            <w:tcW w:type="dxa" w:w="6906"/>
+            <w:tcBorders>
+              <w:top w:val="single" w:color="CCCCCC" w:sz="4"/>
+              <w:left w:val="single" w:color="CCCCCC" w:sz="4"/>
+              <w:bottom w:val="single" w:color="CCCCCC" w:sz="4"/>
+              <w:right w:val="single" w:color="CCCCCC" w:sz="4"/>
+            </w:tcBorders>
+            <w:shd w:fill="FFFFFF" w:val="clear"/>
+            <w:tcMar>
+              <w:top w:type="dxa" w:w="80"/>
+              <w:left w:type="dxa" w:w="120"/>
+              <w:bottom w:type="dxa" w:w="80"/>
+              <w:right w:type="dxa" w:w="120"/>
+            </w:tcMar>
+          </w:tcPr>
+          <w:p>
+            <w:pPr>
+              <w:spacing w:before="0" w:after="0"/>
+            </w:pPr>
+            <w:r>
+              <w:rPr>
+                <w:rFonts w:ascii="BIZ UDPGothic" w:cs="BIZ UDPGothic" w:eastAsia="BIZ UDPGothic" w:hAnsi="BIZ UDPGothic"/>
+                <w:color w:val="404040"/>
+                <w:sz w:val="18"/>
+                <w:szCs w:val="18"/>
+              </w:rPr>
+              <w:t xml:space="preserve">T1: パラメータグループ設定値確認</w:t>
+            </w:r>
+          </w:p>
+          <w:p>
+            <w:pPr>
+              <w:spacing w:before="0" w:after="0"/>
+            </w:pPr>
+            <w:r>
+              <w:rPr>
+                <w:rFonts w:ascii="BIZ UDPGothic" w:cs="BIZ UDPGothic" w:eastAsia="BIZ UDPGothic" w:hAnsi="BIZ UDPGothic"/>
+                <w:color w:val="404040"/>
+                <w:sz w:val="18"/>
+                <w:szCs w:val="18"/>
+              </w:rPr>
+              <w:t xml:space="preserve">T2: バイナリログローテーション確認</w:t>
+            </w:r>
+          </w:p>
+          <w:p>
+            <w:pPr>
+              <w:spacing w:before="0" w:after="0"/>
+            </w:pPr>
+            <w:r>
+              <w:rPr>
+                <w:rFonts w:ascii="BIZ UDPGothic" w:cs="BIZ UDPGothic" w:eastAsia="BIZ UDPGothic" w:hAnsi="BIZ UDPGothic"/>
+                <w:color w:val="404040"/>
+                <w:sz w:val="18"/>
+                <w:szCs w:val="18"/>
+              </w:rPr>
+              <w:t xml:space="preserve">T3: DB接続確認</w:t>
+            </w:r>
+          </w:p>
+        </w:tc>
+      </w:tr>
+    </w:tbl>
     <w:p>
       <w:pPr>
         <w:spacing w:before="100" w:after="100"/>
